--- a/docs/släktträd.docx
+++ b/docs/släktträd.docx
@@ -40,8 +40,44 @@
         <w:rPr>
           <w:lang w:val="en-US"/>
         </w:rPr>
-        <w:t>React/Electron → (HTTP-anrop, t.ex. fetch) → Flask (Python) → (SQL) → SQLite-databas</w:t>
-      </w:r>
+        <w:t>React/Electron → (HTTP-</w:t>
+      </w:r>
+      <w:proofErr w:type="spellStart"/>
+      <w:r>
+        <w:rPr>
+          <w:lang w:val="en-US"/>
+        </w:rPr>
+        <w:t>anrop</w:t>
+      </w:r>
+      <w:proofErr w:type="spellEnd"/>
+      <w:r>
+        <w:rPr>
+          <w:lang w:val="en-US"/>
+        </w:rPr>
+        <w:t xml:space="preserve">, </w:t>
+      </w:r>
+      <w:proofErr w:type="spellStart"/>
+      <w:r>
+        <w:rPr>
+          <w:lang w:val="en-US"/>
+        </w:rPr>
+        <w:t>t.ex</w:t>
+      </w:r>
+      <w:proofErr w:type="spellEnd"/>
+      <w:r>
+        <w:rPr>
+          <w:lang w:val="en-US"/>
+        </w:rPr>
+        <w:t>. fetch) → Flask (Python) → (SQL) → SQLite-</w:t>
+      </w:r>
+      <w:proofErr w:type="spellStart"/>
+      <w:r>
+        <w:rPr>
+          <w:lang w:val="en-US"/>
+        </w:rPr>
+        <w:t>databas</w:t>
+      </w:r>
+      <w:proofErr w:type="spellEnd"/>
     </w:p>
     <w:p>
       <w:pPr>
@@ -67,19 +103,33 @@
         <w:rPr>
           <w:lang w:val="en-US"/>
         </w:rPr>
-        <w:t>C:\Users\denni\Documents\Dennis\programmering\WestFamilyTree\WestFamilyTree&gt; npm run dev</w:t>
-      </w:r>
-    </w:p>
-    <w:p>
-      <w:pPr>
+        <w:t xml:space="preserve">C:\Users\denni\Documents\Dennis\programmering\WestFamilyTree\WestFamilyTree&gt; </w:t>
+      </w:r>
+      <w:proofErr w:type="spellStart"/>
+      <w:r>
         <w:rPr>
           <w:lang w:val="en-US"/>
         </w:rPr>
-      </w:pPr>
+        <w:t>npm</w:t>
+      </w:r>
+      <w:proofErr w:type="spellEnd"/>
       <w:r>
         <w:rPr>
           <w:lang w:val="en-US"/>
         </w:rPr>
+        <w:t xml:space="preserve"> run dev</w:t>
+      </w:r>
+    </w:p>
+    <w:p>
+      <w:pPr>
+        <w:rPr>
+          <w:lang w:val="en-US"/>
+        </w:rPr>
+      </w:pPr>
+      <w:r>
+        <w:rPr>
+          <w:lang w:val="en-US"/>
+        </w:rPr>
         <w:t xml:space="preserve">C:\Users\denni\Documents\Dennis\programmering\WestFamilyTree\WestFamilyTree&gt; </w:t>
       </w:r>
       <w:r>
@@ -120,11 +170,19 @@
         </w:rPr>
         <w:t xml:space="preserve">C:\Users\denni\Documents\Dennis\programmering\WestFamilyTree\WestFamilyTree&gt; </w:t>
       </w:r>
+      <w:proofErr w:type="spellStart"/>
       <w:r>
         <w:rPr>
           <w:lang w:val="en-US"/>
         </w:rPr>
-        <w:t>npm run electron</w:t>
+        <w:t>npm</w:t>
+      </w:r>
+      <w:proofErr w:type="spellEnd"/>
+      <w:r>
+        <w:rPr>
+          <w:lang w:val="en-US"/>
+        </w:rPr>
+        <w:t xml:space="preserve"> run electron</w:t>
       </w:r>
     </w:p>
     <w:p>
@@ -359,8 +417,14 @@
           <w:ilvl w:val="0"/>
           <w:numId w:val="11"/>
         </w:numPr>
-      </w:pPr>
-      <w:r>
+        <w:rPr>
+          <w:strike/>
+        </w:rPr>
+      </w:pPr>
+      <w:r>
+        <w:rPr>
+          <w:strike/>
+        </w:rPr>
         <w:t>"På denna dag" (On This Day):</w:t>
       </w:r>
     </w:p>
@@ -371,8 +435,14 @@
           <w:ilvl w:val="1"/>
           <w:numId w:val="11"/>
         </w:numPr>
-      </w:pPr>
-      <w:r>
+        <w:rPr>
+          <w:strike/>
+        </w:rPr>
+      </w:pPr>
+      <w:r>
+        <w:rPr>
+          <w:strike/>
+        </w:rPr>
         <w:t>En widget på startsidan: "Idag är det 14 november. Här är 3 bilder som togs detta datum genom historien."</w:t>
       </w:r>
     </w:p>
@@ -383,13 +453,20 @@
           <w:ilvl w:val="0"/>
           <w:numId w:val="11"/>
         </w:numPr>
-      </w:pPr>
-      <w:r>
+        <w:rPr>
+          <w:strike/>
+        </w:rPr>
+      </w:pPr>
+      <w:r>
+        <w:rPr>
+          <w:strike/>
+        </w:rPr>
         <w:t xml:space="preserve">Namnstatistik och Dashboards </w:t>
       </w:r>
       <w:r>
         <w:rPr>
           <w:rFonts w:ascii="Segoe UI Emoji" w:hAnsi="Segoe UI Emoji" w:cs="Segoe UI Emoji"/>
+          <w:strike/>
         </w:rPr>
         <w:t>📊</w:t>
       </w:r>
@@ -401,8 +478,14 @@
           <w:ilvl w:val="1"/>
           <w:numId w:val="11"/>
         </w:numPr>
-      </w:pPr>
-      <w:r>
+        <w:rPr>
+          <w:strike/>
+        </w:rPr>
+      </w:pPr>
+      <w:r>
+        <w:rPr>
+          <w:strike/>
+        </w:rPr>
         <w:t>Idé: En "Statistik"-flik som visar grafer.</w:t>
       </w:r>
     </w:p>
@@ -413,8 +496,14 @@
           <w:ilvl w:val="1"/>
           <w:numId w:val="11"/>
         </w:numPr>
-      </w:pPr>
-      <w:r>
+        <w:rPr>
+          <w:strike/>
+        </w:rPr>
+      </w:pPr>
+      <w:r>
+        <w:rPr>
+          <w:strike/>
+        </w:rPr>
         <w:t>Data:</w:t>
       </w:r>
     </w:p>
@@ -425,8 +514,14 @@
           <w:ilvl w:val="2"/>
           <w:numId w:val="11"/>
         </w:numPr>
-      </w:pPr>
-      <w:r>
+        <w:rPr>
+          <w:strike/>
+        </w:rPr>
+      </w:pPr>
+      <w:r>
+        <w:rPr>
+          <w:strike/>
+        </w:rPr>
         <w:t>"Vanligaste förnamnet i släkten."</w:t>
       </w:r>
     </w:p>
@@ -437,8 +532,14 @@
           <w:ilvl w:val="2"/>
           <w:numId w:val="11"/>
         </w:numPr>
-      </w:pPr>
-      <w:r>
+        <w:rPr>
+          <w:strike/>
+        </w:rPr>
+      </w:pPr>
+      <w:r>
+        <w:rPr>
+          <w:strike/>
+        </w:rPr>
         <w:t>"Medellivslängd per århundrade."</w:t>
       </w:r>
     </w:p>
@@ -449,8 +550,14 @@
           <w:ilvl w:val="2"/>
           <w:numId w:val="11"/>
         </w:numPr>
-      </w:pPr>
-      <w:r>
+        <w:rPr>
+          <w:strike/>
+        </w:rPr>
+      </w:pPr>
+      <w:r>
+        <w:rPr>
+          <w:strike/>
+        </w:rPr>
         <w:t>"Vilken månad föddes flest barn?"</w:t>
       </w:r>
     </w:p>
@@ -461,8 +568,14 @@
           <w:ilvl w:val="2"/>
           <w:numId w:val="11"/>
         </w:numPr>
-      </w:pPr>
-      <w:r>
+        <w:rPr>
+          <w:strike/>
+        </w:rPr>
+      </w:pPr>
+      <w:r>
+        <w:rPr>
+          <w:strike/>
+        </w:rPr>
         <w:t>"Karta över var släkten bott (Heatmap)."</w:t>
       </w:r>
     </w:p>
@@ -473,8 +586,14 @@
           <w:ilvl w:val="0"/>
           <w:numId w:val="11"/>
         </w:numPr>
-      </w:pPr>
-      <w:r>
+        <w:rPr>
+          <w:strike/>
+        </w:rPr>
+      </w:pPr>
+      <w:r>
+        <w:rPr>
+          <w:strike/>
+        </w:rPr>
         <w:t>Att-göra-listor (Todo): Koppla uppgifter till personer. "Kolla upp bouppteckningen för Karl".</w:t>
       </w:r>
     </w:p>
@@ -482,8 +601,14 @@
       <w:pPr>
         <w:pStyle w:val="ListParagraph"/>
         <w:ind w:left="360"/>
-      </w:pPr>
-      <w:r>
+        <w:rPr>
+          <w:strike/>
+        </w:rPr>
+      </w:pPr>
+      <w:r>
+        <w:rPr>
+          <w:strike/>
+        </w:rPr>
         <w:t>Fortsätt där man slutade….</w:t>
       </w:r>
     </w:p>
@@ -682,7 +807,69 @@
         </w:numPr>
       </w:pPr>
       <w:r>
-        <w:t>Avancerad sök (Samam somo i sök flik)</w:t>
+        <w:t xml:space="preserve">Relationskalkylator ("Hur är vi släkt?") </w:t>
+      </w:r>
+      <w:r>
+        <w:rPr>
+          <w:rFonts w:ascii="Segoe UI Emoji" w:hAnsi="Segoe UI Emoji" w:cs="Segoe UI Emoji"/>
+        </w:rPr>
+        <w:t>🧮</w:t>
+      </w:r>
+    </w:p>
+    <w:p>
+      <w:pPr>
+        <w:pStyle w:val="ListParagraph"/>
+        <w:numPr>
+          <w:ilvl w:val="1"/>
+          <w:numId w:val="10"/>
+        </w:numPr>
+      </w:pPr>
+      <w:r>
+        <w:t>Idé: Du väljer Person A (dig själv) och Person B (en avlägsen släkting).</w:t>
+      </w:r>
+    </w:p>
+    <w:p>
+      <w:pPr>
+        <w:pStyle w:val="ListParagraph"/>
+        <w:numPr>
+          <w:ilvl w:val="1"/>
+          <w:numId w:val="10"/>
+        </w:numPr>
+      </w:pPr>
+      <w:r>
+        <w:t>Resultat: Appen räknar ut den kortaste vägen och säger: "Ni är bryllingar (fyrmänningar). Er gemensamma ana är Per Persson född 1750."</w:t>
+      </w:r>
+    </w:p>
+    <w:p>
+      <w:pPr>
+        <w:pStyle w:val="ListParagraph"/>
+        <w:numPr>
+          <w:ilvl w:val="1"/>
+          <w:numId w:val="10"/>
+        </w:numPr>
+      </w:pPr>
+      <w:r>
+        <w:t>Gren</w:t>
+      </w:r>
+    </w:p>
+    <w:p>
+      <w:pPr>
+        <w:pStyle w:val="ListParagraph"/>
+        <w:numPr>
+          <w:ilvl w:val="1"/>
+          <w:numId w:val="10"/>
+        </w:numPr>
+      </w:pPr>
+      <w:r>
+        <w:t>färglägg</w:t>
+      </w:r>
+    </w:p>
+    <w:p>
+      <w:pPr>
+        <w:pStyle w:val="Heading2"/>
+      </w:pPr>
+      <w:r>
+        <w:t>Redigera person:</w:t>
       </w:r>
     </w:p>
     <w:p>
@@ -694,7 +881,7 @@
         </w:numPr>
       </w:pPr>
       <w:r>
-        <w:t>Exportera bilder</w:t>
+        <w:t>Bokmärke</w:t>
       </w:r>
     </w:p>
     <w:p>
@@ -718,49 +905,7 @@
         </w:numPr>
       </w:pPr>
       <w:r>
-        <w:t xml:space="preserve">Relationskalkylator ("Hur är vi släkt?") </w:t>
-      </w:r>
-      <w:r>
-        <w:rPr>
-          <w:rFonts w:ascii="Segoe UI Emoji" w:hAnsi="Segoe UI Emoji" w:cs="Segoe UI Emoji"/>
-        </w:rPr>
-        <w:t>🧮</w:t>
-      </w:r>
-    </w:p>
-    <w:p>
-      <w:pPr>
-        <w:pStyle w:val="ListParagraph"/>
-        <w:numPr>
-          <w:ilvl w:val="1"/>
-          <w:numId w:val="10"/>
-        </w:numPr>
-      </w:pPr>
-      <w:r>
-        <w:t>Idé: Du väljer Person A (dig själv) och Person B (en avlägsen släkting).</w:t>
-      </w:r>
-    </w:p>
-    <w:p>
-      <w:pPr>
-        <w:pStyle w:val="ListParagraph"/>
-        <w:numPr>
-          <w:ilvl w:val="1"/>
-          <w:numId w:val="10"/>
-        </w:numPr>
-      </w:pPr>
-      <w:r>
-        <w:t>Resultat: Appen räknar ut den kortaste vägen och säger: "Ni är bryllingar (fyrmänningar). Er gemensamma ana är Per Persson född 1750."</w:t>
-      </w:r>
-    </w:p>
-    <w:p>
-      <w:pPr>
-        <w:pStyle w:val="ListParagraph"/>
-        <w:numPr>
-          <w:ilvl w:val="1"/>
-          <w:numId w:val="10"/>
-        </w:numPr>
-      </w:pPr>
-      <w:r>
-        <w:t>Teknik: Graf-algoritmer (Dijkstra eller Breadth-First Search) i JavaScript.</w:t>
+        <w:t>Exportera bilder</w:t>
       </w:r>
     </w:p>
     <w:p>
@@ -789,6 +934,63 @@
     </w:p>
     <w:p>
       <w:pPr>
+        <w:pStyle w:val="ListParagraph"/>
+        <w:numPr>
+          <w:ilvl w:val="0"/>
+          <w:numId w:val="10"/>
+        </w:numPr>
+      </w:pPr>
+      <w:r>
+        <w:t>Född som (namn)</w:t>
+      </w:r>
+    </w:p>
+    <w:p>
+      <w:pPr>
+        <w:pStyle w:val="ListParagraph"/>
+        <w:numPr>
+          <w:ilvl w:val="0"/>
+          <w:numId w:val="10"/>
+        </w:numPr>
+      </w:pPr>
+      <w:r>
+        <w:t>Smeknamn, andra namn.</w:t>
+      </w:r>
+      <w:r>
+        <w:t xml:space="preserve"> </w:t>
+      </w:r>
+    </w:p>
+    <w:p>
+      <w:pPr>
+        <w:pStyle w:val="ListParagraph"/>
+        <w:numPr>
+          <w:ilvl w:val="0"/>
+          <w:numId w:val="10"/>
+        </w:numPr>
+      </w:pPr>
+      <w:r>
+        <w:t>Gren</w:t>
+      </w:r>
+    </w:p>
+    <w:p>
+      <w:pPr>
+        <w:pStyle w:val="ListParagraph"/>
+        <w:numPr>
+          <w:ilvl w:val="0"/>
+          <w:numId w:val="10"/>
+        </w:numPr>
+      </w:pPr>
+      <w:r>
+        <w:t>färglägg</w:t>
+      </w:r>
+    </w:p>
+    <w:p>
+      <w:pPr>
+        <w:pStyle w:val="ListParagraph"/>
+        <w:ind w:left="360"/>
+      </w:pPr>
+    </w:p>
+    <w:p>
+      <w:pPr>
         <w:pStyle w:val="Heading2"/>
       </w:pPr>
       <w:r>
@@ -843,6 +1045,7 @@
         </w:numPr>
       </w:pPr>
       <w:r>
+        <w:lastRenderedPageBreak/>
         <w:t xml:space="preserve">Karta &amp; Geotaggning </w:t>
       </w:r>
       <w:r>
@@ -914,11 +1117,19 @@
           <w:lang w:val="en-US"/>
         </w:rPr>
       </w:pPr>
+      <w:proofErr w:type="spellStart"/>
       <w:r>
         <w:rPr>
           <w:lang w:val="en-US"/>
         </w:rPr>
-        <w:t>Profilbilds-skördare (Crop-to-Profile):</w:t>
+        <w:t>Profilbilds-skördare</w:t>
+      </w:r>
+      <w:proofErr w:type="spellEnd"/>
+      <w:r>
+        <w:rPr>
+          <w:lang w:val="en-US"/>
+        </w:rPr>
+        <w:t xml:space="preserve"> (Crop-to-Profile):</w:t>
       </w:r>
     </w:p>
     <w:p>
@@ -942,7 +1153,6 @@
         </w:numPr>
       </w:pPr>
       <w:r>
-        <w:lastRenderedPageBreak/>
         <w:t>En knapp "Spara som profilbild" som automatiskt beskär just det ansiktet och sparar det som personens huvudbild i släktträdet.</w:t>
       </w:r>
     </w:p>
@@ -1241,6 +1451,7 @@
         <w:pStyle w:val="Heading2"/>
       </w:pPr>
       <w:r>
+        <w:lastRenderedPageBreak/>
         <w:t>Kartregister</w:t>
       </w:r>
     </w:p>
@@ -1269,7 +1480,6 @@
         <w:pStyle w:val="Heading2"/>
       </w:pPr>
       <w:r>
-        <w:lastRenderedPageBreak/>
         <w:t>Gårdsregister</w:t>
       </w:r>
     </w:p>
@@ -1576,6 +1786,7 @@
         <w:rPr>
           <w:rFonts w:ascii="Segoe UI Symbol" w:hAnsi="Segoe UI Symbol" w:cs="Segoe UI Symbol"/>
         </w:rPr>
+        <w:lastRenderedPageBreak/>
         <w:t>🏷</w:t>
       </w:r>
       <w:r>
@@ -1619,7 +1830,6 @@
         <w:pStyle w:val="ListParagraph"/>
       </w:pPr>
       <w:r>
-        <w:lastRenderedPageBreak/>
         <w:t>Unikt värde: Ger användaren total frihet att organisera sin forskning på sitt eget sätt.</w:t>
       </w:r>
     </w:p>
@@ -1935,6 +2145,7 @@
         </w:numPr>
       </w:pPr>
       <w:r>
+        <w:lastRenderedPageBreak/>
         <w:t>Siluetter/bilder överlag kan jag inte få att visa</w:t>
       </w:r>
     </w:p>
@@ -1956,7 +2167,6 @@
         <w:pStyle w:val="Heading1"/>
       </w:pPr>
       <w:r>
-        <w:lastRenderedPageBreak/>
         <w:t xml:space="preserve">FEL </w:t>
       </w:r>
       <w:r>
@@ -2108,6 +2318,7 @@
     </w:p>
     <w:p>
       <w:r>
+        <w:lastRenderedPageBreak/>
         <w:t>[Minsta plats], [Mellanliggande område], [Region/Län/Stat], [Land]</w:t>
       </w:r>
     </w:p>
@@ -2123,7 +2334,6 @@
     </w:p>
     <w:p>
       <w:r>
-        <w:lastRenderedPageBreak/>
         <w:t>2. Sverige (Struktur &amp; Exempel)</w:t>
       </w:r>
     </w:p>
@@ -2227,12 +2437,14 @@
           <w:lang w:val="en-US"/>
         </w:rPr>
       </w:pPr>
+      <w:proofErr w:type="spellStart"/>
       <w:r>
         <w:rPr>
           <w:lang w:val="en-US"/>
         </w:rPr>
         <w:t>Formatet</w:t>
       </w:r>
+      <w:proofErr w:type="spellEnd"/>
     </w:p>
     <w:p>
       <w:pPr>
@@ -2240,11 +2452,19 @@
           <w:lang w:val="en-US"/>
         </w:rPr>
       </w:pPr>
+      <w:proofErr w:type="spellStart"/>
       <w:r>
         <w:rPr>
           <w:lang w:val="en-US"/>
         </w:rPr>
-        <w:t>Stad (City/Township), County, Stat, Land</w:t>
+        <w:t>Stad</w:t>
+      </w:r>
+      <w:proofErr w:type="spellEnd"/>
+      <w:r>
+        <w:rPr>
+          <w:lang w:val="en-US"/>
+        </w:rPr>
+        <w:t xml:space="preserve"> (City/Township), County, Stat, Land</w:t>
       </w:r>
     </w:p>
     <w:p>
@@ -2319,11 +2539,25 @@
           <w:lang w:val="en-US"/>
         </w:rPr>
         <w:tab/>
-        <w:t>Landsbygd: Chisago Lake Twp, Chisago, MN, USA</w:t>
-      </w:r>
-    </w:p>
-    <w:p>
-      <w:r>
+      </w:r>
+      <w:proofErr w:type="spellStart"/>
+      <w:r>
+        <w:rPr>
+          <w:lang w:val="en-US"/>
+        </w:rPr>
+        <w:t>Landsbygd</w:t>
+      </w:r>
+      <w:proofErr w:type="spellEnd"/>
+      <w:r>
+        <w:rPr>
+          <w:lang w:val="en-US"/>
+        </w:rPr>
+        <w:t>: Chisago Lake Twp, Chisago, MN, USA</w:t>
+      </w:r>
+    </w:p>
+    <w:p>
+      <w:r>
+        <w:lastRenderedPageBreak/>
         <w:t>________________________________________</w:t>
       </w:r>
     </w:p>
@@ -2339,7 +2573,6 @@
     </w:p>
     <w:p>
       <w:r>
-        <w:lastRenderedPageBreak/>
         <w:t>Algoritm för landsidentifiering</w:t>
       </w:r>
     </w:p>
@@ -2369,7 +2602,49 @@
           <w:lang w:val="en-US"/>
         </w:rPr>
         <w:tab/>
-        <w:t>const parts = placString.split(',').map(p =&gt; p.trim());</w:t>
+        <w:t xml:space="preserve">const parts = </w:t>
+      </w:r>
+      <w:proofErr w:type="spellStart"/>
+      <w:r>
+        <w:rPr>
+          <w:lang w:val="en-US"/>
+        </w:rPr>
+        <w:t>placString.split</w:t>
+      </w:r>
+      <w:proofErr w:type="spellEnd"/>
+      <w:r>
+        <w:rPr>
+          <w:lang w:val="en-US"/>
+        </w:rPr>
+        <w:t>(','</w:t>
+      </w:r>
+      <w:proofErr w:type="gramStart"/>
+      <w:r>
+        <w:rPr>
+          <w:lang w:val="en-US"/>
+        </w:rPr>
+        <w:t>).map</w:t>
+      </w:r>
+      <w:proofErr w:type="gramEnd"/>
+      <w:r>
+        <w:rPr>
+          <w:lang w:val="en-US"/>
+        </w:rPr>
+        <w:t xml:space="preserve">(p =&gt; </w:t>
+      </w:r>
+      <w:proofErr w:type="spellStart"/>
+      <w:r>
+        <w:rPr>
+          <w:lang w:val="en-US"/>
+        </w:rPr>
+        <w:t>p.trim</w:t>
+      </w:r>
+      <w:proofErr w:type="spellEnd"/>
+      <w:r>
+        <w:rPr>
+          <w:lang w:val="en-US"/>
+        </w:rPr>
+        <w:t>());</w:t>
       </w:r>
     </w:p>
     <w:p>

--- a/docs/släktträd.docx
+++ b/docs/släktträd.docx
@@ -793,9 +793,21 @@
           <w:ilvl w:val="0"/>
           <w:numId w:val="10"/>
         </w:numPr>
-      </w:pPr>
-      <w:r>
+        <w:rPr>
+          <w:strike/>
+        </w:rPr>
+      </w:pPr>
+      <w:r>
+        <w:rPr>
+          <w:strike/>
+        </w:rPr>
         <w:t>Bokmärke</w:t>
+      </w:r>
+      <w:r>
+        <w:rPr>
+          <w:strike/>
+        </w:rPr>
+        <w:t xml:space="preserve"> samt bokmärkes knapp för att visa bokmärkta folk</w:t>
       </w:r>
     </w:p>
     <w:p>
@@ -805,13 +817,20 @@
           <w:ilvl w:val="0"/>
           <w:numId w:val="10"/>
         </w:numPr>
-      </w:pPr>
-      <w:r>
+        <w:rPr>
+          <w:strike/>
+        </w:rPr>
+      </w:pPr>
+      <w:r>
+        <w:rPr>
+          <w:strike/>
+        </w:rPr>
         <w:t xml:space="preserve">Relationskalkylator ("Hur är vi släkt?") </w:t>
       </w:r>
       <w:r>
         <w:rPr>
           <w:rFonts w:ascii="Segoe UI Emoji" w:hAnsi="Segoe UI Emoji" w:cs="Segoe UI Emoji"/>
+          <w:strike/>
         </w:rPr>
         <w:t>🧮</w:t>
       </w:r>
@@ -823,9 +842,21 @@
           <w:ilvl w:val="1"/>
           <w:numId w:val="10"/>
         </w:numPr>
-      </w:pPr>
-      <w:r>
+        <w:rPr>
+          <w:strike/>
+        </w:rPr>
+      </w:pPr>
+      <w:r>
+        <w:rPr>
+          <w:strike/>
+        </w:rPr>
         <w:t>Idé: Du väljer Person A (dig själv) och Person B (en avlägsen släkting).</w:t>
+      </w:r>
+      <w:r>
+        <w:rPr>
+          <w:strike/>
+        </w:rPr>
+        <w:t xml:space="preserve"> Detta finns redan.</w:t>
       </w:r>
     </w:p>
     <w:p>
@@ -835,9 +866,21 @@
           <w:ilvl w:val="1"/>
           <w:numId w:val="10"/>
         </w:numPr>
-      </w:pPr>
-      <w:r>
+        <w:rPr>
+          <w:strike/>
+        </w:rPr>
+      </w:pPr>
+      <w:r>
+        <w:rPr>
+          <w:strike/>
+        </w:rPr>
         <w:t>Resultat: Appen räknar ut den kortaste vägen och säger: "Ni är bryllingar (fyrmänningar). Er gemensamma ana är Per Persson född 1750."</w:t>
+      </w:r>
+      <w:r>
+        <w:rPr>
+          <w:strike/>
+        </w:rPr>
+        <w:t xml:space="preserve"> Visar ”vägen” mellan er två, dvs allas läktingar mellan er!</w:t>
       </w:r>
     </w:p>
     <w:p>
@@ -847,9 +890,21 @@
           <w:ilvl w:val="1"/>
           <w:numId w:val="10"/>
         </w:numPr>
-      </w:pPr>
-      <w:r>
+        <w:rPr>
+          <w:strike/>
+        </w:rPr>
+      </w:pPr>
+      <w:r>
+        <w:rPr>
+          <w:strike/>
+        </w:rPr>
         <w:t>Gren</w:t>
+      </w:r>
+      <w:r>
+        <w:rPr>
+          <w:strike/>
+        </w:rPr>
+        <w:t>. Kiunna namnge en gren och tagga personer som anor, ättlingar till den.</w:t>
       </w:r>
     </w:p>
     <w:p>
@@ -859,9 +914,33 @@
           <w:ilvl w:val="1"/>
           <w:numId w:val="10"/>
         </w:numPr>
-      </w:pPr>
-      <w:r>
-        <w:t>färglägg</w:t>
+        <w:rPr>
+          <w:strike/>
+        </w:rPr>
+      </w:pPr>
+      <w:r>
+        <w:rPr>
+          <w:strike/>
+        </w:rPr>
+        <w:t>F</w:t>
+      </w:r>
+      <w:r>
+        <w:rPr>
+          <w:strike/>
+        </w:rPr>
+        <w:t>ärglägg</w:t>
+      </w:r>
+      <w:r>
+        <w:rPr>
+          <w:strike/>
+        </w:rPr>
+        <w:t>, kunna färglägga</w:t>
+      </w:r>
+      <w:r>
+        <w:rPr>
+          <w:strike/>
+        </w:rPr>
+        <w:t xml:space="preserve"> personer som anor, ättlingar till den.</w:t>
       </w:r>
     </w:p>
     <w:p>
@@ -879,9 +958,21 @@
           <w:ilvl w:val="0"/>
           <w:numId w:val="10"/>
         </w:numPr>
-      </w:pPr>
-      <w:r>
+        <w:rPr>
+          <w:strike/>
+        </w:rPr>
+      </w:pPr>
+      <w:r>
+        <w:rPr>
+          <w:strike/>
+        </w:rPr>
         <w:t>Bokmärke</w:t>
+      </w:r>
+      <w:r>
+        <w:rPr>
+          <w:strike/>
+        </w:rPr>
+        <w:t>s knapp</w:t>
       </w:r>
     </w:p>
     <w:p>
@@ -891,8 +982,14 @@
           <w:ilvl w:val="0"/>
           <w:numId w:val="10"/>
         </w:numPr>
-      </w:pPr>
-      <w:r>
+        <w:rPr>
+          <w:strike/>
+        </w:rPr>
+      </w:pPr>
+      <w:r>
+        <w:rPr>
+          <w:strike/>
+        </w:rPr>
         <w:t>Ai historia om en person.</w:t>
       </w:r>
     </w:p>
@@ -903,8 +1000,14 @@
           <w:ilvl w:val="0"/>
           <w:numId w:val="10"/>
         </w:numPr>
-      </w:pPr>
-      <w:r>
+        <w:rPr>
+          <w:strike/>
+        </w:rPr>
+      </w:pPr>
+      <w:r>
+        <w:rPr>
+          <w:strike/>
+        </w:rPr>
         <w:t>Exportera bilder</w:t>
       </w:r>
     </w:p>
@@ -915,8 +1018,14 @@
           <w:ilvl w:val="0"/>
           <w:numId w:val="10"/>
         </w:numPr>
-      </w:pPr>
-      <w:r>
+        <w:rPr>
+          <w:strike/>
+        </w:rPr>
+      </w:pPr>
+      <w:r>
+        <w:rPr>
+          <w:strike/>
+        </w:rPr>
         <w:t>Alla händelser ska sorteras efter datum.</w:t>
       </w:r>
     </w:p>
@@ -927,9 +1036,21 @@
           <w:ilvl w:val="0"/>
           <w:numId w:val="10"/>
         </w:numPr>
-      </w:pPr>
-      <w:r>
-        <w:t>Personnummer: Ska vara sifferbaserat.</w:t>
+        <w:rPr>
+          <w:strike/>
+        </w:rPr>
+      </w:pPr>
+      <w:r>
+        <w:rPr>
+          <w:strike/>
+        </w:rPr>
+        <w:t>Smeknamn, andra namn.</w:t>
+      </w:r>
+      <w:r>
+        <w:rPr>
+          <w:strike/>
+        </w:rPr>
+        <w:t xml:space="preserve"> </w:t>
       </w:r>
     </w:p>
     <w:p>
@@ -939,9 +1060,21 @@
           <w:ilvl w:val="0"/>
           <w:numId w:val="10"/>
         </w:numPr>
-      </w:pPr>
-      <w:r>
-        <w:t>Född som (namn)</w:t>
+        <w:rPr>
+          <w:strike/>
+        </w:rPr>
+      </w:pPr>
+      <w:r>
+        <w:rPr>
+          <w:strike/>
+        </w:rPr>
+        <w:t>Gren</w:t>
+      </w:r>
+      <w:r>
+        <w:rPr>
+          <w:strike/>
+        </w:rPr>
+        <w:t>, se vilken gren man tillhör om man är tillagd.</w:t>
       </w:r>
     </w:p>
     <w:p>
@@ -951,12 +1084,39 @@
           <w:ilvl w:val="0"/>
           <w:numId w:val="10"/>
         </w:numPr>
-      </w:pPr>
-      <w:r>
-        <w:t>Smeknamn, andra namn.</w:t>
-      </w:r>
-      <w:r>
-        <w:t xml:space="preserve"> </w:t>
+        <w:rPr>
+          <w:strike/>
+        </w:rPr>
+      </w:pPr>
+      <w:r>
+        <w:rPr>
+          <w:strike/>
+        </w:rPr>
+        <w:t>F</w:t>
+      </w:r>
+      <w:r>
+        <w:rPr>
+          <w:strike/>
+        </w:rPr>
+        <w:t>ärglägg</w:t>
+      </w:r>
+      <w:r>
+        <w:rPr>
+          <w:strike/>
+        </w:rPr>
+        <w:t xml:space="preserve">, se vilken </w:t>
+      </w:r>
+      <w:r>
+        <w:rPr>
+          <w:strike/>
+        </w:rPr>
+        <w:t>färg</w:t>
+      </w:r>
+      <w:r>
+        <w:rPr>
+          <w:strike/>
+        </w:rPr>
+        <w:t xml:space="preserve"> man tillhör om man är tillagd.</w:t>
       </w:r>
     </w:p>
     <w:p>
@@ -966,9 +1126,15 @@
           <w:ilvl w:val="0"/>
           <w:numId w:val="10"/>
         </w:numPr>
-      </w:pPr>
-      <w:r>
-        <w:t>Gren</w:t>
+        <w:rPr>
+          <w:strike/>
+        </w:rPr>
+      </w:pPr>
+      <w:r>
+        <w:rPr>
+          <w:strike/>
+        </w:rPr>
+        <w:t>Docka till höger med en knapp brevid minimera knappen.</w:t>
       </w:r>
     </w:p>
     <w:p>
@@ -978,11 +1144,44 @@
           <w:ilvl w:val="0"/>
           <w:numId w:val="10"/>
         </w:numPr>
-      </w:pPr>
-      <w:r>
-        <w:t>färglägg</w:t>
-      </w:r>
-    </w:p>
+        <w:rPr>
+          <w:strike/>
+        </w:rPr>
+      </w:pPr>
+      <w:r>
+        <w:rPr>
+          <w:strike/>
+        </w:rPr>
+        <w:t>Ref Nr</w:t>
+      </w:r>
+      <w:r>
+        <w:rPr>
+          <w:strike/>
+        </w:rPr>
+        <w:t>, knapp brevid som kopierar numret.</w:t>
+      </w:r>
+    </w:p>
+    <w:p>
+      <w:pPr>
+        <w:pStyle w:val="ListParagraph"/>
+        <w:numPr>
+          <w:ilvl w:val="0"/>
+          <w:numId w:val="10"/>
+        </w:numPr>
+      </w:pPr>
+      <w:r>
+        <w:t>Till släktträdet (Personen som fokus)</w:t>
+      </w:r>
+    </w:p>
+    <w:p>
+      <w:pPr>
+        <w:pStyle w:val="Heading3"/>
+      </w:pPr>
+      <w:r>
+        <w:t>Händelsetyper:</w:t>
+      </w:r>
+    </w:p>
+    <w:p/>
     <w:p>
       <w:pPr>
         <w:pStyle w:val="ListParagraph"/>
@@ -1009,6 +1208,7 @@
     </w:p>
     <w:p>
       <w:r>
+        <w:lastRenderedPageBreak/>
         <w:t>-Om en bild är 1000x1000 men facetaggen till personen är 50x50 så är det det som visas i profilbilden</w:t>
       </w:r>
     </w:p>
@@ -1045,7 +1245,6 @@
         </w:numPr>
       </w:pPr>
       <w:r>
-        <w:lastRenderedPageBreak/>
         <w:t xml:space="preserve">Karta &amp; Geotaggning </w:t>
       </w:r>
       <w:r>
@@ -1229,6 +1428,19 @@
         <w:pStyle w:val="Heading2"/>
       </w:pPr>
       <w:r>
+        <w:t>GEDCOM</w:t>
+      </w:r>
+    </w:p>
+    <w:p>
+      <w:r>
+        <w:t>REFnr ska kunna importeras till appens ref nr!</w:t>
+      </w:r>
+    </w:p>
+    <w:p>
+      <w:pPr>
+        <w:pStyle w:val="Heading2"/>
+      </w:pPr>
+      <w:r>
         <w:t>Kyrkogårdar</w:t>
       </w:r>
     </w:p>
@@ -1420,6 +1632,7 @@
         </w:numPr>
       </w:pPr>
       <w:r>
+        <w:lastRenderedPageBreak/>
         <w:t>Länka till personer samt platser, källor</w:t>
       </w:r>
     </w:p>
@@ -1451,7 +1664,6 @@
         <w:pStyle w:val="Heading2"/>
       </w:pPr>
       <w:r>
-        <w:lastRenderedPageBreak/>
         <w:t>Kartregister</w:t>
       </w:r>
     </w:p>
@@ -1724,6 +1936,7 @@
         <w:pStyle w:val="ListParagraph"/>
       </w:pPr>
       <w:r>
+        <w:lastRenderedPageBreak/>
         <w:t>Unikt värde: Förvandlar data till en saga som barnbarnen faktiskt vill läsa.</w:t>
       </w:r>
     </w:p>
@@ -1786,7 +1999,6 @@
         <w:rPr>
           <w:rFonts w:ascii="Segoe UI Symbol" w:hAnsi="Segoe UI Symbol" w:cs="Segoe UI Symbol"/>
         </w:rPr>
-        <w:lastRenderedPageBreak/>
         <w:t>🏷</w:t>
       </w:r>
       <w:r>
@@ -2145,7 +2357,6 @@
         </w:numPr>
       </w:pPr>
       <w:r>
-        <w:lastRenderedPageBreak/>
         <w:t>Siluetter/bilder överlag kan jag inte få att visa</w:t>
       </w:r>
     </w:p>
@@ -2299,6 +2510,7 @@
     </w:p>
     <w:p>
       <w:r>
+        <w:lastRenderedPageBreak/>
         <w:t>Om man importerar en GEDCOM så ska dem synkas med den officiella ELLER användarens egna platser. Dem som inte matchar ska hamna i en flik som heter ”Rätta” med passande ikon, på den fliken ska där stå antal som behöver redigeras. I fliken ska man kunna söka i fritex samt att där finns en knapp som heter koppla där man kan skriva i plats id elelr söka fritext och dela upp strängen efter lään, kommun, församling, ort osv.</w:t>
       </w:r>
       <w:r>
@@ -2318,7 +2530,6 @@
     </w:p>
     <w:p>
       <w:r>
-        <w:lastRenderedPageBreak/>
         <w:t>[Minsta plats], [Mellanliggande område], [Region/Län/Stat], [Land]</w:t>
       </w:r>
     </w:p>
@@ -2483,6 +2694,7 @@
     </w:p>
     <w:p>
       <w:r>
+        <w:lastRenderedPageBreak/>
         <w:t>2.</w:t>
       </w:r>
       <w:r>
@@ -2557,7 +2769,6 @@
     </w:p>
     <w:p>
       <w:r>
-        <w:lastRenderedPageBreak/>
         <w:t>________________________________________</w:t>
       </w:r>
     </w:p>
@@ -2789,6 +3000,7 @@
     </w:p>
     <w:p>
       <w:r>
+        <w:lastRenderedPageBreak/>
         <w:t>Nivå 1</w:t>
       </w:r>
       <w:r>
@@ -5541,7 +5753,6 @@
   <w:style w:type="character" w:default="1" w:styleId="DefaultParagraphFont">
     <w:name w:val="Default Paragraph Font"/>
     <w:uiPriority w:val="1"/>
-    <w:semiHidden/>
     <w:unhideWhenUsed/>
   </w:style>
   <w:style w:type="table" w:default="1" w:styleId="TableNormal">

--- a/docs/släktträd.docx
+++ b/docs/släktträd.docx
@@ -40,57 +40,53 @@
         <w:rPr>
           <w:lang w:val="en-US"/>
         </w:rPr>
-        <w:t>React/Electron → (HTTP-</w:t>
-      </w:r>
-      <w:proofErr w:type="spellStart"/>
-      <w:r>
+        <w:t>React/Electron → (HTTP-anrop, t.ex. fetch) → Flask (Python) → (SQL) → SQLite-databas</w:t>
+      </w:r>
+    </w:p>
+    <w:p>
+      <w:pPr>
+        <w:pStyle w:val="Heading1"/>
         <w:rPr>
           <w:lang w:val="en-US"/>
         </w:rPr>
-        <w:t>anrop</w:t>
-      </w:r>
-      <w:proofErr w:type="spellEnd"/>
+      </w:pPr>
       <w:r>
         <w:rPr>
           <w:lang w:val="en-US"/>
         </w:rPr>
-        <w:t xml:space="preserve">, </w:t>
-      </w:r>
-      <w:proofErr w:type="spellStart"/>
-      <w:r>
+        <w:t>STARTA SERVER &amp; ELECTRON</w:t>
+      </w:r>
+    </w:p>
+    <w:p>
+      <w:pPr>
         <w:rPr>
           <w:lang w:val="en-US"/>
         </w:rPr>
-        <w:t>t.ex</w:t>
-      </w:r>
-      <w:proofErr w:type="spellEnd"/>
+      </w:pPr>
       <w:r>
         <w:rPr>
           <w:lang w:val="en-US"/>
         </w:rPr>
-        <w:t>. fetch) → Flask (Python) → (SQL) → SQLite-</w:t>
-      </w:r>
-      <w:proofErr w:type="spellStart"/>
-      <w:r>
+        <w:t>C:\Users\denni\Documents\Dennis\programmering\WestFamilyTree\WestFamilyTree&gt; npm run dev</w:t>
+      </w:r>
+    </w:p>
+    <w:p>
+      <w:pPr>
         <w:rPr>
           <w:lang w:val="en-US"/>
         </w:rPr>
-        <w:t>databas</w:t>
-      </w:r>
-      <w:proofErr w:type="spellEnd"/>
-    </w:p>
-    <w:p>
-      <w:pPr>
-        <w:pStyle w:val="Heading1"/>
+      </w:pPr>
+      <w:r>
         <w:rPr>
           <w:lang w:val="en-US"/>
         </w:rPr>
-      </w:pPr>
+        <w:t xml:space="preserve">C:\Users\denni\Documents\Dennis\programmering\WestFamilyTree\WestFamilyTree&gt; </w:t>
+      </w:r>
       <w:r>
         <w:rPr>
           <w:lang w:val="en-US"/>
         </w:rPr>
-        <w:t>STARTA SERVER &amp; ELECTRON</w:t>
+        <w:t>python api_server_cors.py</w:t>
       </w:r>
     </w:p>
     <w:p>
@@ -105,84 +101,30 @@
         </w:rPr>
         <w:t xml:space="preserve">C:\Users\denni\Documents\Dennis\programmering\WestFamilyTree\WestFamilyTree&gt; </w:t>
       </w:r>
-      <w:proofErr w:type="spellStart"/>
       <w:r>
         <w:rPr>
           <w:lang w:val="en-US"/>
         </w:rPr>
-        <w:t>npm</w:t>
-      </w:r>
-      <w:proofErr w:type="spellEnd"/>
-      <w:r>
+        <w:t>python oai_proxy.py</w:t>
+      </w:r>
+    </w:p>
+    <w:p>
+      <w:pPr>
         <w:rPr>
           <w:lang w:val="en-US"/>
         </w:rPr>
-        <w:t xml:space="preserve"> run dev</w:t>
-      </w:r>
-    </w:p>
-    <w:p>
-      <w:pPr>
+      </w:pPr>
+      <w:r>
         <w:rPr>
           <w:lang w:val="en-US"/>
         </w:rPr>
-      </w:pPr>
+        <w:t xml:space="preserve">C:\Users\denni\Documents\Dennis\programmering\WestFamilyTree\WestFamilyTree&gt; </w:t>
+      </w:r>
       <w:r>
         <w:rPr>
           <w:lang w:val="en-US"/>
         </w:rPr>
-        <w:t xml:space="preserve">C:\Users\denni\Documents\Dennis\programmering\WestFamilyTree\WestFamilyTree&gt; </w:t>
-      </w:r>
-      <w:r>
-        <w:rPr>
-          <w:lang w:val="en-US"/>
-        </w:rPr>
-        <w:t>python api_server_cors.py</w:t>
-      </w:r>
-    </w:p>
-    <w:p>
-      <w:pPr>
-        <w:rPr>
-          <w:lang w:val="en-US"/>
-        </w:rPr>
-      </w:pPr>
-      <w:r>
-        <w:rPr>
-          <w:lang w:val="en-US"/>
-        </w:rPr>
-        <w:t xml:space="preserve">C:\Users\denni\Documents\Dennis\programmering\WestFamilyTree\WestFamilyTree&gt; </w:t>
-      </w:r>
-      <w:r>
-        <w:rPr>
-          <w:lang w:val="en-US"/>
-        </w:rPr>
-        <w:t>python oai_proxy.py</w:t>
-      </w:r>
-    </w:p>
-    <w:p>
-      <w:pPr>
-        <w:rPr>
-          <w:lang w:val="en-US"/>
-        </w:rPr>
-      </w:pPr>
-      <w:r>
-        <w:rPr>
-          <w:lang w:val="en-US"/>
-        </w:rPr>
-        <w:t xml:space="preserve">C:\Users\denni\Documents\Dennis\programmering\WestFamilyTree\WestFamilyTree&gt; </w:t>
-      </w:r>
-      <w:proofErr w:type="spellStart"/>
-      <w:r>
-        <w:rPr>
-          <w:lang w:val="en-US"/>
-        </w:rPr>
-        <w:t>npm</w:t>
-      </w:r>
-      <w:proofErr w:type="spellEnd"/>
-      <w:r>
-        <w:rPr>
-          <w:lang w:val="en-US"/>
-        </w:rPr>
-        <w:t xml:space="preserve"> run electron</w:t>
+        <w:t>npm run electron</w:t>
       </w:r>
     </w:p>
     <w:p>
@@ -945,6 +887,60 @@
     </w:p>
     <w:p>
       <w:pPr>
+        <w:pStyle w:val="ListParagraph"/>
+        <w:numPr>
+          <w:ilvl w:val="1"/>
+          <w:numId w:val="10"/>
+        </w:numPr>
+      </w:pPr>
+      <w:r>
+        <w:t>Kolummner:</w:t>
+      </w:r>
+    </w:p>
+    <w:p>
+      <w:pPr>
+        <w:pStyle w:val="ListParagraph"/>
+        <w:numPr>
+          <w:ilvl w:val="2"/>
+          <w:numId w:val="10"/>
+        </w:numPr>
+        <w:rPr>
+          <w:strike/>
+        </w:rPr>
+      </w:pPr>
+      <w:r>
+        <w:t xml:space="preserve">Ref nr, Kön, </w:t>
+      </w:r>
+      <w:r>
+        <w:t>F.</w:t>
+      </w:r>
+      <w:r>
+        <w:t xml:space="preserve">Namn, </w:t>
+      </w:r>
+      <w:r>
+        <w:t xml:space="preserve">E.Namn, </w:t>
+      </w:r>
+      <w:r>
+        <w:t>Född (Datum), Född (Plats)</w:t>
+      </w:r>
+      <w:r>
+        <w:t>, Död</w:t>
+      </w:r>
+      <w:r>
+        <w:t xml:space="preserve"> (Datum), </w:t>
+      </w:r>
+      <w:r>
+        <w:t>Död</w:t>
+      </w:r>
+      <w:r>
+        <w:t xml:space="preserve"> (Plats)</w:t>
+      </w:r>
+      <w:r>
+        <w:t>, Yrke, Träd, Gren, Färgkod,</w:t>
+      </w:r>
+    </w:p>
+    <w:p>
+      <w:pPr>
         <w:pStyle w:val="Heading2"/>
       </w:pPr>
       <w:r>
@@ -1168,9 +1164,178 @@
           <w:ilvl w:val="0"/>
           <w:numId w:val="10"/>
         </w:numPr>
-      </w:pPr>
-      <w:r>
-        <w:t>Till släktträdet (Personen som fokus)</w:t>
+        <w:rPr>
+          <w:strike/>
+        </w:rPr>
+      </w:pPr>
+      <w:r>
+        <w:rPr>
+          <w:strike/>
+        </w:rPr>
+        <w:t>Lägga till en ikon i editpersonmodal samt i personregistret som tar en t</w:t>
+      </w:r>
+      <w:r>
+        <w:rPr>
+          <w:strike/>
+        </w:rPr>
+        <w:t>ill släktträdet (Personen som fokus)</w:t>
+      </w:r>
+    </w:p>
+    <w:p>
+      <w:pPr>
+        <w:pStyle w:val="ListParagraph"/>
+        <w:numPr>
+          <w:ilvl w:val="0"/>
+          <w:numId w:val="10"/>
+        </w:numPr>
+        <w:rPr>
+          <w:strike/>
+        </w:rPr>
+      </w:pPr>
+      <w:r>
+        <w:rPr>
+          <w:strike/>
+        </w:rPr>
+        <w:t>Man ska kunna byta typ på ”</w:t>
+      </w:r>
+      <w:r>
+        <w:rPr>
+          <w:strike/>
+        </w:rPr>
+        <w:t>Händelse</w:t>
+      </w:r>
+      <w:r>
+        <w:rPr>
+          <w:strike/>
+        </w:rPr>
+        <w:t>” Så dop blir bostad. En varning med Vittnen eller</w:t>
+      </w:r>
+      <w:r>
+        <w:rPr>
+          <w:strike/>
+        </w:rPr>
+        <w:t xml:space="preserve"> </w:t>
+      </w:r>
+      <w:r>
+        <w:rPr>
+          <w:strike/>
+        </w:rPr>
+        <w:t xml:space="preserve">länkade personer måste </w:t>
+      </w:r>
+      <w:r>
+        <w:rPr>
+          <w:strike/>
+        </w:rPr>
+        <w:t>bekräfta att detta kommer att rader</w:t>
+      </w:r>
+      <w:r>
+        <w:rPr>
+          <w:strike/>
+        </w:rPr>
+        <w:t>a</w:t>
+      </w:r>
+      <w:r>
+        <w:rPr>
+          <w:strike/>
+        </w:rPr>
+        <w:t>s om man byter typ.</w:t>
+      </w:r>
+      <w:r>
+        <w:rPr>
+          <w:strike/>
+        </w:rPr>
+        <w:t xml:space="preserve"> Källor, notiser, datum samt bilder ska flyttas med.</w:t>
+      </w:r>
+    </w:p>
+    <w:p>
+      <w:pPr>
+        <w:pStyle w:val="ListParagraph"/>
+        <w:numPr>
+          <w:ilvl w:val="0"/>
+          <w:numId w:val="10"/>
+        </w:numPr>
+        <w:rPr>
+          <w:strike/>
+        </w:rPr>
+      </w:pPr>
+      <w:r>
+        <w:t>När man trycker högerknappen på en livshändelse så ska där komma menyval som:</w:t>
+      </w:r>
+    </w:p>
+    <w:p>
+      <w:pPr>
+        <w:pStyle w:val="ListParagraph"/>
+        <w:numPr>
+          <w:ilvl w:val="1"/>
+          <w:numId w:val="10"/>
+        </w:numPr>
+        <w:rPr>
+          <w:strike/>
+        </w:rPr>
+      </w:pPr>
+      <w:r>
+        <w:t>Kopiera källa</w:t>
+      </w:r>
+    </w:p>
+    <w:p>
+      <w:pPr>
+        <w:pStyle w:val="ListParagraph"/>
+        <w:numPr>
+          <w:ilvl w:val="1"/>
+          <w:numId w:val="10"/>
+        </w:numPr>
+        <w:rPr>
+          <w:strike/>
+        </w:rPr>
+      </w:pPr>
+      <w:r>
+        <w:t>Klista in källa</w:t>
+      </w:r>
+    </w:p>
+    <w:p>
+      <w:pPr>
+        <w:pStyle w:val="ListParagraph"/>
+        <w:numPr>
+          <w:ilvl w:val="1"/>
+          <w:numId w:val="10"/>
+        </w:numPr>
+        <w:rPr>
+          <w:strike/>
+        </w:rPr>
+      </w:pPr>
+      <w:r>
+        <w:lastRenderedPageBreak/>
+        <w:t>Radera händelse</w:t>
+      </w:r>
+    </w:p>
+    <w:p>
+      <w:pPr>
+        <w:pStyle w:val="ListParagraph"/>
+        <w:numPr>
+          <w:ilvl w:val="1"/>
+          <w:numId w:val="10"/>
+        </w:numPr>
+        <w:rPr>
+          <w:strike/>
+        </w:rPr>
+      </w:pPr>
+      <w:r>
+        <w:t>Redigera händelse</w:t>
+      </w:r>
+    </w:p>
+    <w:p>
+      <w:pPr>
+        <w:pStyle w:val="ListParagraph"/>
+        <w:numPr>
+          <w:ilvl w:val="1"/>
+          <w:numId w:val="10"/>
+        </w:numPr>
+        <w:rPr>
+          <w:strike/>
+        </w:rPr>
+      </w:pPr>
+      <w:r>
+        <w:t>Byt händelse</w:t>
       </w:r>
     </w:p>
     <w:p>
@@ -1208,7 +1373,6 @@
     </w:p>
     <w:p>
       <w:r>
-        <w:lastRenderedPageBreak/>
         <w:t>-Om en bild är 1000x1000 men facetaggen till personen är 50x50 så är det det som visas i profilbilden</w:t>
       </w:r>
     </w:p>
@@ -1316,19 +1480,11 @@
           <w:lang w:val="en-US"/>
         </w:rPr>
       </w:pPr>
-      <w:proofErr w:type="spellStart"/>
       <w:r>
         <w:rPr>
           <w:lang w:val="en-US"/>
         </w:rPr>
-        <w:t>Profilbilds-skördare</w:t>
-      </w:r>
-      <w:proofErr w:type="spellEnd"/>
-      <w:r>
-        <w:rPr>
-          <w:lang w:val="en-US"/>
-        </w:rPr>
-        <w:t xml:space="preserve"> (Crop-to-Profile):</w:t>
+        <w:t>Profilbilds-skördare (Crop-to-Profile):</w:t>
       </w:r>
     </w:p>
     <w:p>
@@ -1491,6 +1647,7 @@
         </w:numPr>
       </w:pPr>
       <w:r>
+        <w:lastRenderedPageBreak/>
         <w:t>Minikarta i nedre högra hörnet</w:t>
       </w:r>
     </w:p>
@@ -1632,7 +1789,6 @@
         </w:numPr>
       </w:pPr>
       <w:r>
-        <w:lastRenderedPageBreak/>
         <w:t>Länka till personer samt platser, källor</w:t>
       </w:r>
     </w:p>
@@ -1863,6 +2019,7 @@
         </w:numPr>
       </w:pPr>
       <w:r>
+        <w:lastRenderedPageBreak/>
         <w:t>Namn-standardisering: Ett verktyg som hittar alla varianter av "Pehr", "Pär", "Per" och föreslår en standardisering.</w:t>
       </w:r>
     </w:p>
@@ -1936,7 +2093,6 @@
         <w:pStyle w:val="ListParagraph"/>
       </w:pPr>
       <w:r>
-        <w:lastRenderedPageBreak/>
         <w:t>Unikt värde: Förvandlar data till en saga som barnbarnen faktiskt vill läsa.</w:t>
       </w:r>
     </w:p>
@@ -2427,6 +2583,7 @@
         <w:pStyle w:val="Heading1"/>
       </w:pPr>
       <w:r>
+        <w:lastRenderedPageBreak/>
         <w:t xml:space="preserve">FEL </w:t>
       </w:r>
       <w:r>
@@ -2510,7 +2667,6 @@
     </w:p>
     <w:p>
       <w:r>
-        <w:lastRenderedPageBreak/>
         <w:t>Om man importerar en GEDCOM så ska dem synkas med den officiella ELLER användarens egna platser. Dem som inte matchar ska hamna i en flik som heter ”Rätta” med passande ikon, på den fliken ska där stå antal som behöver redigeras. I fliken ska man kunna söka i fritex samt att där finns en knapp som heter koppla där man kan skriva i plats id elelr söka fritext och dela upp strängen efter lään, kommun, församling, ort osv.</w:t>
       </w:r>
       <w:r>
@@ -2620,6 +2776,7 @@
     </w:p>
     <w:p>
       <w:r>
+        <w:lastRenderedPageBreak/>
         <w:t>•</w:t>
       </w:r>
       <w:r>
@@ -2648,14 +2805,12 @@
           <w:lang w:val="en-US"/>
         </w:rPr>
       </w:pPr>
-      <w:proofErr w:type="spellStart"/>
       <w:r>
         <w:rPr>
           <w:lang w:val="en-US"/>
         </w:rPr>
         <w:t>Formatet</w:t>
       </w:r>
-      <w:proofErr w:type="spellEnd"/>
     </w:p>
     <w:p>
       <w:pPr>
@@ -2663,19 +2818,11 @@
           <w:lang w:val="en-US"/>
         </w:rPr>
       </w:pPr>
-      <w:proofErr w:type="spellStart"/>
       <w:r>
         <w:rPr>
           <w:lang w:val="en-US"/>
         </w:rPr>
-        <w:t>Stad</w:t>
-      </w:r>
-      <w:proofErr w:type="spellEnd"/>
-      <w:r>
-        <w:rPr>
-          <w:lang w:val="en-US"/>
-        </w:rPr>
-        <w:t xml:space="preserve"> (City/Township), County, Stat, Land</w:t>
+        <w:t>Stad (City/Township), County, Stat, Land</w:t>
       </w:r>
     </w:p>
     <w:p>
@@ -2694,7 +2841,6 @@
     </w:p>
     <w:p>
       <w:r>
-        <w:lastRenderedPageBreak/>
         <w:t>2.</w:t>
       </w:r>
       <w:r>
@@ -2751,20 +2897,7 @@
           <w:lang w:val="en-US"/>
         </w:rPr>
         <w:tab/>
-      </w:r>
-      <w:proofErr w:type="spellStart"/>
-      <w:r>
-        <w:rPr>
-          <w:lang w:val="en-US"/>
-        </w:rPr>
-        <w:t>Landsbygd</w:t>
-      </w:r>
-      <w:proofErr w:type="spellEnd"/>
-      <w:r>
-        <w:rPr>
-          <w:lang w:val="en-US"/>
-        </w:rPr>
-        <w:t>: Chisago Lake Twp, Chisago, MN, USA</w:t>
+        <w:t>Landsbygd: Chisago Lake Twp, Chisago, MN, USA</w:t>
       </w:r>
     </w:p>
     <w:p>
@@ -2813,49 +2946,7 @@
           <w:lang w:val="en-US"/>
         </w:rPr>
         <w:tab/>
-        <w:t xml:space="preserve">const parts = </w:t>
-      </w:r>
-      <w:proofErr w:type="spellStart"/>
-      <w:r>
-        <w:rPr>
-          <w:lang w:val="en-US"/>
-        </w:rPr>
-        <w:t>placString.split</w:t>
-      </w:r>
-      <w:proofErr w:type="spellEnd"/>
-      <w:r>
-        <w:rPr>
-          <w:lang w:val="en-US"/>
-        </w:rPr>
-        <w:t>(','</w:t>
-      </w:r>
-      <w:proofErr w:type="gramStart"/>
-      <w:r>
-        <w:rPr>
-          <w:lang w:val="en-US"/>
-        </w:rPr>
-        <w:t>).map</w:t>
-      </w:r>
-      <w:proofErr w:type="gramEnd"/>
-      <w:r>
-        <w:rPr>
-          <w:lang w:val="en-US"/>
-        </w:rPr>
-        <w:t xml:space="preserve">(p =&gt; </w:t>
-      </w:r>
-      <w:proofErr w:type="spellStart"/>
-      <w:r>
-        <w:rPr>
-          <w:lang w:val="en-US"/>
-        </w:rPr>
-        <w:t>p.trim</w:t>
-      </w:r>
-      <w:proofErr w:type="spellEnd"/>
-      <w:r>
-        <w:rPr>
-          <w:lang w:val="en-US"/>
-        </w:rPr>
-        <w:t>());</w:t>
+        <w:t>const parts = placString.split(',').map(p =&gt; p.trim());</w:t>
       </w:r>
     </w:p>
     <w:p>
@@ -2928,6 +3019,7 @@
     </w:p>
     <w:p>
       <w:r>
+        <w:lastRenderedPageBreak/>
         <w:t>•</w:t>
       </w:r>
       <w:r>
@@ -3000,7 +3092,6 @@
     </w:p>
     <w:p>
       <w:r>
-        <w:lastRenderedPageBreak/>
         <w:t>Nivå 1</w:t>
       </w:r>
       <w:r>
@@ -4221,7 +4312,7 @@
         <w:rFonts w:ascii="Courier New" w:hAnsi="Courier New" w:cs="Courier New" w:hint="default"/>
       </w:rPr>
     </w:lvl>
-    <w:lvl w:ilvl="2" w:tplc="041D0005" w:tentative="1">
+    <w:lvl w:ilvl="2" w:tplc="041D0005">
       <w:start w:val="1"/>
       <w:numFmt w:val="bullet"/>
       <w:lvlText w:val=""/>

--- a/docs/släktträd.docx
+++ b/docs/släktträd.docx
@@ -40,8 +40,44 @@
         <w:rPr>
           <w:lang w:val="en-US"/>
         </w:rPr>
-        <w:t>React/Electron → (HTTP-anrop, t.ex. fetch) → Flask (Python) → (SQL) → SQLite-databas</w:t>
-      </w:r>
+        <w:t>React/Electron → (HTTP-</w:t>
+      </w:r>
+      <w:proofErr w:type="spellStart"/>
+      <w:r>
+        <w:rPr>
+          <w:lang w:val="en-US"/>
+        </w:rPr>
+        <w:t>anrop</w:t>
+      </w:r>
+      <w:proofErr w:type="spellEnd"/>
+      <w:r>
+        <w:rPr>
+          <w:lang w:val="en-US"/>
+        </w:rPr>
+        <w:t xml:space="preserve">, </w:t>
+      </w:r>
+      <w:proofErr w:type="spellStart"/>
+      <w:r>
+        <w:rPr>
+          <w:lang w:val="en-US"/>
+        </w:rPr>
+        <w:t>t.ex</w:t>
+      </w:r>
+      <w:proofErr w:type="spellEnd"/>
+      <w:r>
+        <w:rPr>
+          <w:lang w:val="en-US"/>
+        </w:rPr>
+        <w:t>. fetch) → Flask (Python) → (SQL) → SQLite-</w:t>
+      </w:r>
+      <w:proofErr w:type="spellStart"/>
+      <w:r>
+        <w:rPr>
+          <w:lang w:val="en-US"/>
+        </w:rPr>
+        <w:t>databas</w:t>
+      </w:r>
+      <w:proofErr w:type="spellEnd"/>
     </w:p>
     <w:p>
       <w:pPr>
@@ -67,19 +103,33 @@
         <w:rPr>
           <w:lang w:val="en-US"/>
         </w:rPr>
-        <w:t>C:\Users\denni\Documents\Dennis\programmering\WestFamilyTree\WestFamilyTree&gt; npm run dev</w:t>
-      </w:r>
-    </w:p>
-    <w:p>
-      <w:pPr>
+        <w:t xml:space="preserve">C:\Users\denni\Documents\Dennis\programmering\WestFamilyTree\WestFamilyTree&gt; </w:t>
+      </w:r>
+      <w:proofErr w:type="spellStart"/>
+      <w:r>
         <w:rPr>
           <w:lang w:val="en-US"/>
         </w:rPr>
-      </w:pPr>
+        <w:t>npm</w:t>
+      </w:r>
+      <w:proofErr w:type="spellEnd"/>
       <w:r>
         <w:rPr>
           <w:lang w:val="en-US"/>
         </w:rPr>
+        <w:t xml:space="preserve"> run dev</w:t>
+      </w:r>
+    </w:p>
+    <w:p>
+      <w:pPr>
+        <w:rPr>
+          <w:lang w:val="en-US"/>
+        </w:rPr>
+      </w:pPr>
+      <w:r>
+        <w:rPr>
+          <w:lang w:val="en-US"/>
+        </w:rPr>
         <w:t xml:space="preserve">C:\Users\denni\Documents\Dennis\programmering\WestFamilyTree\WestFamilyTree&gt; </w:t>
       </w:r>
       <w:r>
@@ -120,11 +170,19 @@
         </w:rPr>
         <w:t xml:space="preserve">C:\Users\denni\Documents\Dennis\programmering\WestFamilyTree\WestFamilyTree&gt; </w:t>
       </w:r>
+      <w:proofErr w:type="spellStart"/>
       <w:r>
         <w:rPr>
           <w:lang w:val="en-US"/>
         </w:rPr>
-        <w:t>npm run electron</w:t>
+        <w:t>npm</w:t>
+      </w:r>
+      <w:proofErr w:type="spellEnd"/>
+      <w:r>
+        <w:rPr>
+          <w:lang w:val="en-US"/>
+        </w:rPr>
+        <w:t xml:space="preserve"> run electron</w:t>
       </w:r>
     </w:p>
     <w:p>
@@ -1259,6 +1317,9 @@
         </w:rPr>
       </w:pPr>
       <w:r>
+        <w:rPr>
+          <w:strike/>
+        </w:rPr>
         <w:t>När man trycker högerknappen på en livshändelse så ska där komma menyval som:</w:t>
       </w:r>
     </w:p>
@@ -1274,6 +1335,9 @@
         </w:rPr>
       </w:pPr>
       <w:r>
+        <w:rPr>
+          <w:strike/>
+        </w:rPr>
         <w:t>Kopiera källa</w:t>
       </w:r>
     </w:p>
@@ -1289,6 +1353,9 @@
         </w:rPr>
       </w:pPr>
       <w:r>
+        <w:rPr>
+          <w:strike/>
+        </w:rPr>
         <w:t>Klista in källa</w:t>
       </w:r>
     </w:p>
@@ -1304,6 +1371,9 @@
         </w:rPr>
       </w:pPr>
       <w:r>
+        <w:rPr>
+          <w:strike/>
+        </w:rPr>
         <w:lastRenderedPageBreak/>
         <w:t>Radera händelse</w:t>
       </w:r>
@@ -1320,6 +1390,9 @@
         </w:rPr>
       </w:pPr>
       <w:r>
+        <w:rPr>
+          <w:strike/>
+        </w:rPr>
         <w:t>Redigera händelse</w:t>
       </w:r>
     </w:p>
@@ -1335,6 +1408,9 @@
         </w:rPr>
       </w:pPr>
       <w:r>
+        <w:rPr>
+          <w:strike/>
+        </w:rPr>
         <w:t>Byt händelse</w:t>
       </w:r>
     </w:p>
@@ -1480,11 +1556,19 @@
           <w:lang w:val="en-US"/>
         </w:rPr>
       </w:pPr>
+      <w:proofErr w:type="spellStart"/>
       <w:r>
         <w:rPr>
           <w:lang w:val="en-US"/>
         </w:rPr>
-        <w:t>Profilbilds-skördare (Crop-to-Profile):</w:t>
+        <w:t>Profilbilds-skördare</w:t>
+      </w:r>
+      <w:proofErr w:type="spellEnd"/>
+      <w:r>
+        <w:rPr>
+          <w:lang w:val="en-US"/>
+        </w:rPr>
+        <w:t xml:space="preserve"> (Crop-to-Profile):</w:t>
       </w:r>
     </w:p>
     <w:p>
@@ -2805,12 +2889,14 @@
           <w:lang w:val="en-US"/>
         </w:rPr>
       </w:pPr>
+      <w:proofErr w:type="spellStart"/>
       <w:r>
         <w:rPr>
           <w:lang w:val="en-US"/>
         </w:rPr>
         <w:t>Formatet</w:t>
       </w:r>
+      <w:proofErr w:type="spellEnd"/>
     </w:p>
     <w:p>
       <w:pPr>
@@ -2818,11 +2904,19 @@
           <w:lang w:val="en-US"/>
         </w:rPr>
       </w:pPr>
+      <w:proofErr w:type="spellStart"/>
       <w:r>
         <w:rPr>
           <w:lang w:val="en-US"/>
         </w:rPr>
-        <w:t>Stad (City/Township), County, Stat, Land</w:t>
+        <w:t>Stad</w:t>
+      </w:r>
+      <w:proofErr w:type="spellEnd"/>
+      <w:r>
+        <w:rPr>
+          <w:lang w:val="en-US"/>
+        </w:rPr>
+        <w:t xml:space="preserve"> (City/Township), County, Stat, Land</w:t>
       </w:r>
     </w:p>
     <w:p>
@@ -2897,7 +2991,20 @@
           <w:lang w:val="en-US"/>
         </w:rPr>
         <w:tab/>
-        <w:t>Landsbygd: Chisago Lake Twp, Chisago, MN, USA</w:t>
+      </w:r>
+      <w:proofErr w:type="spellStart"/>
+      <w:r>
+        <w:rPr>
+          <w:lang w:val="en-US"/>
+        </w:rPr>
+        <w:t>Landsbygd</w:t>
+      </w:r>
+      <w:proofErr w:type="spellEnd"/>
+      <w:r>
+        <w:rPr>
+          <w:lang w:val="en-US"/>
+        </w:rPr>
+        <w:t>: Chisago Lake Twp, Chisago, MN, USA</w:t>
       </w:r>
     </w:p>
     <w:p>
@@ -2946,7 +3053,49 @@
           <w:lang w:val="en-US"/>
         </w:rPr>
         <w:tab/>
-        <w:t>const parts = placString.split(',').map(p =&gt; p.trim());</w:t>
+        <w:t xml:space="preserve">const parts = </w:t>
+      </w:r>
+      <w:proofErr w:type="spellStart"/>
+      <w:r>
+        <w:rPr>
+          <w:lang w:val="en-US"/>
+        </w:rPr>
+        <w:t>placString.split</w:t>
+      </w:r>
+      <w:proofErr w:type="spellEnd"/>
+      <w:r>
+        <w:rPr>
+          <w:lang w:val="en-US"/>
+        </w:rPr>
+        <w:t>(','</w:t>
+      </w:r>
+      <w:proofErr w:type="gramStart"/>
+      <w:r>
+        <w:rPr>
+          <w:lang w:val="en-US"/>
+        </w:rPr>
+        <w:t>).map</w:t>
+      </w:r>
+      <w:proofErr w:type="gramEnd"/>
+      <w:r>
+        <w:rPr>
+          <w:lang w:val="en-US"/>
+        </w:rPr>
+        <w:t xml:space="preserve">(p =&gt; </w:t>
+      </w:r>
+      <w:proofErr w:type="spellStart"/>
+      <w:r>
+        <w:rPr>
+          <w:lang w:val="en-US"/>
+        </w:rPr>
+        <w:t>p.trim</w:t>
+      </w:r>
+      <w:proofErr w:type="spellEnd"/>
+      <w:r>
+        <w:rPr>
+          <w:lang w:val="en-US"/>
+        </w:rPr>
+        <w:t>());</w:t>
       </w:r>
     </w:p>
     <w:p>

--- a/docs/släktträd.docx
+++ b/docs/släktträd.docx
@@ -40,57 +40,53 @@
         <w:rPr>
           <w:lang w:val="en-US"/>
         </w:rPr>
-        <w:t>React/Electron → (HTTP-</w:t>
-      </w:r>
-      <w:proofErr w:type="spellStart"/>
-      <w:r>
+        <w:t>React/Electron → (HTTP-anrop, t.ex. fetch) → Flask (Python) → (SQL) → SQLite-databas</w:t>
+      </w:r>
+    </w:p>
+    <w:p>
+      <w:pPr>
+        <w:pStyle w:val="Heading1"/>
         <w:rPr>
           <w:lang w:val="en-US"/>
         </w:rPr>
-        <w:t>anrop</w:t>
-      </w:r>
-      <w:proofErr w:type="spellEnd"/>
+      </w:pPr>
       <w:r>
         <w:rPr>
           <w:lang w:val="en-US"/>
         </w:rPr>
-        <w:t xml:space="preserve">, </w:t>
-      </w:r>
-      <w:proofErr w:type="spellStart"/>
-      <w:r>
+        <w:t>STARTA SERVER &amp; ELECTRON</w:t>
+      </w:r>
+    </w:p>
+    <w:p>
+      <w:pPr>
         <w:rPr>
           <w:lang w:val="en-US"/>
         </w:rPr>
-        <w:t>t.ex</w:t>
-      </w:r>
-      <w:proofErr w:type="spellEnd"/>
+      </w:pPr>
       <w:r>
         <w:rPr>
           <w:lang w:val="en-US"/>
         </w:rPr>
-        <w:t>. fetch) → Flask (Python) → (SQL) → SQLite-</w:t>
-      </w:r>
-      <w:proofErr w:type="spellStart"/>
-      <w:r>
+        <w:t>C:\Users\denni\Documents\Dennis\programmering\WestFamilyTree\WestFamilyTree&gt; npm run dev</w:t>
+      </w:r>
+    </w:p>
+    <w:p>
+      <w:pPr>
         <w:rPr>
           <w:lang w:val="en-US"/>
         </w:rPr>
-        <w:t>databas</w:t>
-      </w:r>
-      <w:proofErr w:type="spellEnd"/>
-    </w:p>
-    <w:p>
-      <w:pPr>
-        <w:pStyle w:val="Heading1"/>
+      </w:pPr>
+      <w:r>
         <w:rPr>
           <w:lang w:val="en-US"/>
         </w:rPr>
-      </w:pPr>
+        <w:t xml:space="preserve">C:\Users\denni\Documents\Dennis\programmering\WestFamilyTree\WestFamilyTree&gt; </w:t>
+      </w:r>
       <w:r>
         <w:rPr>
           <w:lang w:val="en-US"/>
         </w:rPr>
-        <w:t>STARTA SERVER &amp; ELECTRON</w:t>
+        <w:t>python api_server_cors.py</w:t>
       </w:r>
     </w:p>
     <w:p>
@@ -105,84 +101,30 @@
         </w:rPr>
         <w:t xml:space="preserve">C:\Users\denni\Documents\Dennis\programmering\WestFamilyTree\WestFamilyTree&gt; </w:t>
       </w:r>
-      <w:proofErr w:type="spellStart"/>
       <w:r>
         <w:rPr>
           <w:lang w:val="en-US"/>
         </w:rPr>
-        <w:t>npm</w:t>
-      </w:r>
-      <w:proofErr w:type="spellEnd"/>
-      <w:r>
+        <w:t>python oai_proxy.py</w:t>
+      </w:r>
+    </w:p>
+    <w:p>
+      <w:pPr>
         <w:rPr>
           <w:lang w:val="en-US"/>
         </w:rPr>
-        <w:t xml:space="preserve"> run dev</w:t>
-      </w:r>
-    </w:p>
-    <w:p>
-      <w:pPr>
+      </w:pPr>
+      <w:r>
         <w:rPr>
           <w:lang w:val="en-US"/>
         </w:rPr>
-      </w:pPr>
+        <w:t xml:space="preserve">C:\Users\denni\Documents\Dennis\programmering\WestFamilyTree\WestFamilyTree&gt; </w:t>
+      </w:r>
       <w:r>
         <w:rPr>
           <w:lang w:val="en-US"/>
         </w:rPr>
-        <w:t xml:space="preserve">C:\Users\denni\Documents\Dennis\programmering\WestFamilyTree\WestFamilyTree&gt; </w:t>
-      </w:r>
-      <w:r>
-        <w:rPr>
-          <w:lang w:val="en-US"/>
-        </w:rPr>
-        <w:t>python api_server_cors.py</w:t>
-      </w:r>
-    </w:p>
-    <w:p>
-      <w:pPr>
-        <w:rPr>
-          <w:lang w:val="en-US"/>
-        </w:rPr>
-      </w:pPr>
-      <w:r>
-        <w:rPr>
-          <w:lang w:val="en-US"/>
-        </w:rPr>
-        <w:t xml:space="preserve">C:\Users\denni\Documents\Dennis\programmering\WestFamilyTree\WestFamilyTree&gt; </w:t>
-      </w:r>
-      <w:r>
-        <w:rPr>
-          <w:lang w:val="en-US"/>
-        </w:rPr>
-        <w:t>python oai_proxy.py</w:t>
-      </w:r>
-    </w:p>
-    <w:p>
-      <w:pPr>
-        <w:rPr>
-          <w:lang w:val="en-US"/>
-        </w:rPr>
-      </w:pPr>
-      <w:r>
-        <w:rPr>
-          <w:lang w:val="en-US"/>
-        </w:rPr>
-        <w:t xml:space="preserve">C:\Users\denni\Documents\Dennis\programmering\WestFamilyTree\WestFamilyTree&gt; </w:t>
-      </w:r>
-      <w:proofErr w:type="spellStart"/>
-      <w:r>
-        <w:rPr>
-          <w:lang w:val="en-US"/>
-        </w:rPr>
-        <w:t>npm</w:t>
-      </w:r>
-      <w:proofErr w:type="spellEnd"/>
-      <w:r>
-        <w:rPr>
-          <w:lang w:val="en-US"/>
-        </w:rPr>
-        <w:t xml:space="preserve"> run electron</w:t>
+        <w:t>npm run electron</w:t>
       </w:r>
     </w:p>
     <w:p>
@@ -1556,19 +1498,11 @@
           <w:lang w:val="en-US"/>
         </w:rPr>
       </w:pPr>
-      <w:proofErr w:type="spellStart"/>
       <w:r>
         <w:rPr>
           <w:lang w:val="en-US"/>
         </w:rPr>
-        <w:t>Profilbilds-skördare</w:t>
-      </w:r>
-      <w:proofErr w:type="spellEnd"/>
-      <w:r>
-        <w:rPr>
-          <w:lang w:val="en-US"/>
-        </w:rPr>
-        <w:t xml:space="preserve"> (Crop-to-Profile):</w:t>
+        <w:t>Profilbilds-skördare (Crop-to-Profile):</w:t>
       </w:r>
     </w:p>
     <w:p>
@@ -2499,11 +2433,77 @@
         <w:t>Tangentbordsgenvägar: N för Ny person, S för Spara, Ctrl+F för Sök. Gör det blixtsnabbt att jobba.</w:t>
       </w:r>
     </w:p>
-    <w:p/>
-    <w:p>
-      <w:pPr>
-        <w:pStyle w:val="Heading1"/>
-      </w:pPr>
+    <w:p>
+      <w:pPr>
+        <w:pStyle w:val="ListParagraph"/>
+        <w:numPr>
+          <w:ilvl w:val="0"/>
+          <w:numId w:val="9"/>
+        </w:numPr>
+      </w:pPr>
+      <w:r>
+        <w:t>Visa i livshändelser i editpersonmodal on/off toggle:</w:t>
+      </w:r>
+    </w:p>
+    <w:p>
+      <w:pPr>
+        <w:pStyle w:val="ListParagraph"/>
+        <w:numPr>
+          <w:ilvl w:val="1"/>
+          <w:numId w:val="9"/>
+        </w:numPr>
+      </w:pPr>
+      <w:r>
+        <w:t>Barn födda/döda</w:t>
+      </w:r>
+    </w:p>
+    <w:p>
+      <w:pPr>
+        <w:pStyle w:val="ListParagraph"/>
+        <w:numPr>
+          <w:ilvl w:val="1"/>
+          <w:numId w:val="9"/>
+        </w:numPr>
+      </w:pPr>
+      <w:r>
+        <w:t xml:space="preserve">Syskon </w:t>
+      </w:r>
+      <w:r>
+        <w:t>födda/döda</w:t>
+      </w:r>
+    </w:p>
+    <w:p>
+      <w:pPr>
+        <w:pStyle w:val="ListParagraph"/>
+        <w:numPr>
+          <w:ilvl w:val="1"/>
+          <w:numId w:val="9"/>
+        </w:numPr>
+      </w:pPr>
+      <w:r>
+        <w:t xml:space="preserve">Föräldrar </w:t>
+      </w:r>
+      <w:r>
+        <w:t>födda/döda</w:t>
+      </w:r>
+    </w:p>
+    <w:p>
+      <w:pPr>
+        <w:pStyle w:val="ListParagraph"/>
+        <w:numPr>
+          <w:ilvl w:val="1"/>
+          <w:numId w:val="9"/>
+        </w:numPr>
+      </w:pPr>
+      <w:r>
+        <w:t xml:space="preserve">Partners </w:t>
+      </w:r>
+      <w:r>
+        <w:t>födda/död</w:t>
+      </w:r>
+      <w:r>
+        <w:t>a</w:t>
+      </w:r>
     </w:p>
     <w:p>
       <w:pPr>
@@ -2889,14 +2889,12 @@
           <w:lang w:val="en-US"/>
         </w:rPr>
       </w:pPr>
-      <w:proofErr w:type="spellStart"/>
       <w:r>
         <w:rPr>
           <w:lang w:val="en-US"/>
         </w:rPr>
         <w:t>Formatet</w:t>
       </w:r>
-      <w:proofErr w:type="spellEnd"/>
     </w:p>
     <w:p>
       <w:pPr>
@@ -2904,19 +2902,11 @@
           <w:lang w:val="en-US"/>
         </w:rPr>
       </w:pPr>
-      <w:proofErr w:type="spellStart"/>
       <w:r>
         <w:rPr>
           <w:lang w:val="en-US"/>
         </w:rPr>
-        <w:t>Stad</w:t>
-      </w:r>
-      <w:proofErr w:type="spellEnd"/>
-      <w:r>
-        <w:rPr>
-          <w:lang w:val="en-US"/>
-        </w:rPr>
-        <w:t xml:space="preserve"> (City/Township), County, Stat, Land</w:t>
+        <w:t>Stad (City/Township), County, Stat, Land</w:t>
       </w:r>
     </w:p>
     <w:p>
@@ -2991,20 +2981,7 @@
           <w:lang w:val="en-US"/>
         </w:rPr>
         <w:tab/>
-      </w:r>
-      <w:proofErr w:type="spellStart"/>
-      <w:r>
-        <w:rPr>
-          <w:lang w:val="en-US"/>
-        </w:rPr>
-        <w:t>Landsbygd</w:t>
-      </w:r>
-      <w:proofErr w:type="spellEnd"/>
-      <w:r>
-        <w:rPr>
-          <w:lang w:val="en-US"/>
-        </w:rPr>
-        <w:t>: Chisago Lake Twp, Chisago, MN, USA</w:t>
+        <w:t>Landsbygd: Chisago Lake Twp, Chisago, MN, USA</w:t>
       </w:r>
     </w:p>
     <w:p>
@@ -3053,49 +3030,7 @@
           <w:lang w:val="en-US"/>
         </w:rPr>
         <w:tab/>
-        <w:t xml:space="preserve">const parts = </w:t>
-      </w:r>
-      <w:proofErr w:type="spellStart"/>
-      <w:r>
-        <w:rPr>
-          <w:lang w:val="en-US"/>
-        </w:rPr>
-        <w:t>placString.split</w:t>
-      </w:r>
-      <w:proofErr w:type="spellEnd"/>
-      <w:r>
-        <w:rPr>
-          <w:lang w:val="en-US"/>
-        </w:rPr>
-        <w:t>(','</w:t>
-      </w:r>
-      <w:proofErr w:type="gramStart"/>
-      <w:r>
-        <w:rPr>
-          <w:lang w:val="en-US"/>
-        </w:rPr>
-        <w:t>).map</w:t>
-      </w:r>
-      <w:proofErr w:type="gramEnd"/>
-      <w:r>
-        <w:rPr>
-          <w:lang w:val="en-US"/>
-        </w:rPr>
-        <w:t xml:space="preserve">(p =&gt; </w:t>
-      </w:r>
-      <w:proofErr w:type="spellStart"/>
-      <w:r>
-        <w:rPr>
-          <w:lang w:val="en-US"/>
-        </w:rPr>
-        <w:t>p.trim</w:t>
-      </w:r>
-      <w:proofErr w:type="spellEnd"/>
-      <w:r>
-        <w:rPr>
-          <w:lang w:val="en-US"/>
-        </w:rPr>
-        <w:t>());</w:t>
+        <w:t>const parts = placString.split(',').map(p =&gt; p.trim());</w:t>
       </w:r>
     </w:p>
     <w:p>
@@ -4336,7 +4271,7 @@
         <w:rFonts w:ascii="Symbol" w:hAnsi="Symbol" w:hint="default"/>
       </w:rPr>
     </w:lvl>
-    <w:lvl w:ilvl="1" w:tplc="041D0003" w:tentative="1">
+    <w:lvl w:ilvl="1" w:tplc="041D0003">
       <w:start w:val="1"/>
       <w:numFmt w:val="bullet"/>
       <w:lvlText w:val="o"/>

--- a/docs/släktträd.docx
+++ b/docs/släktträd.docx
@@ -40,8 +40,44 @@
         <w:rPr>
           <w:lang w:val="en-US"/>
         </w:rPr>
-        <w:t>React/Electron → (HTTP-anrop, t.ex. fetch) → Flask (Python) → (SQL) → SQLite-databas</w:t>
-      </w:r>
+        <w:t>React/Electron → (HTTP-</w:t>
+      </w:r>
+      <w:proofErr w:type="spellStart"/>
+      <w:r>
+        <w:rPr>
+          <w:lang w:val="en-US"/>
+        </w:rPr>
+        <w:t>anrop</w:t>
+      </w:r>
+      <w:proofErr w:type="spellEnd"/>
+      <w:r>
+        <w:rPr>
+          <w:lang w:val="en-US"/>
+        </w:rPr>
+        <w:t xml:space="preserve">, </w:t>
+      </w:r>
+      <w:proofErr w:type="spellStart"/>
+      <w:r>
+        <w:rPr>
+          <w:lang w:val="en-US"/>
+        </w:rPr>
+        <w:t>t.ex</w:t>
+      </w:r>
+      <w:proofErr w:type="spellEnd"/>
+      <w:r>
+        <w:rPr>
+          <w:lang w:val="en-US"/>
+        </w:rPr>
+        <w:t>. fetch) → Flask (Python) → (SQL) → SQLite-</w:t>
+      </w:r>
+      <w:proofErr w:type="spellStart"/>
+      <w:r>
+        <w:rPr>
+          <w:lang w:val="en-US"/>
+        </w:rPr>
+        <w:t>databas</w:t>
+      </w:r>
+      <w:proofErr w:type="spellEnd"/>
     </w:p>
     <w:p>
       <w:pPr>
@@ -67,19 +103,33 @@
         <w:rPr>
           <w:lang w:val="en-US"/>
         </w:rPr>
-        <w:t>C:\Users\denni\Documents\Dennis\programmering\WestFamilyTree\WestFamilyTree&gt; npm run dev</w:t>
-      </w:r>
-    </w:p>
-    <w:p>
-      <w:pPr>
+        <w:t xml:space="preserve">C:\Users\denni\Documents\Dennis\programmering\WestFamilyTree\WestFamilyTree&gt; </w:t>
+      </w:r>
+      <w:proofErr w:type="spellStart"/>
+      <w:r>
         <w:rPr>
           <w:lang w:val="en-US"/>
         </w:rPr>
-      </w:pPr>
+        <w:t>npm</w:t>
+      </w:r>
+      <w:proofErr w:type="spellEnd"/>
       <w:r>
         <w:rPr>
           <w:lang w:val="en-US"/>
         </w:rPr>
+        <w:t xml:space="preserve"> run dev</w:t>
+      </w:r>
+    </w:p>
+    <w:p>
+      <w:pPr>
+        <w:rPr>
+          <w:lang w:val="en-US"/>
+        </w:rPr>
+      </w:pPr>
+      <w:r>
+        <w:rPr>
+          <w:lang w:val="en-US"/>
+        </w:rPr>
         <w:t xml:space="preserve">C:\Users\denni\Documents\Dennis\programmering\WestFamilyTree\WestFamilyTree&gt; </w:t>
       </w:r>
       <w:r>
@@ -120,11 +170,19 @@
         </w:rPr>
         <w:t xml:space="preserve">C:\Users\denni\Documents\Dennis\programmering\WestFamilyTree\WestFamilyTree&gt; </w:t>
       </w:r>
+      <w:proofErr w:type="spellStart"/>
       <w:r>
         <w:rPr>
           <w:lang w:val="en-US"/>
         </w:rPr>
-        <w:t>npm run electron</w:t>
+        <w:t>npm</w:t>
+      </w:r>
+      <w:proofErr w:type="spellEnd"/>
+      <w:r>
+        <w:rPr>
+          <w:lang w:val="en-US"/>
+        </w:rPr>
+        <w:t xml:space="preserve"> run electron</w:t>
       </w:r>
     </w:p>
     <w:p>
@@ -1498,11 +1556,19 @@
           <w:lang w:val="en-US"/>
         </w:rPr>
       </w:pPr>
+      <w:proofErr w:type="spellStart"/>
       <w:r>
         <w:rPr>
           <w:lang w:val="en-US"/>
         </w:rPr>
-        <w:t>Profilbilds-skördare (Crop-to-Profile):</w:t>
+        <w:t>Profilbilds-skördare</w:t>
+      </w:r>
+      <w:proofErr w:type="spellEnd"/>
+      <w:r>
+        <w:rPr>
+          <w:lang w:val="en-US"/>
+        </w:rPr>
+        <w:t xml:space="preserve"> (Crop-to-Profile):</w:t>
       </w:r>
     </w:p>
     <w:p>
@@ -2507,6 +2573,142 @@
     </w:p>
     <w:p>
       <w:pPr>
+        <w:pStyle w:val="Heading2"/>
+      </w:pPr>
+      <w:r>
+        <w:t>Hjälp</w:t>
+      </w:r>
+    </w:p>
+    <w:p>
+      <w:pPr>
+        <w:pStyle w:val="Heading3"/>
+      </w:pPr>
+      <w:r>
+        <w:t>Kortkommandon:</w:t>
+      </w:r>
+    </w:p>
+    <w:p>
+      <w:pPr>
+        <w:pStyle w:val="ListParagraph"/>
+        <w:numPr>
+          <w:ilvl w:val="0"/>
+          <w:numId w:val="19"/>
+        </w:numPr>
+      </w:pPr>
+      <w:r>
+        <w:t>Tab/Enter = hoppa mellan rutorna</w:t>
+      </w:r>
+    </w:p>
+    <w:p>
+      <w:pPr>
+        <w:pStyle w:val="ListParagraph"/>
+        <w:numPr>
+          <w:ilvl w:val="0"/>
+          <w:numId w:val="19"/>
+        </w:numPr>
+      </w:pPr>
+      <w:r>
+        <w:t>Shift+Enter = Stäng modal och bekräfta ändringar.</w:t>
+      </w:r>
+    </w:p>
+    <w:p>
+      <w:pPr>
+        <w:pStyle w:val="ListParagraph"/>
+        <w:numPr>
+          <w:ilvl w:val="0"/>
+          <w:numId w:val="19"/>
+        </w:numPr>
+      </w:pPr>
+      <w:r>
+        <w:t>Esc = Avbryt och stäng modal. Bekräftelse först!</w:t>
+      </w:r>
+    </w:p>
+    <w:p>
+      <w:pPr>
+        <w:pStyle w:val="ListParagraph"/>
+        <w:numPr>
+          <w:ilvl w:val="0"/>
+          <w:numId w:val="19"/>
+        </w:numPr>
+      </w:pPr>
+      <w:r>
+        <w:t>+/- = Förstora bild/förminska bilder</w:t>
+      </w:r>
+      <w:r>
+        <w:t xml:space="preserve"> </w:t>
+      </w:r>
+      <w:r>
+        <w:t>/släktträd</w:t>
+      </w:r>
+    </w:p>
+    <w:p>
+      <w:pPr>
+        <w:pStyle w:val="ListParagraph"/>
+        <w:numPr>
+          <w:ilvl w:val="0"/>
+          <w:numId w:val="19"/>
+        </w:numPr>
+      </w:pPr>
+      <w:r>
+        <w:t>Piltangenterna = Förflytta sig i släktträdet</w:t>
+      </w:r>
+    </w:p>
+    <w:p>
+      <w:pPr>
+        <w:pStyle w:val="ListParagraph"/>
+        <w:numPr>
+          <w:ilvl w:val="0"/>
+          <w:numId w:val="19"/>
+        </w:numPr>
+      </w:pPr>
+      <w:r>
+        <w:t>CTRL+F</w:t>
+      </w:r>
+      <w:r>
+        <w:t>= Sök i släktträdet eller personregistret</w:t>
+      </w:r>
+    </w:p>
+    <w:p>
+      <w:pPr>
+        <w:pStyle w:val="ListParagraph"/>
+        <w:numPr>
+          <w:ilvl w:val="0"/>
+          <w:numId w:val="19"/>
+        </w:numPr>
+      </w:pPr>
+      <w:r>
+        <w:t>CTRL+S= Spara db</w:t>
+      </w:r>
+    </w:p>
+    <w:p>
+      <w:pPr>
+        <w:pStyle w:val="ListParagraph"/>
+        <w:numPr>
+          <w:ilvl w:val="0"/>
+          <w:numId w:val="19"/>
+        </w:numPr>
+      </w:pPr>
+      <w:r>
+        <w:t>CTRL+</w:t>
+      </w:r>
+      <w:r>
+        <w:t>N= Ny person (i personregistret), Ny källa i källkatlog-fliken,ny plats i plats-registret.</w:t>
+      </w:r>
+    </w:p>
+    <w:p>
+      <w:pPr>
+        <w:pStyle w:val="ListParagraph"/>
+        <w:numPr>
+          <w:ilvl w:val="0"/>
+          <w:numId w:val="19"/>
+        </w:numPr>
+      </w:pPr>
+      <w:r>
+        <w:t>Del = I mediafliken på vald bild så ska den raderas, bekräftelse först, sen undotoast.</w:t>
+      </w:r>
+    </w:p>
+    <w:p>
+      <w:pPr>
         <w:pStyle w:val="Heading1"/>
       </w:pPr>
       <w:r>
@@ -2644,6 +2846,7 @@
     </w:p>
     <w:p>
       <w:r>
+        <w:lastRenderedPageBreak/>
         <w:t xml:space="preserve">  -I redigera Arkiv Digital källa: Knappen i fältet för AID ska heta AID och inte AD.</w:t>
       </w:r>
     </w:p>
@@ -2667,7 +2870,6 @@
         <w:pStyle w:val="Heading1"/>
       </w:pPr>
       <w:r>
-        <w:lastRenderedPageBreak/>
         <w:t xml:space="preserve">FEL </w:t>
       </w:r>
       <w:r>
@@ -2810,6 +3012,7 @@
     </w:p>
     <w:p>
       <w:r>
+        <w:lastRenderedPageBreak/>
         <w:t>1.</w:t>
       </w:r>
       <w:r>
@@ -2860,7 +3063,6 @@
     </w:p>
     <w:p>
       <w:r>
-        <w:lastRenderedPageBreak/>
         <w:t>•</w:t>
       </w:r>
       <w:r>
@@ -2889,12 +3091,14 @@
           <w:lang w:val="en-US"/>
         </w:rPr>
       </w:pPr>
+      <w:proofErr w:type="spellStart"/>
       <w:r>
         <w:rPr>
           <w:lang w:val="en-US"/>
         </w:rPr>
         <w:t>Formatet</w:t>
       </w:r>
+      <w:proofErr w:type="spellEnd"/>
     </w:p>
     <w:p>
       <w:pPr>
@@ -2902,11 +3106,19 @@
           <w:lang w:val="en-US"/>
         </w:rPr>
       </w:pPr>
+      <w:proofErr w:type="spellStart"/>
       <w:r>
         <w:rPr>
           <w:lang w:val="en-US"/>
         </w:rPr>
-        <w:t>Stad (City/Township), County, Stat, Land</w:t>
+        <w:t>Stad</w:t>
+      </w:r>
+      <w:proofErr w:type="spellEnd"/>
+      <w:r>
+        <w:rPr>
+          <w:lang w:val="en-US"/>
+        </w:rPr>
+        <w:t xml:space="preserve"> (City/Township), County, Stat, Land</w:t>
       </w:r>
     </w:p>
     <w:p>
@@ -2981,7 +3193,20 @@
           <w:lang w:val="en-US"/>
         </w:rPr>
         <w:tab/>
-        <w:t>Landsbygd: Chisago Lake Twp, Chisago, MN, USA</w:t>
+      </w:r>
+      <w:proofErr w:type="spellStart"/>
+      <w:r>
+        <w:rPr>
+          <w:lang w:val="en-US"/>
+        </w:rPr>
+        <w:t>Landsbygd</w:t>
+      </w:r>
+      <w:proofErr w:type="spellEnd"/>
+      <w:r>
+        <w:rPr>
+          <w:lang w:val="en-US"/>
+        </w:rPr>
+        <w:t>: Chisago Lake Twp, Chisago, MN, USA</w:t>
       </w:r>
     </w:p>
     <w:p>
@@ -3030,7 +3255,49 @@
           <w:lang w:val="en-US"/>
         </w:rPr>
         <w:tab/>
-        <w:t>const parts = placString.split(',').map(p =&gt; p.trim());</w:t>
+        <w:t xml:space="preserve">const parts = </w:t>
+      </w:r>
+      <w:proofErr w:type="spellStart"/>
+      <w:r>
+        <w:rPr>
+          <w:lang w:val="en-US"/>
+        </w:rPr>
+        <w:t>placString.split</w:t>
+      </w:r>
+      <w:proofErr w:type="spellEnd"/>
+      <w:r>
+        <w:rPr>
+          <w:lang w:val="en-US"/>
+        </w:rPr>
+        <w:t>(','</w:t>
+      </w:r>
+      <w:proofErr w:type="gramStart"/>
+      <w:r>
+        <w:rPr>
+          <w:lang w:val="en-US"/>
+        </w:rPr>
+        <w:t>).map</w:t>
+      </w:r>
+      <w:proofErr w:type="gramEnd"/>
+      <w:r>
+        <w:rPr>
+          <w:lang w:val="en-US"/>
+        </w:rPr>
+        <w:t xml:space="preserve">(p =&gt; </w:t>
+      </w:r>
+      <w:proofErr w:type="spellStart"/>
+      <w:r>
+        <w:rPr>
+          <w:lang w:val="en-US"/>
+        </w:rPr>
+        <w:t>p.trim</w:t>
+      </w:r>
+      <w:proofErr w:type="spellEnd"/>
+      <w:r>
+        <w:rPr>
+          <w:lang w:val="en-US"/>
+        </w:rPr>
+        <w:t>());</w:t>
       </w:r>
     </w:p>
     <w:p>
@@ -3053,6 +3320,7 @@
     </w:p>
     <w:p>
       <w:r>
+        <w:lastRenderedPageBreak/>
         <w:t>o</w:t>
       </w:r>
       <w:r>
@@ -3103,7 +3371,6 @@
     </w:p>
     <w:p>
       <w:r>
-        <w:lastRenderedPageBreak/>
         <w:t>•</w:t>
       </w:r>
       <w:r>
@@ -5266,6 +5533,119 @@
       <w:lvlJc w:val="left"/>
       <w:pPr>
         <w:ind w:left="7784" w:hanging="360"/>
+      </w:pPr>
+      <w:rPr>
+        <w:rFonts w:ascii="Wingdings" w:hAnsi="Wingdings" w:hint="default"/>
+      </w:rPr>
+    </w:lvl>
+  </w:abstractNum>
+  <w:abstractNum w:abstractNumId="18" w15:restartNumberingAfterBreak="0">
+    <w:nsid w:val="792421DB"/>
+    <w:multiLevelType w:val="hybridMultilevel"/>
+    <w:tmpl w:val="EC94815E"/>
+    <w:lvl w:ilvl="0" w:tplc="041D0001">
+      <w:start w:val="1"/>
+      <w:numFmt w:val="bullet"/>
+      <w:lvlText w:val=""/>
+      <w:lvlJc w:val="left"/>
+      <w:pPr>
+        <w:ind w:left="720" w:hanging="360"/>
+      </w:pPr>
+      <w:rPr>
+        <w:rFonts w:ascii="Symbol" w:hAnsi="Symbol" w:hint="default"/>
+      </w:rPr>
+    </w:lvl>
+    <w:lvl w:ilvl="1" w:tplc="041D0003" w:tentative="1">
+      <w:start w:val="1"/>
+      <w:numFmt w:val="bullet"/>
+      <w:lvlText w:val="o"/>
+      <w:lvlJc w:val="left"/>
+      <w:pPr>
+        <w:ind w:left="1440" w:hanging="360"/>
+      </w:pPr>
+      <w:rPr>
+        <w:rFonts w:ascii="Courier New" w:hAnsi="Courier New" w:cs="Courier New" w:hint="default"/>
+      </w:rPr>
+    </w:lvl>
+    <w:lvl w:ilvl="2" w:tplc="041D0005" w:tentative="1">
+      <w:start w:val="1"/>
+      <w:numFmt w:val="bullet"/>
+      <w:lvlText w:val=""/>
+      <w:lvlJc w:val="left"/>
+      <w:pPr>
+        <w:ind w:left="2160" w:hanging="360"/>
+      </w:pPr>
+      <w:rPr>
+        <w:rFonts w:ascii="Wingdings" w:hAnsi="Wingdings" w:hint="default"/>
+      </w:rPr>
+    </w:lvl>
+    <w:lvl w:ilvl="3" w:tplc="041D0001" w:tentative="1">
+      <w:start w:val="1"/>
+      <w:numFmt w:val="bullet"/>
+      <w:lvlText w:val=""/>
+      <w:lvlJc w:val="left"/>
+      <w:pPr>
+        <w:ind w:left="2880" w:hanging="360"/>
+      </w:pPr>
+      <w:rPr>
+        <w:rFonts w:ascii="Symbol" w:hAnsi="Symbol" w:hint="default"/>
+      </w:rPr>
+    </w:lvl>
+    <w:lvl w:ilvl="4" w:tplc="041D0003" w:tentative="1">
+      <w:start w:val="1"/>
+      <w:numFmt w:val="bullet"/>
+      <w:lvlText w:val="o"/>
+      <w:lvlJc w:val="left"/>
+      <w:pPr>
+        <w:ind w:left="3600" w:hanging="360"/>
+      </w:pPr>
+      <w:rPr>
+        <w:rFonts w:ascii="Courier New" w:hAnsi="Courier New" w:cs="Courier New" w:hint="default"/>
+      </w:rPr>
+    </w:lvl>
+    <w:lvl w:ilvl="5" w:tplc="041D0005" w:tentative="1">
+      <w:start w:val="1"/>
+      <w:numFmt w:val="bullet"/>
+      <w:lvlText w:val=""/>
+      <w:lvlJc w:val="left"/>
+      <w:pPr>
+        <w:ind w:left="4320" w:hanging="360"/>
+      </w:pPr>
+      <w:rPr>
+        <w:rFonts w:ascii="Wingdings" w:hAnsi="Wingdings" w:hint="default"/>
+      </w:rPr>
+    </w:lvl>
+    <w:lvl w:ilvl="6" w:tplc="041D0001" w:tentative="1">
+      <w:start w:val="1"/>
+      <w:numFmt w:val="bullet"/>
+      <w:lvlText w:val=""/>
+      <w:lvlJc w:val="left"/>
+      <w:pPr>
+        <w:ind w:left="5040" w:hanging="360"/>
+      </w:pPr>
+      <w:rPr>
+        <w:rFonts w:ascii="Symbol" w:hAnsi="Symbol" w:hint="default"/>
+      </w:rPr>
+    </w:lvl>
+    <w:lvl w:ilvl="7" w:tplc="041D0003" w:tentative="1">
+      <w:start w:val="1"/>
+      <w:numFmt w:val="bullet"/>
+      <w:lvlText w:val="o"/>
+      <w:lvlJc w:val="left"/>
+      <w:pPr>
+        <w:ind w:left="5760" w:hanging="360"/>
+      </w:pPr>
+      <w:rPr>
+        <w:rFonts w:ascii="Courier New" w:hAnsi="Courier New" w:cs="Courier New" w:hint="default"/>
+      </w:rPr>
+    </w:lvl>
+    <w:lvl w:ilvl="8" w:tplc="041D0005" w:tentative="1">
+      <w:start w:val="1"/>
+      <w:numFmt w:val="bullet"/>
+      <w:lvlText w:val=""/>
+      <w:lvlJc w:val="left"/>
+      <w:pPr>
+        <w:ind w:left="6480" w:hanging="360"/>
       </w:pPr>
       <w:rPr>
         <w:rFonts w:ascii="Wingdings" w:hAnsi="Wingdings" w:hint="default"/>
@@ -5325,6 +5705,9 @@
   </w:num>
   <w:num w:numId="18" w16cid:durableId="352611108">
     <w:abstractNumId w:val="12"/>
+  </w:num>
+  <w:num w:numId="19" w16cid:durableId="1171213590">
+    <w:abstractNumId w:val="18"/>
   </w:num>
 </w:numbering>
 </file>

--- a/docs/släktträd.docx
+++ b/docs/släktträd.docx
@@ -254,7 +254,13 @@
     </w:p>
     <w:p>
       <w:r>
-        <w:t>ImageEditorModal – Bildvisare med redigeringsverktyg</w:t>
+        <w:t>ImageViewer.jsx</w:t>
+      </w:r>
+      <w:r>
+        <w:t xml:space="preserve"> </w:t>
+      </w:r>
+      <w:r>
+        <w:t>– Bildvisare med redigeringsverktyg</w:t>
       </w:r>
     </w:p>
     <w:p>
@@ -338,6 +344,63 @@
       </w:r>
     </w:p>
     <w:p>
+      <w:r>
+        <w:t>LinkPersonModal</w:t>
+      </w:r>
+      <w:r>
+        <w:t xml:space="preserve"> – När man länkar en person till något.</w:t>
+      </w:r>
+    </w:p>
+    <w:p>
+      <w:pPr>
+        <w:pStyle w:val="ListParagraph"/>
+        <w:numPr>
+          <w:ilvl w:val="0"/>
+          <w:numId w:val="21"/>
+        </w:numPr>
+      </w:pPr>
+      <w:r>
+        <w:t>Sök fritext, men som standard så visas dem 5 senaste profilerna man öppnat eller redigerat.</w:t>
+      </w:r>
+    </w:p>
+    <w:p>
+      <w:pPr>
+        <w:pStyle w:val="ListParagraph"/>
+        <w:numPr>
+          <w:ilvl w:val="0"/>
+          <w:numId w:val="21"/>
+        </w:numPr>
+      </w:pPr>
+      <w:r>
+        <w:t>Man ska kunna filtrera</w:t>
+      </w:r>
+    </w:p>
+    <w:p>
+      <w:pPr>
+        <w:pStyle w:val="ListParagraph"/>
+        <w:numPr>
+          <w:ilvl w:val="0"/>
+          <w:numId w:val="21"/>
+        </w:numPr>
+      </w:pPr>
+      <w:r>
+        <w:t>Man ska kunna se sin närmanste familj. Dvs syskon, föräldrar, barn, partners.</w:t>
+      </w:r>
+    </w:p>
+    <w:p>
+      <w:pPr>
+        <w:pStyle w:val="ListParagraph"/>
+        <w:numPr>
+          <w:ilvl w:val="0"/>
+          <w:numId w:val="21"/>
+        </w:numPr>
+      </w:pPr>
+      <w:r>
+        <w:lastRenderedPageBreak/>
+        <w:t>Se thumb på personerna när man söker samt Ref – F.namn, E. Namn (åååå-åååå)</w:t>
+      </w:r>
+    </w:p>
+    <w:p>
       <w:pPr>
         <w:pStyle w:val="Heading1"/>
       </w:pPr>
@@ -365,7 +428,6 @@
         <w:rPr>
           <w:lang w:val="en-US"/>
         </w:rPr>
-        <w:lastRenderedPageBreak/>
         <w:t>FS: https://www.familysearch.org/sv/tree/person/details/L1QK-C58</w:t>
       </w:r>
     </w:p>
@@ -704,6 +766,7 @@
     </w:p>
     <w:p>
       <w:r>
+        <w:lastRenderedPageBreak/>
         <w:t xml:space="preserve">  förvaringsplats</w:t>
       </w:r>
     </w:p>
@@ -729,7 +792,6 @@
     </w:p>
     <w:p>
       <w:r>
-        <w:lastRenderedPageBreak/>
         <w:t xml:space="preserve">  Förekomst</w:t>
       </w:r>
     </w:p>
@@ -1230,6 +1292,7 @@
         <w:rPr>
           <w:strike/>
         </w:rPr>
+        <w:lastRenderedPageBreak/>
         <w:t>Lägga till en ikon i editpersonmodal samt i personregistret som tar en t</w:t>
       </w:r>
       <w:r>
@@ -1374,7 +1437,6 @@
         <w:rPr>
           <w:strike/>
         </w:rPr>
-        <w:lastRenderedPageBreak/>
         <w:t>Radera händelse</w:t>
       </w:r>
     </w:p>
@@ -1681,6 +1743,7 @@
         <w:pStyle w:val="Heading2"/>
       </w:pPr>
       <w:r>
+        <w:lastRenderedPageBreak/>
         <w:t>Kyrkogårdar</w:t>
       </w:r>
     </w:p>
@@ -1731,7 +1794,6 @@
         </w:numPr>
       </w:pPr>
       <w:r>
-        <w:lastRenderedPageBreak/>
         <w:t>Minikarta i nedre högra hörnet</w:t>
       </w:r>
     </w:p>
@@ -1909,6 +1971,18 @@
     </w:p>
     <w:p>
       <w:pPr>
+        <w:pStyle w:val="ListParagraph"/>
+        <w:numPr>
+          <w:ilvl w:val="0"/>
+          <w:numId w:val="22"/>
+        </w:numPr>
+      </w:pPr>
+      <w:r>
+        <w:t>Bilder med GPS ska kunna synas på kartan</w:t>
+      </w:r>
+    </w:p>
+    <w:p>
+      <w:pPr>
         <w:pStyle w:val="Heading2"/>
       </w:pPr>
       <w:r>
@@ -2004,6 +2078,7 @@
         </w:numPr>
       </w:pPr>
       <w:r>
+        <w:lastRenderedPageBreak/>
         <w:t>Backup</w:t>
       </w:r>
     </w:p>
@@ -2103,7 +2178,6 @@
         </w:numPr>
       </w:pPr>
       <w:r>
-        <w:lastRenderedPageBreak/>
         <w:t>Namn-standardisering: Ett verktyg som hittar alla varianter av "Pehr", "Pär", "Per" och föreslår en standardisering.</w:t>
       </w:r>
     </w:p>
@@ -2394,6 +2468,7 @@
         </w:numPr>
       </w:pPr>
       <w:r>
+        <w:lastRenderedPageBreak/>
         <w:t>Idé: En funktion som automatiskt skannar din databas efter logiska fel och visar en varningslista.</w:t>
       </w:r>
     </w:p>
@@ -2496,18 +2571,6 @@
         </w:numPr>
       </w:pPr>
       <w:r>
-        <w:t>Tangentbordsgenvägar: N för Ny person, S för Spara, Ctrl+F för Sök. Gör det blixtsnabbt att jobba.</w:t>
-      </w:r>
-    </w:p>
-    <w:p>
-      <w:pPr>
-        <w:pStyle w:val="ListParagraph"/>
-        <w:numPr>
-          <w:ilvl w:val="0"/>
-          <w:numId w:val="9"/>
-        </w:numPr>
-      </w:pPr>
-      <w:r>
         <w:t>Visa i livshändelser i editpersonmodal on/off toggle:</w:t>
       </w:r>
     </w:p>
@@ -2622,6 +2685,9 @@
       <w:r>
         <w:t>Esc = Avbryt och stäng modal. Bekräftelse först!</w:t>
       </w:r>
+      <w:r>
+        <w:t xml:space="preserve"> Bekräftelse först om ändringar är gjorda</w:t>
+      </w:r>
     </w:p>
     <w:p>
       <w:pPr>
@@ -2632,7 +2698,7 @@
         </w:numPr>
       </w:pPr>
       <w:r>
-        <w:t>+/- = Förstora bild/förminska bilder</w:t>
+        <w:t>+/- = Förstora bild/förminska bild</w:t>
       </w:r>
       <w:r>
         <w:t xml:space="preserve"> </w:t>
@@ -2709,233 +2775,407 @@
     </w:p>
     <w:p>
       <w:pPr>
-        <w:pStyle w:val="Heading1"/>
-      </w:pPr>
-      <w:r>
-        <w:t>PROBLEM</w:t>
-      </w:r>
-    </w:p>
-    <w:p>
-      <w:pPr>
-        <w:pStyle w:val="ListParagraph"/>
-        <w:numPr>
-          <w:ilvl w:val="0"/>
-          <w:numId w:val="1"/>
-        </w:numPr>
-      </w:pPr>
-      <w:r>
-        <w:t>Relationsstigen är mycket svår at få rätt. blir fel varje gång eller så tas den bort!</w:t>
-      </w:r>
-    </w:p>
-    <w:p>
-      <w:pPr>
-        <w:pStyle w:val="ListParagraph"/>
-        <w:numPr>
-          <w:ilvl w:val="0"/>
-          <w:numId w:val="1"/>
-        </w:numPr>
-      </w:pPr>
-      <w:r>
-        <w:t>Om man skapat Svenstorp (M) AI:7 (1869-1878) Bild 3 (AID: v112348.b3, NAD: SE/LLA/13385) så går det inte att skapa i samma bok</w:t>
-      </w:r>
-      <w:r>
-        <w:t xml:space="preserve"> från andra sidor.</w:t>
-      </w:r>
-    </w:p>
-    <w:p>
-      <w:pPr>
-        <w:pStyle w:val="ListParagraph"/>
-        <w:numPr>
-          <w:ilvl w:val="0"/>
-          <w:numId w:val="1"/>
-        </w:numPr>
-      </w:pPr>
-      <w:r>
-        <w:t>M</w:t>
-      </w:r>
-      <w:r>
-        <w:t>e</w:t>
-      </w:r>
-      <w:r>
-        <w:t>rge funkar inte????</w:t>
-      </w:r>
-    </w:p>
-    <w:p>
-      <w:pPr>
-        <w:pStyle w:val="ListParagraph"/>
-        <w:numPr>
-          <w:ilvl w:val="0"/>
-          <w:numId w:val="1"/>
-        </w:numPr>
-      </w:pPr>
-      <w:r>
-        <w:t>Om du är inne i redigera person och trycker på "+koppla källa" så måste man trycka ESC 2grr.</w:t>
-      </w:r>
-    </w:p>
-    <w:p>
-      <w:pPr>
-        <w:pStyle w:val="ListParagraph"/>
-        <w:numPr>
-          <w:ilvl w:val="0"/>
-          <w:numId w:val="1"/>
-        </w:numPr>
-      </w:pPr>
-      <w:r>
-        <w:t>Släktträdets grena</w:t>
-      </w:r>
-      <w:r>
-        <w:t>r</w:t>
-      </w:r>
-      <w:r>
-        <w:t xml:space="preserve"> är OMG!!</w:t>
-      </w:r>
-    </w:p>
-    <w:p>
-      <w:pPr>
-        <w:pStyle w:val="ListParagraph"/>
-        <w:numPr>
-          <w:ilvl w:val="0"/>
-          <w:numId w:val="1"/>
-        </w:numPr>
-      </w:pPr>
-      <w:r>
-        <w:t>Siluetter/bilder överlag kan jag inte få att visa</w:t>
-      </w:r>
-    </w:p>
-    <w:p>
-      <w:pPr>
-        <w:pStyle w:val="ListParagraph"/>
-        <w:numPr>
-          <w:ilvl w:val="0"/>
-          <w:numId w:val="1"/>
-        </w:numPr>
-      </w:pPr>
-      <w:r>
-        <w:t>Facetaggen att följa med när fönstrets storlek ändras! Hållt på 2 dagar!</w:t>
-      </w:r>
-    </w:p>
-    <w:p/>
-    <w:p>
-      <w:pPr>
-        <w:pStyle w:val="Heading1"/>
-      </w:pPr>
-      <w:r>
-        <w:t xml:space="preserve">FEL </w:t>
-      </w:r>
-      <w:r>
-        <w:t xml:space="preserve">Småsaker - </w:t>
-      </w:r>
-      <w:r>
-        <w:t>KÄLLKATALOG</w:t>
-      </w:r>
-    </w:p>
-    <w:p>
-      <w:r>
-        <w:t xml:space="preserve">  -I redigera Arkiv Digital källa: RA-bildid ska heta "SVAR Bild-ID"</w:t>
-      </w:r>
-    </w:p>
-    <w:p>
-      <w:r>
-        <w:t xml:space="preserve">  -I redigera Arkiv Digital källa: NAD ska innehålla en blå knapp till höger precis som AID, i den ska det står NAD.</w:t>
-      </w:r>
-    </w:p>
-    <w:p>
-      <w:r>
-        <w:t xml:space="preserve">  -I redigera Arkiv Digital källa: Om där finns en notering i källan så ska det i källträdet finnas en grön knapp med ett (N). Kanppen ska vara längst till höger.</w:t>
-      </w:r>
-    </w:p>
-    <w:p>
-      <w:r>
-        <w:lastRenderedPageBreak/>
-        <w:t xml:space="preserve">  -I redigera Arkiv Digital källa: Knappen i fältet för AID ska heta AID och inte AD.</w:t>
-      </w:r>
-    </w:p>
-    <w:p>
-      <w:r>
-        <w:t xml:space="preserve">  -I redigera Arkiv Digital källa: Lägg till ny koppling ska öppna en minre modal som man kan söka på fritext, med avanserad sök och filter och kryssrutor. Man ska     även se personens närmaste familj såsom, partner,föräldrar,barn,syskon.</w:t>
-      </w:r>
-    </w:p>
-    <w:p>
-      <w:r>
-        <w:t xml:space="preserve">  -I redigera Arkiv Digital källa: När man skapar en tagg så efter man satt ett , så skapas en grön "knapp" med den tagg man skrev som inte går att trycka på. "," ska inte synas i knappen.</w:t>
-      </w:r>
-    </w:p>
-    <w:p>
-      <w:r>
-        <w:t xml:space="preserve">  -I redigera Arkiv Digital källa: Skulle jag vilja koppla Arkiv till platsregistret.</w:t>
-      </w:r>
-    </w:p>
-    <w:p>
-      <w:pPr>
-        <w:pStyle w:val="Heading1"/>
-      </w:pPr>
-      <w:r>
-        <w:t xml:space="preserve">FEL </w:t>
-      </w:r>
-      <w:r>
-        <w:t>Småsaker - PLATSREGISTRET</w:t>
-      </w:r>
-      <w:r>
-        <w:t xml:space="preserve"> </w:t>
-      </w:r>
-    </w:p>
-    <w:p>
-      <w:r>
-        <w:t xml:space="preserve"> -I Platsregistret: Skulle jag vilja ha parsing tex. från wikipedia länk? Helst: https://sok.riksarkivet.se/nad/?postid=Arkis+9396a96e-a0b0-11d3-9e53-009027b0fce9&amp;s=Balder</w:t>
-      </w:r>
-    </w:p>
-    <w:p>
-      <w:pPr>
-        <w:pStyle w:val="Heading1"/>
-      </w:pPr>
-      <w:r>
-        <w:t>PLATSER</w:t>
-      </w:r>
-    </w:p>
-    <w:p>
-      <w:r>
-        <w:t>Grundprincipen för PLAC</w:t>
-      </w:r>
-    </w:p>
-    <w:p>
-      <w:r>
-        <w:t xml:space="preserve">Sparas i offical </w:t>
-      </w:r>
-      <w:r>
         <w:rPr>
           <w:b/>
           <w:bCs/>
         </w:rPr>
-        <w:t xml:space="preserve">official_places.db </w:t>
-      </w:r>
-      <w:r>
-        <w:t>den som ja</w:t>
-      </w:r>
-      <w:r>
-        <w:t>g importerar från Lantmäteriet</w:t>
-      </w:r>
-      <w:r>
-        <w:t xml:space="preserve">. Sen har varje användare en egen DB för sina platser. Man ska kunna lägga till och ändra alla platser. Gör du en ändring i </w:t>
+      </w:pPr>
+      <w:r>
+        <w:t xml:space="preserve">Kortkommandon i </w:t>
       </w:r>
       <w:r>
         <w:rPr>
           <w:b/>
           <w:bCs/>
         </w:rPr>
-        <w:t>o</w:t>
+        <w:t>ImageViewer.jsx</w:t>
+      </w:r>
+    </w:p>
+    <w:p>
+      <w:pPr>
+        <w:pStyle w:val="ListParagraph"/>
+        <w:numPr>
+          <w:ilvl w:val="0"/>
+          <w:numId w:val="19"/>
+        </w:numPr>
+      </w:pPr>
+      <w:r>
+        <w:t>Esc = Avbryt och stäng modal. Bekräftelse först</w:t>
+      </w:r>
+      <w:r>
+        <w:t xml:space="preserve"> om ändringar är gjorda</w:t>
+      </w:r>
+      <w:r>
+        <w:t>!</w:t>
+      </w:r>
+    </w:p>
+    <w:p>
+      <w:pPr>
+        <w:pStyle w:val="ListParagraph"/>
+        <w:numPr>
+          <w:ilvl w:val="0"/>
+          <w:numId w:val="19"/>
+        </w:numPr>
+      </w:pPr>
+      <w:r>
+        <w:t>+/- = Förstora bild/förminska bild</w:t>
+      </w:r>
+    </w:p>
+    <w:p>
+      <w:pPr>
+        <w:pStyle w:val="ListParagraph"/>
+        <w:numPr>
+          <w:ilvl w:val="0"/>
+          <w:numId w:val="19"/>
+        </w:numPr>
+      </w:pPr>
+      <w:r>
+        <w:t xml:space="preserve">Piltangenterna = </w:t>
+      </w:r>
+      <w:r>
+        <w:t>Nästa/föregående bild</w:t>
+      </w:r>
+    </w:p>
+    <w:p>
+      <w:pPr>
+        <w:pStyle w:val="ListParagraph"/>
+        <w:numPr>
+          <w:ilvl w:val="0"/>
+          <w:numId w:val="19"/>
+        </w:numPr>
+      </w:pPr>
+      <w:r>
+        <w:t xml:space="preserve">CTRL+S= Spara </w:t>
+      </w:r>
+      <w:r>
+        <w:t>bild/metadata</w:t>
+      </w:r>
+    </w:p>
+    <w:p>
+      <w:pPr>
+        <w:pStyle w:val="ListParagraph"/>
+        <w:numPr>
+          <w:ilvl w:val="0"/>
+          <w:numId w:val="19"/>
+        </w:numPr>
+      </w:pPr>
+      <w:r>
+        <w:t>Del = I mediafliken på vald bild så ska den raderas, bekräftelse först, sen undotoast.</w:t>
+      </w:r>
+    </w:p>
+    <w:p>
+      <w:pPr>
+        <w:pStyle w:val="ListParagraph"/>
+        <w:numPr>
+          <w:ilvl w:val="0"/>
+          <w:numId w:val="19"/>
+        </w:numPr>
+      </w:pPr>
+      <w:r>
+        <w:t>P= Panoramaläge</w:t>
+      </w:r>
+    </w:p>
+    <w:p>
+      <w:pPr>
+        <w:pStyle w:val="ListParagraph"/>
+        <w:numPr>
+          <w:ilvl w:val="0"/>
+          <w:numId w:val="19"/>
+        </w:numPr>
+      </w:pPr>
+      <w:r>
+        <w:t>T= Facetagga personer</w:t>
+      </w:r>
+    </w:p>
+    <w:p>
+      <w:pPr>
+        <w:pStyle w:val="ListParagraph"/>
+        <w:numPr>
+          <w:ilvl w:val="0"/>
+          <w:numId w:val="19"/>
+        </w:numPr>
+      </w:pPr>
+      <w:r>
+        <w:t>A=Anpassa till vyn</w:t>
+      </w:r>
+    </w:p>
+    <w:p>
+      <w:pPr>
+        <w:pStyle w:val="ListParagraph"/>
+        <w:numPr>
+          <w:ilvl w:val="0"/>
+          <w:numId w:val="19"/>
+        </w:numPr>
+      </w:pPr>
+      <w:r>
+        <w:t>R= Rotera 90 grader</w:t>
+      </w:r>
+    </w:p>
+    <w:p>
+      <w:pPr>
+        <w:pStyle w:val="ListParagraph"/>
+        <w:numPr>
+          <w:ilvl w:val="0"/>
+          <w:numId w:val="19"/>
+        </w:numPr>
+      </w:pPr>
+      <w:r>
+        <w:t>H= Spegla horizentallt</w:t>
+      </w:r>
+    </w:p>
+    <w:p>
+      <w:pPr>
+        <w:pStyle w:val="ListParagraph"/>
+        <w:numPr>
+          <w:ilvl w:val="0"/>
+          <w:numId w:val="19"/>
+        </w:numPr>
+      </w:pPr>
+      <w:r>
+        <w:t>V= Spegla Vertikalt</w:t>
+      </w:r>
+    </w:p>
+    <w:p>
+      <w:pPr>
+        <w:pStyle w:val="ListParagraph"/>
+        <w:numPr>
+          <w:ilvl w:val="0"/>
+          <w:numId w:val="19"/>
+        </w:numPr>
+      </w:pPr>
+      <w:r>
+        <w:t>D= Dölj/visa ansiktsboxar</w:t>
+      </w:r>
+    </w:p>
+    <w:p>
+      <w:pPr>
+        <w:pStyle w:val="Heading1"/>
+      </w:pPr>
+      <w:r>
+        <w:lastRenderedPageBreak/>
+        <w:t>PROBLEM</w:t>
+      </w:r>
+    </w:p>
+    <w:p>
+      <w:pPr>
+        <w:pStyle w:val="ListParagraph"/>
+        <w:numPr>
+          <w:ilvl w:val="0"/>
+          <w:numId w:val="1"/>
+        </w:numPr>
+      </w:pPr>
+      <w:r>
+        <w:t>Relationsstigen är mycket svår at få rätt. blir fel varje gång eller så tas den bort!</w:t>
+      </w:r>
+    </w:p>
+    <w:p>
+      <w:pPr>
+        <w:pStyle w:val="ListParagraph"/>
+        <w:numPr>
+          <w:ilvl w:val="0"/>
+          <w:numId w:val="1"/>
+        </w:numPr>
+      </w:pPr>
+      <w:r>
+        <w:t>Om man skapat Svenstorp (M) AI:7 (1869-1878) Bild 3 (AID: v112348.b3, NAD: SE/LLA/13385) så går det inte att skapa i samma bok</w:t>
+      </w:r>
+      <w:r>
+        <w:t xml:space="preserve"> från andra sidor.</w:t>
+      </w:r>
+    </w:p>
+    <w:p>
+      <w:pPr>
+        <w:pStyle w:val="ListParagraph"/>
+        <w:numPr>
+          <w:ilvl w:val="0"/>
+          <w:numId w:val="1"/>
+        </w:numPr>
+      </w:pPr>
+      <w:r>
+        <w:t>M</w:t>
+      </w:r>
+      <w:r>
+        <w:t>e</w:t>
+      </w:r>
+      <w:r>
+        <w:t>rge funkar inte????</w:t>
+      </w:r>
+    </w:p>
+    <w:p>
+      <w:pPr>
+        <w:pStyle w:val="ListParagraph"/>
+        <w:numPr>
+          <w:ilvl w:val="0"/>
+          <w:numId w:val="1"/>
+        </w:numPr>
+      </w:pPr>
+      <w:r>
+        <w:t>Om du är inne i redigera person och trycker på "+koppla källa" så måste man trycka ESC 2grr.</w:t>
+      </w:r>
+    </w:p>
+    <w:p>
+      <w:pPr>
+        <w:pStyle w:val="ListParagraph"/>
+        <w:numPr>
+          <w:ilvl w:val="0"/>
+          <w:numId w:val="1"/>
+        </w:numPr>
+      </w:pPr>
+      <w:r>
+        <w:t>Släktträdets grena</w:t>
+      </w:r>
+      <w:r>
+        <w:t>r</w:t>
+      </w:r>
+      <w:r>
+        <w:t xml:space="preserve"> är OMG!!</w:t>
+      </w:r>
+    </w:p>
+    <w:p>
+      <w:pPr>
+        <w:pStyle w:val="ListParagraph"/>
+        <w:numPr>
+          <w:ilvl w:val="0"/>
+          <w:numId w:val="1"/>
+        </w:numPr>
+      </w:pPr>
+      <w:r>
+        <w:t>Siluetter/bilder överlag kan jag inte få att visa</w:t>
+      </w:r>
+    </w:p>
+    <w:p>
+      <w:pPr>
+        <w:pStyle w:val="ListParagraph"/>
+        <w:numPr>
+          <w:ilvl w:val="0"/>
+          <w:numId w:val="1"/>
+        </w:numPr>
+      </w:pPr>
+      <w:r>
+        <w:t>Facetaggen att följa med när fönstrets storlek ändras! Hållt på 2 dagar!</w:t>
+      </w:r>
+    </w:p>
+    <w:p/>
+    <w:p>
+      <w:pPr>
+        <w:pStyle w:val="Heading1"/>
+      </w:pPr>
+      <w:r>
+        <w:t xml:space="preserve">FEL </w:t>
+      </w:r>
+      <w:r>
+        <w:t xml:space="preserve">Småsaker - </w:t>
+      </w:r>
+      <w:r>
+        <w:t>KÄLLKATALOG</w:t>
+      </w:r>
+    </w:p>
+    <w:p>
+      <w:r>
+        <w:t xml:space="preserve">  -I redigera Arkiv Digital källa: RA-bildid ska heta "SVAR Bild-ID"</w:t>
+      </w:r>
+    </w:p>
+    <w:p>
+      <w:r>
+        <w:t xml:space="preserve">  -I redigera Arkiv Digital källa: NAD ska innehålla en blå knapp till höger precis som AID, i den ska det står NAD.</w:t>
+      </w:r>
+    </w:p>
+    <w:p>
+      <w:r>
+        <w:t xml:space="preserve">  -I redigera Arkiv Digital källa: Om där finns en notering i källan så ska det i källträdet finnas en grön knapp med ett (N). Kanppen ska vara längst till höger.</w:t>
+      </w:r>
+    </w:p>
+    <w:p>
+      <w:r>
+        <w:t xml:space="preserve">  -I redigera Arkiv Digital källa: Knappen i fältet för AID ska heta AID och inte AD.</w:t>
+      </w:r>
+    </w:p>
+    <w:p>
+      <w:r>
+        <w:t xml:space="preserve">  -I redigera Arkiv Digital källa: Lägg till ny koppling ska öppna en minre modal som man kan söka på fritext, med avanserad sök och filter och kryssrutor. Man ska     även se personens närmaste familj såsom, partner,föräldrar,barn,syskon.</w:t>
+      </w:r>
+    </w:p>
+    <w:p>
+      <w:r>
+        <w:t xml:space="preserve">  -I redigera Arkiv Digital källa: När man skapar en tagg så efter man satt ett , så skapas en grön "knapp" med den tagg man skrev som inte går att trycka på. "," ska inte synas i knappen.</w:t>
+      </w:r>
+    </w:p>
+    <w:p>
+      <w:r>
+        <w:t xml:space="preserve">  -I redigera Arkiv Digital källa: Skulle jag vilja koppla Arkiv till platsregistret.</w:t>
+      </w:r>
+    </w:p>
+    <w:p>
+      <w:pPr>
+        <w:pStyle w:val="Heading1"/>
+      </w:pPr>
+      <w:r>
+        <w:t xml:space="preserve">FEL </w:t>
+      </w:r>
+      <w:r>
+        <w:t>Småsaker - PLATSREGISTRET</w:t>
+      </w:r>
+      <w:r>
+        <w:t xml:space="preserve"> </w:t>
+      </w:r>
+    </w:p>
+    <w:p>
+      <w:r>
+        <w:t xml:space="preserve"> -I Platsregistret: Skulle jag vilja ha parsing tex. från wikipedia länk? Helst: https://sok.riksarkivet.se/nad/?postid=Arkis+9396a96e-a0b0-11d3-9e53-009027b0fce9&amp;s=Balder</w:t>
+      </w:r>
+    </w:p>
+    <w:p>
+      <w:pPr>
+        <w:pStyle w:val="Heading1"/>
+      </w:pPr>
+      <w:r>
+        <w:t>PLATSER</w:t>
+      </w:r>
+    </w:p>
+    <w:p>
+      <w:r>
+        <w:t>Grundprincipen för PLAC</w:t>
+      </w:r>
+    </w:p>
+    <w:p>
+      <w:r>
+        <w:t xml:space="preserve">Sparas i offical </w:t>
       </w:r>
       <w:r>
         <w:rPr>
           <w:b/>
           <w:bCs/>
         </w:rPr>
-        <w:t>fficial_places.db</w:t>
+        <w:t xml:space="preserve">official_places.db </w:t>
+      </w:r>
+      <w:r>
+        <w:t>den som ja</w:t>
+      </w:r>
+      <w:r>
+        <w:t>g importerar från Lantmäteriet</w:t>
+      </w:r>
+      <w:r>
+        <w:t xml:space="preserve">. Sen har varje användare en egen DB för sina platser. Man ska kunna lägga till och ändra alla platser. Gör du en ändring i </w:t>
       </w:r>
       <w:r>
         <w:rPr>
           <w:b/>
           <w:bCs/>
         </w:rPr>
+        <w:t>o</w:t>
+      </w:r>
+      <w:r>
+        <w:rPr>
+          <w:b/>
+          <w:bCs/>
+        </w:rPr>
+        <w:t>fficial_places.db</w:t>
+      </w:r>
+      <w:r>
+        <w:rPr>
+          <w:b/>
+          <w:bCs/>
+        </w:rPr>
         <w:t xml:space="preserve"> </w:t>
       </w:r>
       <w:r>
@@ -2953,7 +3193,11 @@
     </w:p>
     <w:p>
       <w:r>
-        <w:t>Om man importerar en GEDCOM så ska dem synkas med den officiella ELLER användarens egna platser. Dem som inte matchar ska hamna i en flik som heter ”Rätta” med passande ikon, på den fliken ska där stå antal som behöver redigeras. I fliken ska man kunna söka i fritex samt att där finns en knapp som heter koppla där man kan skriva i plats id elelr söka fritext och dela upp strängen efter lään, kommun, församling, ort osv.</w:t>
+        <w:t xml:space="preserve">Om man importerar en GEDCOM så ska dem synkas med den officiella ELLER användarens egna platser. Dem som inte matchar ska hamna i en flik som heter ”Rätta” med passande ikon, på den fliken ska där stå antal som behöver redigeras. I fliken ska man kunna söka i fritex samt att där finns en knapp som heter koppla där man kan skriva i plats id elelr söka fritext och dela upp strängen efter </w:t>
+      </w:r>
+      <w:r>
+        <w:lastRenderedPageBreak/>
+        <w:t>lään, kommun, församling, ort osv.</w:t>
       </w:r>
       <w:r>
         <w:br/>
@@ -3012,7 +3256,6 @@
     </w:p>
     <w:p>
       <w:r>
-        <w:lastRenderedPageBreak/>
         <w:t>1.</w:t>
       </w:r>
       <w:r>
@@ -3155,6 +3398,7 @@
     </w:p>
     <w:p>
       <w:r>
+        <w:lastRenderedPageBreak/>
         <w:t>Exempel i GEDCOM</w:t>
       </w:r>
     </w:p>
@@ -3320,7 +3564,6 @@
     </w:p>
     <w:p>
       <w:r>
-        <w:lastRenderedPageBreak/>
         <w:t>o</w:t>
       </w:r>
       <w:r>
@@ -3469,6 +3712,7 @@
     </w:p>
     <w:p>
       <w:r>
+        <w:lastRenderedPageBreak/>
         <w:t>Nivå 3</w:t>
       </w:r>
       <w:r>
@@ -3619,6 +3863,119 @@
     </w:lvl>
   </w:abstractNum>
   <w:abstractNum w:abstractNumId="1" w15:restartNumberingAfterBreak="0">
+    <w:nsid w:val="09290F43"/>
+    <w:multiLevelType w:val="hybridMultilevel"/>
+    <w:tmpl w:val="575CD54E"/>
+    <w:lvl w:ilvl="0" w:tplc="041D0001">
+      <w:start w:val="1"/>
+      <w:numFmt w:val="bullet"/>
+      <w:lvlText w:val=""/>
+      <w:lvlJc w:val="left"/>
+      <w:pPr>
+        <w:ind w:left="720" w:hanging="360"/>
+      </w:pPr>
+      <w:rPr>
+        <w:rFonts w:ascii="Symbol" w:hAnsi="Symbol" w:hint="default"/>
+      </w:rPr>
+    </w:lvl>
+    <w:lvl w:ilvl="1" w:tplc="041D0003" w:tentative="1">
+      <w:start w:val="1"/>
+      <w:numFmt w:val="bullet"/>
+      <w:lvlText w:val="o"/>
+      <w:lvlJc w:val="left"/>
+      <w:pPr>
+        <w:ind w:left="1440" w:hanging="360"/>
+      </w:pPr>
+      <w:rPr>
+        <w:rFonts w:ascii="Courier New" w:hAnsi="Courier New" w:cs="Courier New" w:hint="default"/>
+      </w:rPr>
+    </w:lvl>
+    <w:lvl w:ilvl="2" w:tplc="041D0005" w:tentative="1">
+      <w:start w:val="1"/>
+      <w:numFmt w:val="bullet"/>
+      <w:lvlText w:val=""/>
+      <w:lvlJc w:val="left"/>
+      <w:pPr>
+        <w:ind w:left="2160" w:hanging="360"/>
+      </w:pPr>
+      <w:rPr>
+        <w:rFonts w:ascii="Wingdings" w:hAnsi="Wingdings" w:hint="default"/>
+      </w:rPr>
+    </w:lvl>
+    <w:lvl w:ilvl="3" w:tplc="041D0001" w:tentative="1">
+      <w:start w:val="1"/>
+      <w:numFmt w:val="bullet"/>
+      <w:lvlText w:val=""/>
+      <w:lvlJc w:val="left"/>
+      <w:pPr>
+        <w:ind w:left="2880" w:hanging="360"/>
+      </w:pPr>
+      <w:rPr>
+        <w:rFonts w:ascii="Symbol" w:hAnsi="Symbol" w:hint="default"/>
+      </w:rPr>
+    </w:lvl>
+    <w:lvl w:ilvl="4" w:tplc="041D0003" w:tentative="1">
+      <w:start w:val="1"/>
+      <w:numFmt w:val="bullet"/>
+      <w:lvlText w:val="o"/>
+      <w:lvlJc w:val="left"/>
+      <w:pPr>
+        <w:ind w:left="3600" w:hanging="360"/>
+      </w:pPr>
+      <w:rPr>
+        <w:rFonts w:ascii="Courier New" w:hAnsi="Courier New" w:cs="Courier New" w:hint="default"/>
+      </w:rPr>
+    </w:lvl>
+    <w:lvl w:ilvl="5" w:tplc="041D0005" w:tentative="1">
+      <w:start w:val="1"/>
+      <w:numFmt w:val="bullet"/>
+      <w:lvlText w:val=""/>
+      <w:lvlJc w:val="left"/>
+      <w:pPr>
+        <w:ind w:left="4320" w:hanging="360"/>
+      </w:pPr>
+      <w:rPr>
+        <w:rFonts w:ascii="Wingdings" w:hAnsi="Wingdings" w:hint="default"/>
+      </w:rPr>
+    </w:lvl>
+    <w:lvl w:ilvl="6" w:tplc="041D0001" w:tentative="1">
+      <w:start w:val="1"/>
+      <w:numFmt w:val="bullet"/>
+      <w:lvlText w:val=""/>
+      <w:lvlJc w:val="left"/>
+      <w:pPr>
+        <w:ind w:left="5040" w:hanging="360"/>
+      </w:pPr>
+      <w:rPr>
+        <w:rFonts w:ascii="Symbol" w:hAnsi="Symbol" w:hint="default"/>
+      </w:rPr>
+    </w:lvl>
+    <w:lvl w:ilvl="7" w:tplc="041D0003" w:tentative="1">
+      <w:start w:val="1"/>
+      <w:numFmt w:val="bullet"/>
+      <w:lvlText w:val="o"/>
+      <w:lvlJc w:val="left"/>
+      <w:pPr>
+        <w:ind w:left="5760" w:hanging="360"/>
+      </w:pPr>
+      <w:rPr>
+        <w:rFonts w:ascii="Courier New" w:hAnsi="Courier New" w:cs="Courier New" w:hint="default"/>
+      </w:rPr>
+    </w:lvl>
+    <w:lvl w:ilvl="8" w:tplc="041D0005" w:tentative="1">
+      <w:start w:val="1"/>
+      <w:numFmt w:val="bullet"/>
+      <w:lvlText w:val=""/>
+      <w:lvlJc w:val="left"/>
+      <w:pPr>
+        <w:ind w:left="6480" w:hanging="360"/>
+      </w:pPr>
+      <w:rPr>
+        <w:rFonts w:ascii="Wingdings" w:hAnsi="Wingdings" w:hint="default"/>
+      </w:rPr>
+    </w:lvl>
+  </w:abstractNum>
+  <w:abstractNum w:abstractNumId="2" w15:restartNumberingAfterBreak="0">
     <w:nsid w:val="0E591EE1"/>
     <w:multiLevelType w:val="hybridMultilevel"/>
     <w:tmpl w:val="C79E6D10"/>
@@ -3731,7 +4088,7 @@
       </w:rPr>
     </w:lvl>
   </w:abstractNum>
-  <w:abstractNum w:abstractNumId="2" w15:restartNumberingAfterBreak="0">
+  <w:abstractNum w:abstractNumId="3" w15:restartNumberingAfterBreak="0">
     <w:nsid w:val="0FE8767A"/>
     <w:multiLevelType w:val="hybridMultilevel"/>
     <w:tmpl w:val="0ABAFE2C"/>
@@ -3844,7 +4201,7 @@
       </w:rPr>
     </w:lvl>
   </w:abstractNum>
-  <w:abstractNum w:abstractNumId="3" w15:restartNumberingAfterBreak="0">
+  <w:abstractNum w:abstractNumId="4" w15:restartNumberingAfterBreak="0">
     <w:nsid w:val="18540451"/>
     <w:multiLevelType w:val="hybridMultilevel"/>
     <w:tmpl w:val="12141176"/>
@@ -3957,7 +4314,7 @@
       </w:rPr>
     </w:lvl>
   </w:abstractNum>
-  <w:abstractNum w:abstractNumId="4" w15:restartNumberingAfterBreak="0">
+  <w:abstractNum w:abstractNumId="5" w15:restartNumberingAfterBreak="0">
     <w:nsid w:val="31D02BF7"/>
     <w:multiLevelType w:val="hybridMultilevel"/>
     <w:tmpl w:val="B1407482"/>
@@ -4070,7 +4427,7 @@
       </w:rPr>
     </w:lvl>
   </w:abstractNum>
-  <w:abstractNum w:abstractNumId="5" w15:restartNumberingAfterBreak="0">
+  <w:abstractNum w:abstractNumId="6" w15:restartNumberingAfterBreak="0">
     <w:nsid w:val="3459760A"/>
     <w:multiLevelType w:val="hybridMultilevel"/>
     <w:tmpl w:val="675EF1BE"/>
@@ -4183,7 +4540,7 @@
       </w:rPr>
     </w:lvl>
   </w:abstractNum>
-  <w:abstractNum w:abstractNumId="6" w15:restartNumberingAfterBreak="0">
+  <w:abstractNum w:abstractNumId="7" w15:restartNumberingAfterBreak="0">
     <w:nsid w:val="3BCC3A2F"/>
     <w:multiLevelType w:val="hybridMultilevel"/>
     <w:tmpl w:val="2E225524"/>
@@ -4296,7 +4653,7 @@
       </w:rPr>
     </w:lvl>
   </w:abstractNum>
-  <w:abstractNum w:abstractNumId="7" w15:restartNumberingAfterBreak="0">
+  <w:abstractNum w:abstractNumId="8" w15:restartNumberingAfterBreak="0">
     <w:nsid w:val="3C7351FE"/>
     <w:multiLevelType w:val="hybridMultilevel"/>
     <w:tmpl w:val="63CCF0FA"/>
@@ -4409,7 +4766,7 @@
       </w:rPr>
     </w:lvl>
   </w:abstractNum>
-  <w:abstractNum w:abstractNumId="8" w15:restartNumberingAfterBreak="0">
+  <w:abstractNum w:abstractNumId="9" w15:restartNumberingAfterBreak="0">
     <w:nsid w:val="40AB1479"/>
     <w:multiLevelType w:val="hybridMultilevel"/>
     <w:tmpl w:val="FD9E368E"/>
@@ -4522,7 +4879,7 @@
       </w:rPr>
     </w:lvl>
   </w:abstractNum>
-  <w:abstractNum w:abstractNumId="9" w15:restartNumberingAfterBreak="0">
+  <w:abstractNum w:abstractNumId="10" w15:restartNumberingAfterBreak="0">
     <w:nsid w:val="424344C3"/>
     <w:multiLevelType w:val="hybridMultilevel"/>
     <w:tmpl w:val="750E38B4"/>
@@ -4635,7 +4992,7 @@
       </w:rPr>
     </w:lvl>
   </w:abstractNum>
-  <w:abstractNum w:abstractNumId="10" w15:restartNumberingAfterBreak="0">
+  <w:abstractNum w:abstractNumId="11" w15:restartNumberingAfterBreak="0">
     <w:nsid w:val="44872AC6"/>
     <w:multiLevelType w:val="hybridMultilevel"/>
     <w:tmpl w:val="323687DE"/>
@@ -4748,7 +5105,7 @@
       </w:rPr>
     </w:lvl>
   </w:abstractNum>
-  <w:abstractNum w:abstractNumId="11" w15:restartNumberingAfterBreak="0">
+  <w:abstractNum w:abstractNumId="12" w15:restartNumberingAfterBreak="0">
     <w:nsid w:val="45075063"/>
     <w:multiLevelType w:val="hybridMultilevel"/>
     <w:tmpl w:val="1062FE3C"/>
@@ -4861,7 +5218,7 @@
       </w:rPr>
     </w:lvl>
   </w:abstractNum>
-  <w:abstractNum w:abstractNumId="12" w15:restartNumberingAfterBreak="0">
+  <w:abstractNum w:abstractNumId="13" w15:restartNumberingAfterBreak="0">
     <w:nsid w:val="45242857"/>
     <w:multiLevelType w:val="hybridMultilevel"/>
     <w:tmpl w:val="9CF4E5D2"/>
@@ -4974,7 +5331,120 @@
       </w:rPr>
     </w:lvl>
   </w:abstractNum>
-  <w:abstractNum w:abstractNumId="13" w15:restartNumberingAfterBreak="0">
+  <w:abstractNum w:abstractNumId="14" w15:restartNumberingAfterBreak="0">
+    <w:nsid w:val="470A12FB"/>
+    <w:multiLevelType w:val="hybridMultilevel"/>
+    <w:tmpl w:val="BD363F30"/>
+    <w:lvl w:ilvl="0" w:tplc="041D0001">
+      <w:start w:val="1"/>
+      <w:numFmt w:val="bullet"/>
+      <w:lvlText w:val=""/>
+      <w:lvlJc w:val="left"/>
+      <w:pPr>
+        <w:ind w:left="720" w:hanging="360"/>
+      </w:pPr>
+      <w:rPr>
+        <w:rFonts w:ascii="Symbol" w:hAnsi="Symbol" w:hint="default"/>
+      </w:rPr>
+    </w:lvl>
+    <w:lvl w:ilvl="1" w:tplc="041D0003" w:tentative="1">
+      <w:start w:val="1"/>
+      <w:numFmt w:val="bullet"/>
+      <w:lvlText w:val="o"/>
+      <w:lvlJc w:val="left"/>
+      <w:pPr>
+        <w:ind w:left="1440" w:hanging="360"/>
+      </w:pPr>
+      <w:rPr>
+        <w:rFonts w:ascii="Courier New" w:hAnsi="Courier New" w:cs="Courier New" w:hint="default"/>
+      </w:rPr>
+    </w:lvl>
+    <w:lvl w:ilvl="2" w:tplc="041D0005" w:tentative="1">
+      <w:start w:val="1"/>
+      <w:numFmt w:val="bullet"/>
+      <w:lvlText w:val=""/>
+      <w:lvlJc w:val="left"/>
+      <w:pPr>
+        <w:ind w:left="2160" w:hanging="360"/>
+      </w:pPr>
+      <w:rPr>
+        <w:rFonts w:ascii="Wingdings" w:hAnsi="Wingdings" w:hint="default"/>
+      </w:rPr>
+    </w:lvl>
+    <w:lvl w:ilvl="3" w:tplc="041D0001" w:tentative="1">
+      <w:start w:val="1"/>
+      <w:numFmt w:val="bullet"/>
+      <w:lvlText w:val=""/>
+      <w:lvlJc w:val="left"/>
+      <w:pPr>
+        <w:ind w:left="2880" w:hanging="360"/>
+      </w:pPr>
+      <w:rPr>
+        <w:rFonts w:ascii="Symbol" w:hAnsi="Symbol" w:hint="default"/>
+      </w:rPr>
+    </w:lvl>
+    <w:lvl w:ilvl="4" w:tplc="041D0003" w:tentative="1">
+      <w:start w:val="1"/>
+      <w:numFmt w:val="bullet"/>
+      <w:lvlText w:val="o"/>
+      <w:lvlJc w:val="left"/>
+      <w:pPr>
+        <w:ind w:left="3600" w:hanging="360"/>
+      </w:pPr>
+      <w:rPr>
+        <w:rFonts w:ascii="Courier New" w:hAnsi="Courier New" w:cs="Courier New" w:hint="default"/>
+      </w:rPr>
+    </w:lvl>
+    <w:lvl w:ilvl="5" w:tplc="041D0005" w:tentative="1">
+      <w:start w:val="1"/>
+      <w:numFmt w:val="bullet"/>
+      <w:lvlText w:val=""/>
+      <w:lvlJc w:val="left"/>
+      <w:pPr>
+        <w:ind w:left="4320" w:hanging="360"/>
+      </w:pPr>
+      <w:rPr>
+        <w:rFonts w:ascii="Wingdings" w:hAnsi="Wingdings" w:hint="default"/>
+      </w:rPr>
+    </w:lvl>
+    <w:lvl w:ilvl="6" w:tplc="041D0001" w:tentative="1">
+      <w:start w:val="1"/>
+      <w:numFmt w:val="bullet"/>
+      <w:lvlText w:val=""/>
+      <w:lvlJc w:val="left"/>
+      <w:pPr>
+        <w:ind w:left="5040" w:hanging="360"/>
+      </w:pPr>
+      <w:rPr>
+        <w:rFonts w:ascii="Symbol" w:hAnsi="Symbol" w:hint="default"/>
+      </w:rPr>
+    </w:lvl>
+    <w:lvl w:ilvl="7" w:tplc="041D0003" w:tentative="1">
+      <w:start w:val="1"/>
+      <w:numFmt w:val="bullet"/>
+      <w:lvlText w:val="o"/>
+      <w:lvlJc w:val="left"/>
+      <w:pPr>
+        <w:ind w:left="5760" w:hanging="360"/>
+      </w:pPr>
+      <w:rPr>
+        <w:rFonts w:ascii="Courier New" w:hAnsi="Courier New" w:cs="Courier New" w:hint="default"/>
+      </w:rPr>
+    </w:lvl>
+    <w:lvl w:ilvl="8" w:tplc="041D0005" w:tentative="1">
+      <w:start w:val="1"/>
+      <w:numFmt w:val="bullet"/>
+      <w:lvlText w:val=""/>
+      <w:lvlJc w:val="left"/>
+      <w:pPr>
+        <w:ind w:left="6480" w:hanging="360"/>
+      </w:pPr>
+      <w:rPr>
+        <w:rFonts w:ascii="Wingdings" w:hAnsi="Wingdings" w:hint="default"/>
+      </w:rPr>
+    </w:lvl>
+  </w:abstractNum>
+  <w:abstractNum w:abstractNumId="15" w15:restartNumberingAfterBreak="0">
     <w:nsid w:val="4B1A5841"/>
     <w:multiLevelType w:val="hybridMultilevel"/>
     <w:tmpl w:val="E1AC38E6"/>
@@ -5087,7 +5557,7 @@
       </w:rPr>
     </w:lvl>
   </w:abstractNum>
-  <w:abstractNum w:abstractNumId="14" w15:restartNumberingAfterBreak="0">
+  <w:abstractNum w:abstractNumId="16" w15:restartNumberingAfterBreak="0">
     <w:nsid w:val="50C97E8C"/>
     <w:multiLevelType w:val="hybridMultilevel"/>
     <w:tmpl w:val="9352141C"/>
@@ -5200,7 +5670,7 @@
       </w:rPr>
     </w:lvl>
   </w:abstractNum>
-  <w:abstractNum w:abstractNumId="15" w15:restartNumberingAfterBreak="0">
+  <w:abstractNum w:abstractNumId="17" w15:restartNumberingAfterBreak="0">
     <w:nsid w:val="630043EE"/>
     <w:multiLevelType w:val="hybridMultilevel"/>
     <w:tmpl w:val="5D6C5982"/>
@@ -5313,7 +5783,7 @@
       </w:rPr>
     </w:lvl>
   </w:abstractNum>
-  <w:abstractNum w:abstractNumId="16" w15:restartNumberingAfterBreak="0">
+  <w:abstractNum w:abstractNumId="18" w15:restartNumberingAfterBreak="0">
     <w:nsid w:val="6EAE64CC"/>
     <w:multiLevelType w:val="hybridMultilevel"/>
     <w:tmpl w:val="56B61DA6"/>
@@ -5426,7 +5896,7 @@
       </w:rPr>
     </w:lvl>
   </w:abstractNum>
-  <w:abstractNum w:abstractNumId="17" w15:restartNumberingAfterBreak="0">
+  <w:abstractNum w:abstractNumId="19" w15:restartNumberingAfterBreak="0">
     <w:nsid w:val="7096753B"/>
     <w:multiLevelType w:val="hybridMultilevel"/>
     <w:tmpl w:val="4C42F042"/>
@@ -5539,7 +6009,7 @@
       </w:rPr>
     </w:lvl>
   </w:abstractNum>
-  <w:abstractNum w:abstractNumId="18" w15:restartNumberingAfterBreak="0">
+  <w:abstractNum w:abstractNumId="20" w15:restartNumberingAfterBreak="0">
     <w:nsid w:val="792421DB"/>
     <w:multiLevelType w:val="hybridMultilevel"/>
     <w:tmpl w:val="EC94815E"/>
@@ -5652,62 +6122,183 @@
       </w:rPr>
     </w:lvl>
   </w:abstractNum>
+  <w:abstractNum w:abstractNumId="21" w15:restartNumberingAfterBreak="0">
+    <w:nsid w:val="7DA61E08"/>
+    <w:multiLevelType w:val="hybridMultilevel"/>
+    <w:tmpl w:val="2E7C9934"/>
+    <w:lvl w:ilvl="0" w:tplc="041D0001">
+      <w:start w:val="1"/>
+      <w:numFmt w:val="bullet"/>
+      <w:lvlText w:val=""/>
+      <w:lvlJc w:val="left"/>
+      <w:pPr>
+        <w:ind w:left="720" w:hanging="360"/>
+      </w:pPr>
+      <w:rPr>
+        <w:rFonts w:ascii="Symbol" w:hAnsi="Symbol" w:hint="default"/>
+      </w:rPr>
+    </w:lvl>
+    <w:lvl w:ilvl="1" w:tplc="DA021DCA">
+      <w:numFmt w:val="bullet"/>
+      <w:lvlText w:val="-"/>
+      <w:lvlJc w:val="left"/>
+      <w:pPr>
+        <w:ind w:left="1440" w:hanging="360"/>
+      </w:pPr>
+      <w:rPr>
+        <w:rFonts w:ascii="Calibri" w:eastAsiaTheme="minorHAnsi" w:hAnsi="Calibri" w:cs="Calibri" w:hint="default"/>
+      </w:rPr>
+    </w:lvl>
+    <w:lvl w:ilvl="2" w:tplc="041D0005">
+      <w:start w:val="1"/>
+      <w:numFmt w:val="bullet"/>
+      <w:lvlText w:val=""/>
+      <w:lvlJc w:val="left"/>
+      <w:pPr>
+        <w:ind w:left="2160" w:hanging="360"/>
+      </w:pPr>
+      <w:rPr>
+        <w:rFonts w:ascii="Wingdings" w:hAnsi="Wingdings" w:hint="default"/>
+      </w:rPr>
+    </w:lvl>
+    <w:lvl w:ilvl="3" w:tplc="041D0001" w:tentative="1">
+      <w:start w:val="1"/>
+      <w:numFmt w:val="bullet"/>
+      <w:lvlText w:val=""/>
+      <w:lvlJc w:val="left"/>
+      <w:pPr>
+        <w:ind w:left="2880" w:hanging="360"/>
+      </w:pPr>
+      <w:rPr>
+        <w:rFonts w:ascii="Symbol" w:hAnsi="Symbol" w:hint="default"/>
+      </w:rPr>
+    </w:lvl>
+    <w:lvl w:ilvl="4" w:tplc="041D0003" w:tentative="1">
+      <w:start w:val="1"/>
+      <w:numFmt w:val="bullet"/>
+      <w:lvlText w:val="o"/>
+      <w:lvlJc w:val="left"/>
+      <w:pPr>
+        <w:ind w:left="3600" w:hanging="360"/>
+      </w:pPr>
+      <w:rPr>
+        <w:rFonts w:ascii="Courier New" w:hAnsi="Courier New" w:cs="Courier New" w:hint="default"/>
+      </w:rPr>
+    </w:lvl>
+    <w:lvl w:ilvl="5" w:tplc="041D0005" w:tentative="1">
+      <w:start w:val="1"/>
+      <w:numFmt w:val="bullet"/>
+      <w:lvlText w:val=""/>
+      <w:lvlJc w:val="left"/>
+      <w:pPr>
+        <w:ind w:left="4320" w:hanging="360"/>
+      </w:pPr>
+      <w:rPr>
+        <w:rFonts w:ascii="Wingdings" w:hAnsi="Wingdings" w:hint="default"/>
+      </w:rPr>
+    </w:lvl>
+    <w:lvl w:ilvl="6" w:tplc="041D0001" w:tentative="1">
+      <w:start w:val="1"/>
+      <w:numFmt w:val="bullet"/>
+      <w:lvlText w:val=""/>
+      <w:lvlJc w:val="left"/>
+      <w:pPr>
+        <w:ind w:left="5040" w:hanging="360"/>
+      </w:pPr>
+      <w:rPr>
+        <w:rFonts w:ascii="Symbol" w:hAnsi="Symbol" w:hint="default"/>
+      </w:rPr>
+    </w:lvl>
+    <w:lvl w:ilvl="7" w:tplc="041D0003" w:tentative="1">
+      <w:start w:val="1"/>
+      <w:numFmt w:val="bullet"/>
+      <w:lvlText w:val="o"/>
+      <w:lvlJc w:val="left"/>
+      <w:pPr>
+        <w:ind w:left="5760" w:hanging="360"/>
+      </w:pPr>
+      <w:rPr>
+        <w:rFonts w:ascii="Courier New" w:hAnsi="Courier New" w:cs="Courier New" w:hint="default"/>
+      </w:rPr>
+    </w:lvl>
+    <w:lvl w:ilvl="8" w:tplc="041D0005" w:tentative="1">
+      <w:start w:val="1"/>
+      <w:numFmt w:val="bullet"/>
+      <w:lvlText w:val=""/>
+      <w:lvlJc w:val="left"/>
+      <w:pPr>
+        <w:ind w:left="6480" w:hanging="360"/>
+      </w:pPr>
+      <w:rPr>
+        <w:rFonts w:ascii="Wingdings" w:hAnsi="Wingdings" w:hint="default"/>
+      </w:rPr>
+    </w:lvl>
+  </w:abstractNum>
   <w:num w:numId="1" w16cid:durableId="971669405">
-    <w:abstractNumId w:val="2"/>
+    <w:abstractNumId w:val="3"/>
   </w:num>
   <w:num w:numId="2" w16cid:durableId="908343654">
+    <w:abstractNumId w:val="9"/>
+  </w:num>
+  <w:num w:numId="3" w16cid:durableId="279648275">
+    <w:abstractNumId w:val="16"/>
+  </w:num>
+  <w:num w:numId="4" w16cid:durableId="1103067784">
+    <w:abstractNumId w:val="4"/>
+  </w:num>
+  <w:num w:numId="5" w16cid:durableId="641234282">
+    <w:abstractNumId w:val="12"/>
+  </w:num>
+  <w:num w:numId="6" w16cid:durableId="1973635211">
+    <w:abstractNumId w:val="15"/>
+  </w:num>
+  <w:num w:numId="7" w16cid:durableId="424032255">
+    <w:abstractNumId w:val="19"/>
+  </w:num>
+  <w:num w:numId="8" w16cid:durableId="272596165">
+    <w:abstractNumId w:val="17"/>
+  </w:num>
+  <w:num w:numId="9" w16cid:durableId="2049720405">
+    <w:abstractNumId w:val="10"/>
+  </w:num>
+  <w:num w:numId="10" w16cid:durableId="43217905">
+    <w:abstractNumId w:val="11"/>
+  </w:num>
+  <w:num w:numId="11" w16cid:durableId="202324696">
     <w:abstractNumId w:val="8"/>
   </w:num>
-  <w:num w:numId="3" w16cid:durableId="279648275">
-    <w:abstractNumId w:val="14"/>
-  </w:num>
-  <w:num w:numId="4" w16cid:durableId="1103067784">
-    <w:abstractNumId w:val="3"/>
-  </w:num>
-  <w:num w:numId="5" w16cid:durableId="641234282">
-    <w:abstractNumId w:val="11"/>
-  </w:num>
-  <w:num w:numId="6" w16cid:durableId="1973635211">
-    <w:abstractNumId w:val="13"/>
-  </w:num>
-  <w:num w:numId="7" w16cid:durableId="424032255">
-    <w:abstractNumId w:val="17"/>
-  </w:num>
-  <w:num w:numId="8" w16cid:durableId="272596165">
-    <w:abstractNumId w:val="15"/>
-  </w:num>
-  <w:num w:numId="9" w16cid:durableId="2049720405">
-    <w:abstractNumId w:val="9"/>
-  </w:num>
-  <w:num w:numId="10" w16cid:durableId="43217905">
-    <w:abstractNumId w:val="10"/>
-  </w:num>
-  <w:num w:numId="11" w16cid:durableId="202324696">
-    <w:abstractNumId w:val="7"/>
-  </w:num>
   <w:num w:numId="12" w16cid:durableId="946356118">
-    <w:abstractNumId w:val="4"/>
+    <w:abstractNumId w:val="5"/>
   </w:num>
   <w:num w:numId="13" w16cid:durableId="948700132">
     <w:abstractNumId w:val="0"/>
   </w:num>
   <w:num w:numId="14" w16cid:durableId="499009661">
-    <w:abstractNumId w:val="5"/>
+    <w:abstractNumId w:val="6"/>
   </w:num>
   <w:num w:numId="15" w16cid:durableId="482770689">
-    <w:abstractNumId w:val="1"/>
+    <w:abstractNumId w:val="2"/>
   </w:num>
   <w:num w:numId="16" w16cid:durableId="1126192118">
-    <w:abstractNumId w:val="6"/>
+    <w:abstractNumId w:val="7"/>
   </w:num>
   <w:num w:numId="17" w16cid:durableId="384765121">
-    <w:abstractNumId w:val="16"/>
+    <w:abstractNumId w:val="18"/>
   </w:num>
   <w:num w:numId="18" w16cid:durableId="352611108">
-    <w:abstractNumId w:val="12"/>
+    <w:abstractNumId w:val="13"/>
   </w:num>
   <w:num w:numId="19" w16cid:durableId="1171213590">
-    <w:abstractNumId w:val="18"/>
+    <w:abstractNumId w:val="20"/>
+  </w:num>
+  <w:num w:numId="20" w16cid:durableId="1244531712">
+    <w:abstractNumId w:val="21"/>
+  </w:num>
+  <w:num w:numId="21" w16cid:durableId="465009803">
+    <w:abstractNumId w:val="14"/>
+  </w:num>
+  <w:num w:numId="22" w16cid:durableId="1383554267">
+    <w:abstractNumId w:val="1"/>
   </w:num>
 </w:numbering>
 </file>

--- a/docs/släktträd.docx
+++ b/docs/släktträd.docx
@@ -40,57 +40,53 @@
         <w:rPr>
           <w:lang w:val="en-US"/>
         </w:rPr>
-        <w:t>React/Electron → (HTTP-</w:t>
-      </w:r>
-      <w:proofErr w:type="spellStart"/>
-      <w:r>
+        <w:t>React/Electron → (HTTP-anrop, t.ex. fetch) → Flask (Python) → (SQL) → SQLite-databas</w:t>
+      </w:r>
+    </w:p>
+    <w:p>
+      <w:pPr>
+        <w:pStyle w:val="Heading1"/>
         <w:rPr>
           <w:lang w:val="en-US"/>
         </w:rPr>
-        <w:t>anrop</w:t>
-      </w:r>
-      <w:proofErr w:type="spellEnd"/>
+      </w:pPr>
       <w:r>
         <w:rPr>
           <w:lang w:val="en-US"/>
         </w:rPr>
-        <w:t xml:space="preserve">, </w:t>
-      </w:r>
-      <w:proofErr w:type="spellStart"/>
-      <w:r>
+        <w:t>STARTA SERVER &amp; ELECTRON</w:t>
+      </w:r>
+    </w:p>
+    <w:p>
+      <w:pPr>
         <w:rPr>
           <w:lang w:val="en-US"/>
         </w:rPr>
-        <w:t>t.ex</w:t>
-      </w:r>
-      <w:proofErr w:type="spellEnd"/>
+      </w:pPr>
       <w:r>
         <w:rPr>
           <w:lang w:val="en-US"/>
         </w:rPr>
-        <w:t>. fetch) → Flask (Python) → (SQL) → SQLite-</w:t>
-      </w:r>
-      <w:proofErr w:type="spellStart"/>
-      <w:r>
+        <w:t>C:\Users\denni\Documents\Dennis\programmering\WestFamilyTree\WestFamilyTree&gt; npm run dev</w:t>
+      </w:r>
+    </w:p>
+    <w:p>
+      <w:pPr>
         <w:rPr>
           <w:lang w:val="en-US"/>
         </w:rPr>
-        <w:t>databas</w:t>
-      </w:r>
-      <w:proofErr w:type="spellEnd"/>
-    </w:p>
-    <w:p>
-      <w:pPr>
-        <w:pStyle w:val="Heading1"/>
+      </w:pPr>
+      <w:r>
         <w:rPr>
           <w:lang w:val="en-US"/>
         </w:rPr>
-      </w:pPr>
+        <w:t xml:space="preserve">C:\Users\denni\Documents\Dennis\programmering\WestFamilyTree\WestFamilyTree&gt; </w:t>
+      </w:r>
       <w:r>
         <w:rPr>
           <w:lang w:val="en-US"/>
         </w:rPr>
-        <w:t>STARTA SERVER &amp; ELECTRON</w:t>
+        <w:t>python api_server_cors.py</w:t>
       </w:r>
     </w:p>
     <w:p>
@@ -105,84 +101,30 @@
         </w:rPr>
         <w:t xml:space="preserve">C:\Users\denni\Documents\Dennis\programmering\WestFamilyTree\WestFamilyTree&gt; </w:t>
       </w:r>
-      <w:proofErr w:type="spellStart"/>
       <w:r>
         <w:rPr>
           <w:lang w:val="en-US"/>
         </w:rPr>
-        <w:t>npm</w:t>
-      </w:r>
-      <w:proofErr w:type="spellEnd"/>
-      <w:r>
+        <w:t>python oai_proxy.py</w:t>
+      </w:r>
+    </w:p>
+    <w:p>
+      <w:pPr>
         <w:rPr>
           <w:lang w:val="en-US"/>
         </w:rPr>
-        <w:t xml:space="preserve"> run dev</w:t>
-      </w:r>
-    </w:p>
-    <w:p>
-      <w:pPr>
+      </w:pPr>
+      <w:r>
         <w:rPr>
           <w:lang w:val="en-US"/>
         </w:rPr>
-      </w:pPr>
+        <w:t xml:space="preserve">C:\Users\denni\Documents\Dennis\programmering\WestFamilyTree\WestFamilyTree&gt; </w:t>
+      </w:r>
       <w:r>
         <w:rPr>
           <w:lang w:val="en-US"/>
         </w:rPr>
-        <w:t xml:space="preserve">C:\Users\denni\Documents\Dennis\programmering\WestFamilyTree\WestFamilyTree&gt; </w:t>
-      </w:r>
-      <w:r>
-        <w:rPr>
-          <w:lang w:val="en-US"/>
-        </w:rPr>
-        <w:t>python api_server_cors.py</w:t>
-      </w:r>
-    </w:p>
-    <w:p>
-      <w:pPr>
-        <w:rPr>
-          <w:lang w:val="en-US"/>
-        </w:rPr>
-      </w:pPr>
-      <w:r>
-        <w:rPr>
-          <w:lang w:val="en-US"/>
-        </w:rPr>
-        <w:t xml:space="preserve">C:\Users\denni\Documents\Dennis\programmering\WestFamilyTree\WestFamilyTree&gt; </w:t>
-      </w:r>
-      <w:r>
-        <w:rPr>
-          <w:lang w:val="en-US"/>
-        </w:rPr>
-        <w:t>python oai_proxy.py</w:t>
-      </w:r>
-    </w:p>
-    <w:p>
-      <w:pPr>
-        <w:rPr>
-          <w:lang w:val="en-US"/>
-        </w:rPr>
-      </w:pPr>
-      <w:r>
-        <w:rPr>
-          <w:lang w:val="en-US"/>
-        </w:rPr>
-        <w:t xml:space="preserve">C:\Users\denni\Documents\Dennis\programmering\WestFamilyTree\WestFamilyTree&gt; </w:t>
-      </w:r>
-      <w:proofErr w:type="spellStart"/>
-      <w:r>
-        <w:rPr>
-          <w:lang w:val="en-US"/>
-        </w:rPr>
-        <w:t>npm</w:t>
-      </w:r>
-      <w:proofErr w:type="spellEnd"/>
-      <w:r>
-        <w:rPr>
-          <w:lang w:val="en-US"/>
-        </w:rPr>
-        <w:t xml:space="preserve"> run electron</w:t>
+        <w:t>npm run electron</w:t>
       </w:r>
     </w:p>
     <w:p>
@@ -1618,19 +1560,11 @@
           <w:lang w:val="en-US"/>
         </w:rPr>
       </w:pPr>
-      <w:proofErr w:type="spellStart"/>
       <w:r>
         <w:rPr>
           <w:lang w:val="en-US"/>
         </w:rPr>
-        <w:t>Profilbilds-skördare</w:t>
-      </w:r>
-      <w:proofErr w:type="spellEnd"/>
-      <w:r>
-        <w:rPr>
-          <w:lang w:val="en-US"/>
-        </w:rPr>
-        <w:t xml:space="preserve"> (Crop-to-Profile):</w:t>
+        <w:t>Profilbilds-skördare (Crop-to-Profile):</w:t>
       </w:r>
     </w:p>
     <w:p>
@@ -2636,6 +2570,36 @@
     </w:p>
     <w:p>
       <w:pPr>
+        <w:pStyle w:val="ListParagraph"/>
+        <w:numPr>
+          <w:ilvl w:val="0"/>
+          <w:numId w:val="9"/>
+        </w:numPr>
+      </w:pPr>
+      <w:r>
+        <w:t>Ett anavceratlogg system, info, debug, trace. Ska se alla loggar, En logg ska vara en specifik storlek innan den börjar på nästa. Dem ska sparas som csv och när man öppnar en logg så öppnas ett nytt fönster. Man ska även kunna se tex dem senaste 50, 100, 200 eller 500 raderna från loggen direkt i UI. Man ska även kunna refresha för att updatera realtids loggrutan.</w:t>
+      </w:r>
+    </w:p>
+    <w:p>
+      <w:pPr>
+        <w:pStyle w:val="ListParagraph"/>
+        <w:numPr>
+          <w:ilvl w:val="0"/>
+          <w:numId w:val="9"/>
+        </w:numPr>
+      </w:pPr>
+      <w:r>
+        <w:t>relative paths</w:t>
+      </w:r>
+      <w:r>
+        <w:t xml:space="preserve"> till bilder, källregistret samt platsregistret, db , ja allt!</w:t>
+      </w:r>
+      <w:r>
+        <w:t xml:space="preserve"> Man ska kunna ”mappa” om tex. Bilder så att appen söker igenom en vald mapp och dess undermappar och länkar bilderna rätt efter en flytt.</w:t>
+      </w:r>
+    </w:p>
+    <w:p>
+      <w:pPr>
         <w:pStyle w:val="Heading2"/>
       </w:pPr>
       <w:r>
@@ -2771,6 +2735,21 @@
       </w:pPr>
       <w:r>
         <w:t>Del = I mediafliken på vald bild så ska den raderas, bekräftelse först, sen undotoast.</w:t>
+      </w:r>
+    </w:p>
+    <w:p>
+      <w:pPr>
+        <w:pStyle w:val="ListParagraph"/>
+        <w:numPr>
+          <w:ilvl w:val="0"/>
+          <w:numId w:val="19"/>
+        </w:numPr>
+      </w:pPr>
+      <w:r>
+        <w:t>CTRL+Z</w:t>
+      </w:r>
+      <w:r>
+        <w:t>= Undo</w:t>
       </w:r>
     </w:p>
     <w:p>
@@ -2872,6 +2851,7 @@
         </w:numPr>
       </w:pPr>
       <w:r>
+        <w:lastRenderedPageBreak/>
         <w:t>P= Panoramaläge</w:t>
       </w:r>
     </w:p>
@@ -2949,186 +2929,201 @@
     </w:p>
     <w:p>
       <w:pPr>
+        <w:pStyle w:val="ListParagraph"/>
+        <w:numPr>
+          <w:ilvl w:val="0"/>
+          <w:numId w:val="19"/>
+        </w:numPr>
+      </w:pPr>
+      <w:r>
+        <w:t>CTRL+Z</w:t>
+      </w:r>
+      <w:r>
+        <w:t>= Undo</w:t>
+      </w:r>
+    </w:p>
+    <w:p>
+      <w:pPr>
         <w:pStyle w:val="Heading1"/>
       </w:pPr>
       <w:r>
+        <w:t>PROBLEM</w:t>
+      </w:r>
+    </w:p>
+    <w:p>
+      <w:pPr>
+        <w:pStyle w:val="ListParagraph"/>
+        <w:numPr>
+          <w:ilvl w:val="0"/>
+          <w:numId w:val="1"/>
+        </w:numPr>
+      </w:pPr>
+      <w:r>
+        <w:t>Relationsstigen är mycket svår at få rätt. blir fel varje gång eller så tas den bort!</w:t>
+      </w:r>
+    </w:p>
+    <w:p>
+      <w:pPr>
+        <w:pStyle w:val="ListParagraph"/>
+        <w:numPr>
+          <w:ilvl w:val="0"/>
+          <w:numId w:val="1"/>
+        </w:numPr>
+      </w:pPr>
+      <w:r>
+        <w:t>Om man skapat Svenstorp (M) AI:7 (1869-1878) Bild 3 (AID: v112348.b3, NAD: SE/LLA/13385) så går det inte att skapa i samma bok</w:t>
+      </w:r>
+      <w:r>
+        <w:t xml:space="preserve"> från andra sidor.</w:t>
+      </w:r>
+    </w:p>
+    <w:p>
+      <w:pPr>
+        <w:pStyle w:val="ListParagraph"/>
+        <w:numPr>
+          <w:ilvl w:val="0"/>
+          <w:numId w:val="1"/>
+        </w:numPr>
+      </w:pPr>
+      <w:r>
+        <w:t>M</w:t>
+      </w:r>
+      <w:r>
+        <w:t>e</w:t>
+      </w:r>
+      <w:r>
+        <w:t>rge funkar inte????</w:t>
+      </w:r>
+    </w:p>
+    <w:p>
+      <w:pPr>
+        <w:pStyle w:val="ListParagraph"/>
+        <w:numPr>
+          <w:ilvl w:val="0"/>
+          <w:numId w:val="1"/>
+        </w:numPr>
+      </w:pPr>
+      <w:r>
+        <w:t>Om du är inne i redigera person och trycker på "+koppla källa" så måste man trycka ESC 2grr.</w:t>
+      </w:r>
+    </w:p>
+    <w:p>
+      <w:pPr>
+        <w:pStyle w:val="ListParagraph"/>
+        <w:numPr>
+          <w:ilvl w:val="0"/>
+          <w:numId w:val="1"/>
+        </w:numPr>
+      </w:pPr>
+      <w:r>
+        <w:t>Släktträdets grena</w:t>
+      </w:r>
+      <w:r>
+        <w:t>r</w:t>
+      </w:r>
+      <w:r>
+        <w:t xml:space="preserve"> är OMG!!</w:t>
+      </w:r>
+    </w:p>
+    <w:p>
+      <w:pPr>
+        <w:pStyle w:val="ListParagraph"/>
+        <w:numPr>
+          <w:ilvl w:val="0"/>
+          <w:numId w:val="1"/>
+        </w:numPr>
+      </w:pPr>
+      <w:r>
+        <w:t>Siluetter/bilder överlag kan jag inte få att visa</w:t>
+      </w:r>
+    </w:p>
+    <w:p>
+      <w:pPr>
+        <w:pStyle w:val="ListParagraph"/>
+        <w:numPr>
+          <w:ilvl w:val="0"/>
+          <w:numId w:val="1"/>
+        </w:numPr>
+      </w:pPr>
+      <w:r>
+        <w:t>Facetaggen att följa med när fönstrets storlek ändras! Hållt på 2 dagar!</w:t>
+      </w:r>
+    </w:p>
+    <w:p/>
+    <w:p>
+      <w:pPr>
+        <w:pStyle w:val="Heading1"/>
+      </w:pPr>
+      <w:r>
+        <w:t xml:space="preserve">FEL </w:t>
+      </w:r>
+      <w:r>
+        <w:t xml:space="preserve">Småsaker - </w:t>
+      </w:r>
+      <w:r>
+        <w:t>KÄLLKATALOG</w:t>
+      </w:r>
+    </w:p>
+    <w:p>
+      <w:r>
+        <w:t xml:space="preserve">  -I redigera Arkiv Digital källa: RA-bildid ska heta "SVAR Bild-ID"</w:t>
+      </w:r>
+    </w:p>
+    <w:p>
+      <w:r>
+        <w:t xml:space="preserve">  -I redigera Arkiv Digital källa: NAD ska innehålla en blå knapp till höger precis som AID, i den ska det står NAD.</w:t>
+      </w:r>
+    </w:p>
+    <w:p>
+      <w:r>
+        <w:t xml:space="preserve">  -I redigera Arkiv Digital källa: Om där finns en notering i källan så ska det i källträdet finnas en grön knapp med ett (N). Kanppen ska vara längst till höger.</w:t>
+      </w:r>
+    </w:p>
+    <w:p>
+      <w:r>
+        <w:t xml:space="preserve">  -I redigera Arkiv Digital källa: Knappen i fältet för AID ska heta AID och inte AD.</w:t>
+      </w:r>
+    </w:p>
+    <w:p>
+      <w:r>
+        <w:t xml:space="preserve">  -I redigera Arkiv Digital källa: Lägg till ny koppling ska öppna en minre modal som man kan söka på fritext, med avanserad sök och filter och kryssrutor. Man ska     även se personens närmaste familj såsom, partner,föräldrar,barn,syskon.</w:t>
+      </w:r>
+    </w:p>
+    <w:p>
+      <w:r>
+        <w:t xml:space="preserve">  -I redigera Arkiv Digital källa: När man skapar en tagg så efter man satt ett , så skapas en grön "knapp" med den tagg man skrev som inte går att trycka på. "," ska inte synas i knappen.</w:t>
+      </w:r>
+    </w:p>
+    <w:p>
+      <w:r>
+        <w:t xml:space="preserve">  -I redigera Arkiv Digital källa: Skulle jag vilja koppla Arkiv till platsregistret.</w:t>
+      </w:r>
+    </w:p>
+    <w:p>
+      <w:pPr>
+        <w:pStyle w:val="Heading1"/>
+      </w:pPr>
+      <w:r>
+        <w:t xml:space="preserve">FEL </w:t>
+      </w:r>
+      <w:r>
+        <w:t>Småsaker - PLATSREGISTRET</w:t>
+      </w:r>
+      <w:r>
+        <w:t xml:space="preserve"> </w:t>
+      </w:r>
+    </w:p>
+    <w:p>
+      <w:r>
+        <w:t xml:space="preserve"> -I Platsregistret: Skulle jag vilja ha parsing tex. från wikipedia länk? Helst: https://sok.riksarkivet.se/nad/?postid=Arkis+9396a96e-a0b0-11d3-9e53-009027b0fce9&amp;s=Balder</w:t>
+      </w:r>
+    </w:p>
+    <w:p>
+      <w:pPr>
+        <w:pStyle w:val="Heading1"/>
+      </w:pPr>
+      <w:r>
         <w:lastRenderedPageBreak/>
-        <w:t>PROBLEM</w:t>
-      </w:r>
-    </w:p>
-    <w:p>
-      <w:pPr>
-        <w:pStyle w:val="ListParagraph"/>
-        <w:numPr>
-          <w:ilvl w:val="0"/>
-          <w:numId w:val="1"/>
-        </w:numPr>
-      </w:pPr>
-      <w:r>
-        <w:t>Relationsstigen är mycket svår at få rätt. blir fel varje gång eller så tas den bort!</w:t>
-      </w:r>
-    </w:p>
-    <w:p>
-      <w:pPr>
-        <w:pStyle w:val="ListParagraph"/>
-        <w:numPr>
-          <w:ilvl w:val="0"/>
-          <w:numId w:val="1"/>
-        </w:numPr>
-      </w:pPr>
-      <w:r>
-        <w:t>Om man skapat Svenstorp (M) AI:7 (1869-1878) Bild 3 (AID: v112348.b3, NAD: SE/LLA/13385) så går det inte att skapa i samma bok</w:t>
-      </w:r>
-      <w:r>
-        <w:t xml:space="preserve"> från andra sidor.</w:t>
-      </w:r>
-    </w:p>
-    <w:p>
-      <w:pPr>
-        <w:pStyle w:val="ListParagraph"/>
-        <w:numPr>
-          <w:ilvl w:val="0"/>
-          <w:numId w:val="1"/>
-        </w:numPr>
-      </w:pPr>
-      <w:r>
-        <w:t>M</w:t>
-      </w:r>
-      <w:r>
-        <w:t>e</w:t>
-      </w:r>
-      <w:r>
-        <w:t>rge funkar inte????</w:t>
-      </w:r>
-    </w:p>
-    <w:p>
-      <w:pPr>
-        <w:pStyle w:val="ListParagraph"/>
-        <w:numPr>
-          <w:ilvl w:val="0"/>
-          <w:numId w:val="1"/>
-        </w:numPr>
-      </w:pPr>
-      <w:r>
-        <w:t>Om du är inne i redigera person och trycker på "+koppla källa" så måste man trycka ESC 2grr.</w:t>
-      </w:r>
-    </w:p>
-    <w:p>
-      <w:pPr>
-        <w:pStyle w:val="ListParagraph"/>
-        <w:numPr>
-          <w:ilvl w:val="0"/>
-          <w:numId w:val="1"/>
-        </w:numPr>
-      </w:pPr>
-      <w:r>
-        <w:t>Släktträdets grena</w:t>
-      </w:r>
-      <w:r>
-        <w:t>r</w:t>
-      </w:r>
-      <w:r>
-        <w:t xml:space="preserve"> är OMG!!</w:t>
-      </w:r>
-    </w:p>
-    <w:p>
-      <w:pPr>
-        <w:pStyle w:val="ListParagraph"/>
-        <w:numPr>
-          <w:ilvl w:val="0"/>
-          <w:numId w:val="1"/>
-        </w:numPr>
-      </w:pPr>
-      <w:r>
-        <w:t>Siluetter/bilder överlag kan jag inte få att visa</w:t>
-      </w:r>
-    </w:p>
-    <w:p>
-      <w:pPr>
-        <w:pStyle w:val="ListParagraph"/>
-        <w:numPr>
-          <w:ilvl w:val="0"/>
-          <w:numId w:val="1"/>
-        </w:numPr>
-      </w:pPr>
-      <w:r>
-        <w:t>Facetaggen att följa med när fönstrets storlek ändras! Hållt på 2 dagar!</w:t>
-      </w:r>
-    </w:p>
-    <w:p/>
-    <w:p>
-      <w:pPr>
-        <w:pStyle w:val="Heading1"/>
-      </w:pPr>
-      <w:r>
-        <w:t xml:space="preserve">FEL </w:t>
-      </w:r>
-      <w:r>
-        <w:t xml:space="preserve">Småsaker - </w:t>
-      </w:r>
-      <w:r>
-        <w:t>KÄLLKATALOG</w:t>
-      </w:r>
-    </w:p>
-    <w:p>
-      <w:r>
-        <w:t xml:space="preserve">  -I redigera Arkiv Digital källa: RA-bildid ska heta "SVAR Bild-ID"</w:t>
-      </w:r>
-    </w:p>
-    <w:p>
-      <w:r>
-        <w:t xml:space="preserve">  -I redigera Arkiv Digital källa: NAD ska innehålla en blå knapp till höger precis som AID, i den ska det står NAD.</w:t>
-      </w:r>
-    </w:p>
-    <w:p>
-      <w:r>
-        <w:t xml:space="preserve">  -I redigera Arkiv Digital källa: Om där finns en notering i källan så ska det i källträdet finnas en grön knapp med ett (N). Kanppen ska vara längst till höger.</w:t>
-      </w:r>
-    </w:p>
-    <w:p>
-      <w:r>
-        <w:t xml:space="preserve">  -I redigera Arkiv Digital källa: Knappen i fältet för AID ska heta AID och inte AD.</w:t>
-      </w:r>
-    </w:p>
-    <w:p>
-      <w:r>
-        <w:t xml:space="preserve">  -I redigera Arkiv Digital källa: Lägg till ny koppling ska öppna en minre modal som man kan söka på fritext, med avanserad sök och filter och kryssrutor. Man ska     även se personens närmaste familj såsom, partner,föräldrar,barn,syskon.</w:t>
-      </w:r>
-    </w:p>
-    <w:p>
-      <w:r>
-        <w:t xml:space="preserve">  -I redigera Arkiv Digital källa: När man skapar en tagg så efter man satt ett , så skapas en grön "knapp" med den tagg man skrev som inte går att trycka på. "," ska inte synas i knappen.</w:t>
-      </w:r>
-    </w:p>
-    <w:p>
-      <w:r>
-        <w:t xml:space="preserve">  -I redigera Arkiv Digital källa: Skulle jag vilja koppla Arkiv till platsregistret.</w:t>
-      </w:r>
-    </w:p>
-    <w:p>
-      <w:pPr>
-        <w:pStyle w:val="Heading1"/>
-      </w:pPr>
-      <w:r>
-        <w:t xml:space="preserve">FEL </w:t>
-      </w:r>
-      <w:r>
-        <w:t>Småsaker - PLATSREGISTRET</w:t>
-      </w:r>
-      <w:r>
-        <w:t xml:space="preserve"> </w:t>
-      </w:r>
-    </w:p>
-    <w:p>
-      <w:r>
-        <w:t xml:space="preserve"> -I Platsregistret: Skulle jag vilja ha parsing tex. från wikipedia länk? Helst: https://sok.riksarkivet.se/nad/?postid=Arkis+9396a96e-a0b0-11d3-9e53-009027b0fce9&amp;s=Balder</w:t>
-      </w:r>
-    </w:p>
-    <w:p>
-      <w:pPr>
-        <w:pStyle w:val="Heading1"/>
-      </w:pPr>
-      <w:r>
         <w:t>PLATSER</w:t>
       </w:r>
     </w:p>
@@ -3193,11 +3188,7 @@
     </w:p>
     <w:p>
       <w:r>
-        <w:t xml:space="preserve">Om man importerar en GEDCOM så ska dem synkas med den officiella ELLER användarens egna platser. Dem som inte matchar ska hamna i en flik som heter ”Rätta” med passande ikon, på den fliken ska där stå antal som behöver redigeras. I fliken ska man kunna söka i fritex samt att där finns en knapp som heter koppla där man kan skriva i plats id elelr söka fritext och dela upp strängen efter </w:t>
-      </w:r>
-      <w:r>
-        <w:lastRenderedPageBreak/>
-        <w:t>lään, kommun, församling, ort osv.</w:t>
+        <w:t>Om man importerar en GEDCOM så ska dem synkas med den officiella ELLER användarens egna platser. Dem som inte matchar ska hamna i en flik som heter ”Rätta” med passande ikon, på den fliken ska där stå antal som behöver redigeras. I fliken ska man kunna söka i fritex samt att där finns en knapp som heter koppla där man kan skriva i plats id elelr söka fritext och dela upp strängen efter lään, kommun, församling, ort osv.</w:t>
       </w:r>
       <w:r>
         <w:br/>
@@ -3334,14 +3325,13 @@
           <w:lang w:val="en-US"/>
         </w:rPr>
       </w:pPr>
-      <w:proofErr w:type="spellStart"/>
       <w:r>
         <w:rPr>
           <w:lang w:val="en-US"/>
         </w:rPr>
+        <w:lastRenderedPageBreak/>
         <w:t>Formatet</w:t>
       </w:r>
-      <w:proofErr w:type="spellEnd"/>
     </w:p>
     <w:p>
       <w:pPr>
@@ -3349,19 +3339,11 @@
           <w:lang w:val="en-US"/>
         </w:rPr>
       </w:pPr>
-      <w:proofErr w:type="spellStart"/>
       <w:r>
         <w:rPr>
           <w:lang w:val="en-US"/>
         </w:rPr>
-        <w:t>Stad</w:t>
-      </w:r>
-      <w:proofErr w:type="spellEnd"/>
-      <w:r>
-        <w:rPr>
-          <w:lang w:val="en-US"/>
-        </w:rPr>
-        <w:t xml:space="preserve"> (City/Township), County, Stat, Land</w:t>
+        <w:t>Stad (City/Township), County, Stat, Land</w:t>
       </w:r>
     </w:p>
     <w:p>
@@ -3398,7 +3380,6 @@
     </w:p>
     <w:p>
       <w:r>
-        <w:lastRenderedPageBreak/>
         <w:t>Exempel i GEDCOM</w:t>
       </w:r>
     </w:p>
@@ -3437,20 +3418,7 @@
           <w:lang w:val="en-US"/>
         </w:rPr>
         <w:tab/>
-      </w:r>
-      <w:proofErr w:type="spellStart"/>
-      <w:r>
-        <w:rPr>
-          <w:lang w:val="en-US"/>
-        </w:rPr>
-        <w:t>Landsbygd</w:t>
-      </w:r>
-      <w:proofErr w:type="spellEnd"/>
-      <w:r>
-        <w:rPr>
-          <w:lang w:val="en-US"/>
-        </w:rPr>
-        <w:t>: Chisago Lake Twp, Chisago, MN, USA</w:t>
+        <w:t>Landsbygd: Chisago Lake Twp, Chisago, MN, USA</w:t>
       </w:r>
     </w:p>
     <w:p>
@@ -3499,49 +3467,7 @@
           <w:lang w:val="en-US"/>
         </w:rPr>
         <w:tab/>
-        <w:t xml:space="preserve">const parts = </w:t>
-      </w:r>
-      <w:proofErr w:type="spellStart"/>
-      <w:r>
-        <w:rPr>
-          <w:lang w:val="en-US"/>
-        </w:rPr>
-        <w:t>placString.split</w:t>
-      </w:r>
-      <w:proofErr w:type="spellEnd"/>
-      <w:r>
-        <w:rPr>
-          <w:lang w:val="en-US"/>
-        </w:rPr>
-        <w:t>(','</w:t>
-      </w:r>
-      <w:proofErr w:type="gramStart"/>
-      <w:r>
-        <w:rPr>
-          <w:lang w:val="en-US"/>
-        </w:rPr>
-        <w:t>).map</w:t>
-      </w:r>
-      <w:proofErr w:type="gramEnd"/>
-      <w:r>
-        <w:rPr>
-          <w:lang w:val="en-US"/>
-        </w:rPr>
-        <w:t xml:space="preserve">(p =&gt; </w:t>
-      </w:r>
-      <w:proofErr w:type="spellStart"/>
-      <w:r>
-        <w:rPr>
-          <w:lang w:val="en-US"/>
-        </w:rPr>
-        <w:t>p.trim</w:t>
-      </w:r>
-      <w:proofErr w:type="spellEnd"/>
-      <w:r>
-        <w:rPr>
-          <w:lang w:val="en-US"/>
-        </w:rPr>
-        <w:t>());</w:t>
+        <w:t>const parts = placString.split(',').map(p =&gt; p.trim());</w:t>
       </w:r>
     </w:p>
     <w:p>
@@ -3641,6 +3567,7 @@
     </w:p>
     <w:p>
       <w:r>
+        <w:lastRenderedPageBreak/>
         <w:t>•</w:t>
       </w:r>
       <w:r>
@@ -3712,7 +3639,6 @@
     </w:p>
     <w:p>
       <w:r>
-        <w:lastRenderedPageBreak/>
         <w:t>Nivå 3</w:t>
       </w:r>
       <w:r>

--- a/docs/släktträd.docx
+++ b/docs/släktträd.docx
@@ -40,8 +40,44 @@
         <w:rPr>
           <w:lang w:val="en-US"/>
         </w:rPr>
-        <w:t>React/Electron → (HTTP-anrop, t.ex. fetch) → Flask (Python) → (SQL) → SQLite-databas</w:t>
-      </w:r>
+        <w:t>React/Electron → (HTTP-</w:t>
+      </w:r>
+      <w:proofErr w:type="spellStart"/>
+      <w:r>
+        <w:rPr>
+          <w:lang w:val="en-US"/>
+        </w:rPr>
+        <w:t>anrop</w:t>
+      </w:r>
+      <w:proofErr w:type="spellEnd"/>
+      <w:r>
+        <w:rPr>
+          <w:lang w:val="en-US"/>
+        </w:rPr>
+        <w:t xml:space="preserve">, </w:t>
+      </w:r>
+      <w:proofErr w:type="spellStart"/>
+      <w:r>
+        <w:rPr>
+          <w:lang w:val="en-US"/>
+        </w:rPr>
+        <w:t>t.ex</w:t>
+      </w:r>
+      <w:proofErr w:type="spellEnd"/>
+      <w:r>
+        <w:rPr>
+          <w:lang w:val="en-US"/>
+        </w:rPr>
+        <w:t>. fetch) → Flask (Python) → (SQL) → SQLite-</w:t>
+      </w:r>
+      <w:proofErr w:type="spellStart"/>
+      <w:r>
+        <w:rPr>
+          <w:lang w:val="en-US"/>
+        </w:rPr>
+        <w:t>databas</w:t>
+      </w:r>
+      <w:proofErr w:type="spellEnd"/>
     </w:p>
     <w:p>
       <w:pPr>
@@ -67,19 +103,33 @@
         <w:rPr>
           <w:lang w:val="en-US"/>
         </w:rPr>
-        <w:t>C:\Users\denni\Documents\Dennis\programmering\WestFamilyTree\WestFamilyTree&gt; npm run dev</w:t>
-      </w:r>
-    </w:p>
-    <w:p>
-      <w:pPr>
+        <w:t xml:space="preserve">C:\Users\denni\Documents\Dennis\programmering\WestFamilyTree\WestFamilyTree&gt; </w:t>
+      </w:r>
+      <w:proofErr w:type="spellStart"/>
+      <w:r>
         <w:rPr>
           <w:lang w:val="en-US"/>
         </w:rPr>
-      </w:pPr>
+        <w:t>npm</w:t>
+      </w:r>
+      <w:proofErr w:type="spellEnd"/>
       <w:r>
         <w:rPr>
           <w:lang w:val="en-US"/>
         </w:rPr>
+        <w:t xml:space="preserve"> run dev</w:t>
+      </w:r>
+    </w:p>
+    <w:p>
+      <w:pPr>
+        <w:rPr>
+          <w:lang w:val="en-US"/>
+        </w:rPr>
+      </w:pPr>
+      <w:r>
+        <w:rPr>
+          <w:lang w:val="en-US"/>
+        </w:rPr>
         <w:t xml:space="preserve">C:\Users\denni\Documents\Dennis\programmering\WestFamilyTree\WestFamilyTree&gt; </w:t>
       </w:r>
       <w:r>
@@ -120,11 +170,19 @@
         </w:rPr>
         <w:t xml:space="preserve">C:\Users\denni\Documents\Dennis\programmering\WestFamilyTree\WestFamilyTree&gt; </w:t>
       </w:r>
+      <w:proofErr w:type="spellStart"/>
       <w:r>
         <w:rPr>
           <w:lang w:val="en-US"/>
         </w:rPr>
-        <w:t>npm run electron</w:t>
+        <w:t>npm</w:t>
+      </w:r>
+      <w:proofErr w:type="spellEnd"/>
+      <w:r>
+        <w:rPr>
+          <w:lang w:val="en-US"/>
+        </w:rPr>
+        <w:t xml:space="preserve"> run electron</w:t>
       </w:r>
     </w:p>
     <w:p>
@@ -196,10 +254,7 @@
     </w:p>
     <w:p>
       <w:r>
-        <w:t>ImageViewer.jsx</w:t>
-      </w:r>
-      <w:r>
-        <w:t xml:space="preserve"> </w:t>
+        <w:t xml:space="preserve">ImageViewer.jsx </w:t>
       </w:r>
       <w:r>
         <w:t>– Bildvisare med redigeringsverktyg</w:t>
@@ -352,7 +407,10 @@
     </w:p>
     <w:p>
       <w:r>
-        <w:t>AD: Löderup (L, M) AI:6 (1821-1826) Bild 60 / sid 1 (AID: v111127a.b60.s1, NAD: SE/LLA/13262)</w:t>
+        <w:t xml:space="preserve">AD: </w:t>
+      </w:r>
+      <w:r>
+        <w:t>Löderup (L, M) AI:6 (1821-1826) Bild 60 / sid 1 (AID: v111127a.b60.s1, NAD: SE/LLA/13262)</w:t>
       </w:r>
     </w:p>
     <w:p>
@@ -403,7 +461,13 @@
         </w:numPr>
       </w:pPr>
       <w:r>
-        <w:t>Alternativt namn:Samma fält som Namn, men ska hanteras som ett alternativt namn. Så man ska kunna söka på detta nmanet oxå.</w:t>
+        <w:t>Alternativt namn:Samma fält som Namn, men ska hanteras som ett alternativt namn. Så man ska kunna söka på detta na</w:t>
+      </w:r>
+      <w:r>
+        <w:t>m</w:t>
+      </w:r>
+      <w:r>
+        <w:t>net oxå.</w:t>
       </w:r>
     </w:p>
     <w:p>
@@ -938,13 +1002,7 @@
         <w:rPr>
           <w:strike/>
         </w:rPr>
-        <w:t>, kunna färglägga</w:t>
-      </w:r>
-      <w:r>
-        <w:rPr>
-          <w:strike/>
-        </w:rPr>
-        <w:t xml:space="preserve"> personer som anor, ättlingar till den.</w:t>
+        <w:t>, kunna färglägga personer som anor, ättlingar till den.</w:t>
       </w:r>
     </w:p>
     <w:p>
@@ -1162,19 +1220,7 @@
         <w:rPr>
           <w:strike/>
         </w:rPr>
-        <w:t xml:space="preserve">, se vilken </w:t>
-      </w:r>
-      <w:r>
-        <w:rPr>
-          <w:strike/>
-        </w:rPr>
-        <w:t>färg</w:t>
-      </w:r>
-      <w:r>
-        <w:rPr>
-          <w:strike/>
-        </w:rPr>
-        <w:t xml:space="preserve"> man tillhör om man är tillagd.</w:t>
+        <w:t>, se vilken färg man tillhör om man är tillagd.</w:t>
       </w:r>
     </w:p>
     <w:p>
@@ -1210,13 +1256,7 @@
         <w:rPr>
           <w:strike/>
         </w:rPr>
-        <w:t>Ref Nr</w:t>
-      </w:r>
-      <w:r>
-        <w:rPr>
-          <w:strike/>
-        </w:rPr>
-        <w:t>, knapp brevid som kopierar numret.</w:t>
+        <w:t>Ref Nr, knapp brevid som kopierar numret.</w:t>
       </w:r>
     </w:p>
     <w:p>
@@ -1560,11 +1600,19 @@
           <w:lang w:val="en-US"/>
         </w:rPr>
       </w:pPr>
+      <w:proofErr w:type="spellStart"/>
       <w:r>
         <w:rPr>
           <w:lang w:val="en-US"/>
         </w:rPr>
-        <w:t>Profilbilds-skördare (Crop-to-Profile):</w:t>
+        <w:t>Profilbilds-skördare</w:t>
+      </w:r>
+      <w:proofErr w:type="spellEnd"/>
+      <w:r>
+        <w:rPr>
+          <w:lang w:val="en-US"/>
+        </w:rPr>
+        <w:t xml:space="preserve"> (Crop-to-Profile):</w:t>
       </w:r>
     </w:p>
     <w:p>
@@ -2529,10 +2577,7 @@
         </w:numPr>
       </w:pPr>
       <w:r>
-        <w:t xml:space="preserve">Syskon </w:t>
-      </w:r>
-      <w:r>
-        <w:t>födda/döda</w:t>
+        <w:t>Syskon födda/döda</w:t>
       </w:r>
     </w:p>
     <w:p>
@@ -2544,10 +2589,7 @@
         </w:numPr>
       </w:pPr>
       <w:r>
-        <w:t xml:space="preserve">Föräldrar </w:t>
-      </w:r>
-      <w:r>
-        <w:t>födda/döda</w:t>
+        <w:t>Föräldrar födda/döda</w:t>
       </w:r>
     </w:p>
     <w:p>
@@ -2559,13 +2601,7 @@
         </w:numPr>
       </w:pPr>
       <w:r>
-        <w:t xml:space="preserve">Partners </w:t>
-      </w:r>
-      <w:r>
-        <w:t>födda/död</w:t>
-      </w:r>
-      <w:r>
-        <w:t>a</w:t>
+        <w:t>Partners födda/döda</w:t>
       </w:r>
     </w:p>
     <w:p>
@@ -2600,6 +2636,18 @@
     </w:p>
     <w:p>
       <w:pPr>
+        <w:pStyle w:val="ListParagraph"/>
+        <w:numPr>
+          <w:ilvl w:val="0"/>
+          <w:numId w:val="9"/>
+        </w:numPr>
+      </w:pPr>
+      <w:r>
+        <w:t>Logik för bla, dödsålder, barfödelse ålder, gifte ålder, tid mellan födslar, logiskt med åren mellan fru och man och deras barn mm.</w:t>
+      </w:r>
+    </w:p>
+    <w:p>
+      <w:pPr>
         <w:pStyle w:val="Heading2"/>
       </w:pPr>
       <w:r>
@@ -2662,13 +2710,7 @@
         </w:numPr>
       </w:pPr>
       <w:r>
-        <w:t>+/- = Förstora bild/förminska bild</w:t>
-      </w:r>
-      <w:r>
-        <w:t xml:space="preserve"> </w:t>
-      </w:r>
-      <w:r>
-        <w:t>/släktträd</w:t>
+        <w:t>+/- = Förstora bild/förminska bild /släktträd</w:t>
       </w:r>
     </w:p>
     <w:p>
@@ -2692,10 +2734,7 @@
         </w:numPr>
       </w:pPr>
       <w:r>
-        <w:t>CTRL+F</w:t>
-      </w:r>
-      <w:r>
-        <w:t>= Sök i släktträdet eller personregistret</w:t>
+        <w:t>CTRL+F= Sök i släktträdet eller personregistret</w:t>
       </w:r>
     </w:p>
     <w:p>
@@ -2719,10 +2758,7 @@
         </w:numPr>
       </w:pPr>
       <w:r>
-        <w:t>CTRL+</w:t>
-      </w:r>
-      <w:r>
-        <w:t>N= Ny person (i personregistret), Ny källa i källkatlog-fliken,ny plats i plats-registret.</w:t>
+        <w:t>CTRL+N= Ny person (i personregistret), Ny källa i källkatlog-fliken,ny plats i plats-registret.</w:t>
       </w:r>
     </w:p>
     <w:p>
@@ -2779,13 +2815,7 @@
         </w:numPr>
       </w:pPr>
       <w:r>
-        <w:t>Esc = Avbryt och stäng modal. Bekräftelse först</w:t>
-      </w:r>
-      <w:r>
-        <w:t xml:space="preserve"> om ändringar är gjorda</w:t>
-      </w:r>
-      <w:r>
-        <w:t>!</w:t>
+        <w:t>Esc = Avbryt och stäng modal. Bekräftelse först om ändringar är gjorda!</w:t>
       </w:r>
     </w:p>
     <w:p>
@@ -2824,10 +2854,8 @@
         </w:numPr>
       </w:pPr>
       <w:r>
-        <w:t xml:space="preserve">CTRL+S= Spara </w:t>
-      </w:r>
-      <w:r>
-        <w:t>bild/metadata</w:t>
+        <w:lastRenderedPageBreak/>
+        <w:t>CTRL+S= Spara bild/metadata</w:t>
       </w:r>
     </w:p>
     <w:p>
@@ -2851,7 +2879,6 @@
         </w:numPr>
       </w:pPr>
       <w:r>
-        <w:lastRenderedPageBreak/>
         <w:t>P= Panoramaläge</w:t>
       </w:r>
     </w:p>
@@ -3325,6 +3352,7 @@
           <w:lang w:val="en-US"/>
         </w:rPr>
       </w:pPr>
+      <w:proofErr w:type="spellStart"/>
       <w:r>
         <w:rPr>
           <w:lang w:val="en-US"/>
@@ -3332,6 +3360,7 @@
         <w:lastRenderedPageBreak/>
         <w:t>Formatet</w:t>
       </w:r>
+      <w:proofErr w:type="spellEnd"/>
     </w:p>
     <w:p>
       <w:pPr>
@@ -3339,11 +3368,19 @@
           <w:lang w:val="en-US"/>
         </w:rPr>
       </w:pPr>
+      <w:proofErr w:type="spellStart"/>
       <w:r>
         <w:rPr>
           <w:lang w:val="en-US"/>
         </w:rPr>
-        <w:t>Stad (City/Township), County, Stat, Land</w:t>
+        <w:t>Stad</w:t>
+      </w:r>
+      <w:proofErr w:type="spellEnd"/>
+      <w:r>
+        <w:rPr>
+          <w:lang w:val="en-US"/>
+        </w:rPr>
+        <w:t xml:space="preserve"> (City/Township), County, Stat, Land</w:t>
       </w:r>
     </w:p>
     <w:p>
@@ -3418,7 +3455,20 @@
           <w:lang w:val="en-US"/>
         </w:rPr>
         <w:tab/>
-        <w:t>Landsbygd: Chisago Lake Twp, Chisago, MN, USA</w:t>
+      </w:r>
+      <w:proofErr w:type="spellStart"/>
+      <w:r>
+        <w:rPr>
+          <w:lang w:val="en-US"/>
+        </w:rPr>
+        <w:t>Landsbygd</w:t>
+      </w:r>
+      <w:proofErr w:type="spellEnd"/>
+      <w:r>
+        <w:rPr>
+          <w:lang w:val="en-US"/>
+        </w:rPr>
+        <w:t>: Chisago Lake Twp, Chisago, MN, USA</w:t>
       </w:r>
     </w:p>
     <w:p>
@@ -3467,7 +3517,49 @@
           <w:lang w:val="en-US"/>
         </w:rPr>
         <w:tab/>
-        <w:t>const parts = placString.split(',').map(p =&gt; p.trim());</w:t>
+        <w:t xml:space="preserve">const parts = </w:t>
+      </w:r>
+      <w:proofErr w:type="spellStart"/>
+      <w:r>
+        <w:rPr>
+          <w:lang w:val="en-US"/>
+        </w:rPr>
+        <w:t>placString.split</w:t>
+      </w:r>
+      <w:proofErr w:type="spellEnd"/>
+      <w:r>
+        <w:rPr>
+          <w:lang w:val="en-US"/>
+        </w:rPr>
+        <w:t>(','</w:t>
+      </w:r>
+      <w:proofErr w:type="gramStart"/>
+      <w:r>
+        <w:rPr>
+          <w:lang w:val="en-US"/>
+        </w:rPr>
+        <w:t>).map</w:t>
+      </w:r>
+      <w:proofErr w:type="gramEnd"/>
+      <w:r>
+        <w:rPr>
+          <w:lang w:val="en-US"/>
+        </w:rPr>
+        <w:t xml:space="preserve">(p =&gt; </w:t>
+      </w:r>
+      <w:proofErr w:type="spellStart"/>
+      <w:r>
+        <w:rPr>
+          <w:lang w:val="en-US"/>
+        </w:rPr>
+        <w:t>p.trim</w:t>
+      </w:r>
+      <w:proofErr w:type="spellEnd"/>
+      <w:r>
+        <w:rPr>
+          <w:lang w:val="en-US"/>
+        </w:rPr>
+        <w:t>());</w:t>
       </w:r>
     </w:p>
     <w:p>
@@ -6828,6 +6920,7 @@
   <w:style w:type="character" w:default="1" w:styleId="DefaultParagraphFont">
     <w:name w:val="Default Paragraph Font"/>
     <w:uiPriority w:val="1"/>
+    <w:semiHidden/>
     <w:unhideWhenUsed/>
   </w:style>
   <w:style w:type="table" w:default="1" w:styleId="TableNormal">
